--- a/ZacharyCygan_resume.docx
+++ b/ZacharyCygan_resume.docx
@@ -53,7 +53,6 @@
           <w:rFonts w:ascii="Arial" w:cs="Arial" w:eastAsia="Arial" w:hAnsi="Arial"/>
           <w:sz w:val="22"/>
           <w:szCs w:val="22"/>
-          <w:highlight w:val="yellow"/>
         </w:rPr>
       </w:pPr>
       <w:r>
@@ -74,12 +73,20 @@
           <w:rtl w:val="0"/>
         </w:rPr>
         <w:t xml:space="preserve">| </w:t>
+      </w:r>
+      <w:r>
+        <w:rPr>
+          <w:rFonts w:ascii="Arial" w:cs="Arial" w:eastAsia="Arial" w:hAnsi="Arial"/>
+          <w:sz w:val="22"/>
+          <w:szCs w:val="22"/>
+          <w:rtl w:val="0"/>
+        </w:rPr>
+        <w:t xml:space="preserve">Irvine, CA | </w:t>
       </w:r>
       <w:hyperlink r:id="rId7">
         <w:r>
           <w:rPr>
             <w:rFonts w:ascii="Arial" w:cs="Arial" w:eastAsia="Arial" w:hAnsi="Arial"/>
-            <w:color w:val="000000"/>
             <w:sz w:val="22"/>
             <w:szCs w:val="22"/>
             <w:rtl w:val="0"/>
@@ -94,55 +101,47 @@
           <w:szCs w:val="22"/>
           <w:rtl w:val="0"/>
         </w:rPr>
-        <w:t xml:space="preserve"> </w:t>
-      </w:r>
-      <w:r>
-        <w:rPr>
-          <w:rFonts w:ascii="Arial" w:cs="Arial" w:eastAsia="Arial" w:hAnsi="Arial"/>
-          <w:color w:val="000000"/>
-          <w:sz w:val="22"/>
-          <w:szCs w:val="22"/>
-          <w:rtl w:val="0"/>
-        </w:rPr>
-        <w:t xml:space="preserve">| </w:t>
-      </w:r>
-      <w:r>
-        <w:rPr>
-          <w:rFonts w:ascii="Arial" w:cs="Arial" w:eastAsia="Arial" w:hAnsi="Arial"/>
-          <w:sz w:val="22"/>
-          <w:szCs w:val="22"/>
-          <w:rtl w:val="0"/>
-        </w:rPr>
-        <w:t xml:space="preserve">Irvine, CA |</w:t>
-      </w:r>
-      <w:r>
-        <w:rPr>
-          <w:rFonts w:ascii="Arial" w:cs="Arial" w:eastAsia="Arial" w:hAnsi="Arial"/>
-          <w:sz w:val="22"/>
-          <w:szCs w:val="22"/>
-          <w:highlight w:val="yellow"/>
-          <w:rtl w:val="0"/>
-        </w:rPr>
-        <w:t xml:space="preserve"> LINKEDIN GOES HERE</w:t>
-      </w:r>
-      <w:r>
-        <w:rPr>
-          <w:rFonts w:ascii="Arial" w:cs="Arial" w:eastAsia="Arial" w:hAnsi="Arial"/>
-          <w:sz w:val="22"/>
-          <w:szCs w:val="22"/>
-          <w:rtl w:val="0"/>
-        </w:rPr>
         <w:t xml:space="preserve"> | </w:t>
       </w:r>
-      <w:r>
-        <w:rPr>
-          <w:rFonts w:ascii="Arial" w:cs="Arial" w:eastAsia="Arial" w:hAnsi="Arial"/>
-          <w:sz w:val="22"/>
-          <w:szCs w:val="22"/>
-          <w:highlight w:val="yellow"/>
-          <w:rtl w:val="0"/>
-        </w:rPr>
-        <w:t xml:space="preserve">PORTFOLIO</w:t>
+      <w:hyperlink r:id="rId8">
+        <w:r>
+          <w:rPr>
+            <w:rFonts w:ascii="Arial" w:cs="Arial" w:eastAsia="Arial" w:hAnsi="Arial"/>
+            <w:color w:val="1155cc"/>
+            <w:sz w:val="22"/>
+            <w:szCs w:val="22"/>
+            <w:u w:val="single"/>
+            <w:rtl w:val="0"/>
+          </w:rPr>
+          <w:t xml:space="preserve">LinkedIn</w:t>
+        </w:r>
+      </w:hyperlink>
+      <w:r>
+        <w:rPr>
+          <w:rFonts w:ascii="Arial" w:cs="Arial" w:eastAsia="Arial" w:hAnsi="Arial"/>
+          <w:sz w:val="22"/>
+          <w:szCs w:val="22"/>
+          <w:rtl w:val="0"/>
+        </w:rPr>
+        <w:t xml:space="preserve"> | </w:t>
+      </w:r>
+      <w:hyperlink r:id="rId9">
+        <w:r>
+          <w:rPr>
+            <w:rFonts w:ascii="Arial" w:cs="Arial" w:eastAsia="Arial" w:hAnsi="Arial"/>
+            <w:color w:val="1155cc"/>
+            <w:sz w:val="22"/>
+            <w:szCs w:val="22"/>
+            <w:u w:val="single"/>
+            <w:rtl w:val="0"/>
+          </w:rPr>
+          <w:t xml:space="preserve">Portfolio</w:t>
+        </w:r>
+      </w:hyperlink>
+      <w:r>
+        <w:rPr>
+          <w:rtl w:val="0"/>
+        </w:rPr>
       </w:r>
     </w:p>
     <w:p>
@@ -213,29 +212,31 @@
     </w:p>
     <w:p>
       <w:pPr>
-        <w:keepNext w:val="0"/>
-        <w:widowControl w:val="0"/>
         <w:numPr>
           <w:ilvl w:val="0"/>
           <w:numId w:val="1"/>
         </w:numPr>
-        <w:pBdr>
-          <w:top w:color="000000" w:space="0" w:sz="0" w:val="none"/>
-          <w:left w:color="000000" w:space="0" w:sz="0" w:val="none"/>
-          <w:bottom w:color="000000" w:space="0" w:sz="0" w:val="none"/>
-          <w:right w:color="000000" w:space="0" w:sz="0" w:val="none"/>
-        </w:pBdr>
-        <w:tabs>
-          <w:tab w:val="right" w:leader="none" w:pos="10800"/>
-        </w:tabs>
-        <w:ind w:left="720" w:right="0" w:hanging="247.99999999999997"/>
-        <w:rPr>
-          <w:rFonts w:ascii="Arial" w:cs="Arial" w:eastAsia="Arial" w:hAnsi="Arial"/>
-          <w:sz w:val="22"/>
-          <w:szCs w:val="22"/>
-          <w:highlight w:val="yellow"/>
-        </w:rPr>
-      </w:pPr>
+        <w:tabs>
+          <w:tab w:val="right" w:leader="none" w:pos="10800"/>
+        </w:tabs>
+        <w:ind w:left="720" w:hanging="360"/>
+        <w:rPr>
+          <w:rFonts w:ascii="Arial" w:cs="Arial" w:eastAsia="Arial" w:hAnsi="Arial"/>
+          <w:sz w:val="22"/>
+          <w:szCs w:val="22"/>
+        </w:rPr>
+      </w:pPr>
+      <w:r>
+        <w:rPr>
+          <w:rFonts w:ascii="Arial" w:cs="Arial" w:eastAsia="Arial" w:hAnsi="Arial"/>
+          <w:sz w:val="22"/>
+          <w:szCs w:val="22"/>
+          <w:rtl w:val="0"/>
+        </w:rPr>
+        <w:t xml:space="preserve">UC Irvine, edX Full Stack Development Bootcamp</w:t>
+        <w:tab/>
+        <w:t xml:space="preserve">In Progress</w:t>
+      </w:r>
       <w:r>
         <w:rPr>
           <w:rtl w:val="0"/>
@@ -404,7 +405,6 @@
           <w:i w:val="1"/>
           <w:sz w:val="22"/>
           <w:szCs w:val="22"/>
-          <w:highlight w:val="yellow"/>
         </w:rPr>
       </w:pPr>
       <w:r>
@@ -445,18 +445,16 @@
           <w:rFonts w:ascii="Arial" w:cs="Arial" w:eastAsia="Arial" w:hAnsi="Arial"/>
           <w:sz w:val="22"/>
           <w:szCs w:val="22"/>
-          <w:highlight w:val="yellow"/>
-        </w:rPr>
-      </w:pPr>
-      <w:r>
-        <w:rPr>
-          <w:rFonts w:ascii="Arial" w:cs="Arial" w:eastAsia="Arial" w:hAnsi="Arial"/>
-          <w:sz w:val="22"/>
-          <w:szCs w:val="22"/>
-          <w:highlight w:val="yellow"/>
-          <w:rtl w:val="0"/>
-        </w:rPr>
-        <w:t xml:space="preserve"> </w:t>
+        </w:rPr>
+      </w:pPr>
+      <w:r>
+        <w:rPr>
+          <w:rFonts w:ascii="Arial" w:cs="Arial" w:eastAsia="Arial" w:hAnsi="Arial"/>
+          <w:sz w:val="22"/>
+          <w:szCs w:val="22"/>
+          <w:rtl w:val="0"/>
+        </w:rPr>
+        <w:t xml:space="preserve">Product picking, processing, and shipping of approximately 1200 orders per day</w:t>
       </w:r>
     </w:p>
     <w:p>
@@ -481,117 +479,16 @@
           <w:rFonts w:ascii="Arial" w:cs="Arial" w:eastAsia="Arial" w:hAnsi="Arial"/>
           <w:sz w:val="22"/>
           <w:szCs w:val="22"/>
-          <w:highlight w:val="yellow"/>
-        </w:rPr>
-      </w:pPr>
-      <w:r>
-        <w:rPr>
-          <w:rtl w:val="0"/>
-        </w:rPr>
-      </w:r>
-    </w:p>
-    <w:p>
-      <w:pPr>
-        <w:keepNext w:val="0"/>
-        <w:widowControl w:val="0"/>
-        <w:pBdr>
-          <w:top w:color="000000" w:space="0" w:sz="0" w:val="none"/>
-          <w:left w:color="000000" w:space="0" w:sz="0" w:val="none"/>
-          <w:bottom w:color="000000" w:space="0" w:sz="0" w:val="none"/>
-          <w:right w:color="000000" w:space="0" w:sz="0" w:val="none"/>
-        </w:pBdr>
-        <w:tabs>
-          <w:tab w:val="right" w:leader="none" w:pos="10800"/>
-        </w:tabs>
-        <w:spacing w:before="60" w:lineRule="auto"/>
-        <w:ind w:left="0" w:right="0" w:firstLine="0"/>
-        <w:jc w:val="left"/>
-        <w:rPr>
-          <w:rFonts w:ascii="Arial" w:cs="Arial" w:eastAsia="Arial" w:hAnsi="Arial"/>
-          <w:b w:val="1"/>
-          <w:smallCaps w:val="1"/>
-          <w:sz w:val="22"/>
-          <w:szCs w:val="22"/>
-        </w:rPr>
-      </w:pPr>
-      <w:r>
-        <w:rPr>
-          <w:rtl w:val="0"/>
-        </w:rPr>
-      </w:r>
-    </w:p>
-    <w:p>
-      <w:pPr>
-        <w:keepNext w:val="0"/>
-        <w:widowControl w:val="0"/>
-        <w:tabs>
-          <w:tab w:val="right" w:leader="none" w:pos="10800"/>
-        </w:tabs>
-        <w:spacing w:after="0" w:before="0" w:lineRule="auto"/>
-        <w:ind w:left="0" w:right="0" w:firstLine="0"/>
-        <w:jc w:val="left"/>
-        <w:rPr>
-          <w:rFonts w:ascii="Arial" w:cs="Arial" w:eastAsia="Arial" w:hAnsi="Arial"/>
-          <w:sz w:val="22"/>
-          <w:szCs w:val="22"/>
-        </w:rPr>
-      </w:pPr>
-      <w:r>
-        <w:rPr>
-          <w:rFonts w:ascii="Arial" w:cs="Arial" w:eastAsia="Arial" w:hAnsi="Arial"/>
-          <w:b w:val="1"/>
-          <w:sz w:val="22"/>
-          <w:szCs w:val="22"/>
-          <w:rtl w:val="0"/>
-        </w:rPr>
-        <w:t xml:space="preserve">Micro Center,</w:t>
-      </w:r>
-      <w:r>
-        <w:rPr>
-          <w:rFonts w:ascii="Arial" w:cs="Arial" w:eastAsia="Arial" w:hAnsi="Arial"/>
-          <w:sz w:val="22"/>
-          <w:szCs w:val="22"/>
-          <w:rtl w:val="0"/>
-        </w:rPr>
-        <w:t xml:space="preserve"> Tustin, CA</w:t>
-        <w:tab/>
-        <w:t xml:space="preserve">January 2019 - December 2019</w:t>
-      </w:r>
-    </w:p>
-    <w:p>
-      <w:pPr>
-        <w:keepNext w:val="0"/>
-        <w:widowControl w:val="0"/>
-        <w:tabs>
-          <w:tab w:val="right" w:leader="none" w:pos="10800"/>
-        </w:tabs>
-        <w:spacing w:after="0" w:before="0" w:lineRule="auto"/>
-        <w:ind w:left="0" w:right="0" w:firstLine="0"/>
-        <w:jc w:val="left"/>
-        <w:rPr>
-          <w:rFonts w:ascii="Arial" w:cs="Arial" w:eastAsia="Arial" w:hAnsi="Arial"/>
-          <w:sz w:val="22"/>
-          <w:szCs w:val="22"/>
-        </w:rPr>
-      </w:pPr>
-      <w:r>
-        <w:rPr>
-          <w:rFonts w:ascii="Arial" w:cs="Arial" w:eastAsia="Arial" w:hAnsi="Arial"/>
-          <w:i w:val="1"/>
-          <w:sz w:val="22"/>
-          <w:szCs w:val="22"/>
-          <w:rtl w:val="0"/>
-        </w:rPr>
-        <w:t xml:space="preserve">Inventory Specialist</w:t>
-      </w:r>
-      <w:r>
-        <w:rPr>
-          <w:rFonts w:ascii="Arial" w:cs="Arial" w:eastAsia="Arial" w:hAnsi="Arial"/>
-          <w:sz w:val="22"/>
-          <w:szCs w:val="22"/>
-          <w:rtl w:val="0"/>
-        </w:rPr>
-        <w:t xml:space="preserve"> </w:t>
+        </w:rPr>
+      </w:pPr>
+      <w:r>
+        <w:rPr>
+          <w:rFonts w:ascii="Arial" w:cs="Arial" w:eastAsia="Arial" w:hAnsi="Arial"/>
+          <w:sz w:val="22"/>
+          <w:szCs w:val="22"/>
+          <w:rtl w:val="0"/>
+        </w:rPr>
+        <w:t xml:space="preserve">Restocking and ordering of inventory on a daily basis</w:t>
       </w:r>
     </w:p>
     <w:p>
@@ -611,23 +508,125 @@
         <w:tabs>
           <w:tab w:val="right" w:leader="none" w:pos="10800"/>
         </w:tabs>
+        <w:ind w:left="720" w:right="0" w:hanging="247.99999999999997"/>
+        <w:rPr>
+          <w:rFonts w:ascii="Arial" w:cs="Arial" w:eastAsia="Arial" w:hAnsi="Arial"/>
+          <w:sz w:val="22"/>
+          <w:szCs w:val="22"/>
+        </w:rPr>
+      </w:pPr>
+      <w:r>
+        <w:rPr>
+          <w:rFonts w:ascii="Arial" w:cs="Arial" w:eastAsia="Arial" w:hAnsi="Arial"/>
+          <w:sz w:val="22"/>
+          <w:szCs w:val="22"/>
+          <w:rtl w:val="0"/>
+        </w:rPr>
+        <w:t xml:space="preserve">Oversight of team consisting of 7 members; daily morning check-ins for goals</w:t>
+      </w:r>
+    </w:p>
+    <w:p>
+      <w:pPr>
+        <w:keepNext w:val="0"/>
+        <w:widowControl w:val="0"/>
+        <w:pBdr>
+          <w:top w:color="000000" w:space="0" w:sz="0" w:val="none"/>
+          <w:left w:color="000000" w:space="0" w:sz="0" w:val="none"/>
+          <w:bottom w:color="000000" w:space="0" w:sz="0" w:val="none"/>
+          <w:right w:color="000000" w:space="0" w:sz="0" w:val="none"/>
+        </w:pBdr>
+        <w:tabs>
+          <w:tab w:val="right" w:leader="none" w:pos="10800"/>
+        </w:tabs>
+        <w:spacing w:before="60" w:lineRule="auto"/>
+        <w:ind w:left="0" w:right="0" w:firstLine="0"/>
+        <w:jc w:val="left"/>
+        <w:rPr>
+          <w:rFonts w:ascii="Arial" w:cs="Arial" w:eastAsia="Arial" w:hAnsi="Arial"/>
+          <w:b w:val="1"/>
+          <w:smallCaps w:val="1"/>
+          <w:sz w:val="22"/>
+          <w:szCs w:val="22"/>
+        </w:rPr>
+      </w:pPr>
+      <w:r>
+        <w:rPr>
+          <w:rtl w:val="0"/>
+        </w:rPr>
+      </w:r>
+    </w:p>
+    <w:p>
+      <w:pPr>
+        <w:keepNext w:val="0"/>
+        <w:widowControl w:val="0"/>
+        <w:tabs>
+          <w:tab w:val="right" w:leader="none" w:pos="10800"/>
+        </w:tabs>
         <w:spacing w:after="0" w:before="0" w:lineRule="auto"/>
-        <w:ind w:left="720" w:right="0" w:hanging="247.99999999999997"/>
-        <w:jc w:val="left"/>
-        <w:rPr>
-          <w:rFonts w:ascii="Arial" w:cs="Arial" w:eastAsia="Arial" w:hAnsi="Arial"/>
-          <w:sz w:val="22"/>
-          <w:szCs w:val="22"/>
-        </w:rPr>
-      </w:pPr>
-      <w:r>
-        <w:rPr>
-          <w:rFonts w:ascii="Arial" w:cs="Arial" w:eastAsia="Arial" w:hAnsi="Arial"/>
-          <w:sz w:val="22"/>
-          <w:szCs w:val="22"/>
-          <w:rtl w:val="0"/>
-        </w:rPr>
-        <w:t xml:space="preserve">Controlled and checked-in 4+ product shipments per week, picked and packed orders, and processed and created an electronic invoice to send to customer to indicate order completion</w:t>
+        <w:ind w:left="0" w:right="0" w:firstLine="0"/>
+        <w:jc w:val="left"/>
+        <w:rPr>
+          <w:rFonts w:ascii="Arial" w:cs="Arial" w:eastAsia="Arial" w:hAnsi="Arial"/>
+          <w:sz w:val="22"/>
+          <w:szCs w:val="22"/>
+        </w:rPr>
+      </w:pPr>
+      <w:r>
+        <w:rPr>
+          <w:rFonts w:ascii="Arial" w:cs="Arial" w:eastAsia="Arial" w:hAnsi="Arial"/>
+          <w:b w:val="1"/>
+          <w:sz w:val="22"/>
+          <w:szCs w:val="22"/>
+          <w:rtl w:val="0"/>
+        </w:rPr>
+        <w:t xml:space="preserve">Micro Center,</w:t>
+      </w:r>
+      <w:r>
+        <w:rPr>
+          <w:rFonts w:ascii="Arial" w:cs="Arial" w:eastAsia="Arial" w:hAnsi="Arial"/>
+          <w:sz w:val="22"/>
+          <w:szCs w:val="22"/>
+          <w:rtl w:val="0"/>
+        </w:rPr>
+        <w:t xml:space="preserve"> Tustin, CA</w:t>
+        <w:tab/>
+        <w:t xml:space="preserve">January 2019 - December 2019</w:t>
+      </w:r>
+    </w:p>
+    <w:p>
+      <w:pPr>
+        <w:keepNext w:val="0"/>
+        <w:widowControl w:val="0"/>
+        <w:tabs>
+          <w:tab w:val="right" w:leader="none" w:pos="10800"/>
+        </w:tabs>
+        <w:spacing w:after="0" w:before="0" w:lineRule="auto"/>
+        <w:ind w:left="0" w:right="0" w:firstLine="0"/>
+        <w:jc w:val="left"/>
+        <w:rPr>
+          <w:rFonts w:ascii="Arial" w:cs="Arial" w:eastAsia="Arial" w:hAnsi="Arial"/>
+          <w:sz w:val="22"/>
+          <w:szCs w:val="22"/>
+        </w:rPr>
+      </w:pPr>
+      <w:r>
+        <w:rPr>
+          <w:rFonts w:ascii="Arial" w:cs="Arial" w:eastAsia="Arial" w:hAnsi="Arial"/>
+          <w:i w:val="1"/>
+          <w:sz w:val="22"/>
+          <w:szCs w:val="22"/>
+          <w:rtl w:val="0"/>
+        </w:rPr>
+        <w:t xml:space="preserve">Inventory Specialist</w:t>
+      </w:r>
+      <w:r>
+        <w:rPr>
+          <w:rFonts w:ascii="Arial" w:cs="Arial" w:eastAsia="Arial" w:hAnsi="Arial"/>
+          <w:sz w:val="22"/>
+          <w:szCs w:val="22"/>
+          <w:rtl w:val="0"/>
+        </w:rPr>
+        <w:t xml:space="preserve"> </w:t>
       </w:r>
     </w:p>
     <w:p>
@@ -647,6 +646,42 @@
         <w:tabs>
           <w:tab w:val="right" w:leader="none" w:pos="10800"/>
         </w:tabs>
+        <w:spacing w:after="0" w:before="0" w:lineRule="auto"/>
+        <w:ind w:left="720" w:right="0" w:hanging="247.99999999999997"/>
+        <w:jc w:val="left"/>
+        <w:rPr>
+          <w:rFonts w:ascii="Arial" w:cs="Arial" w:eastAsia="Arial" w:hAnsi="Arial"/>
+          <w:sz w:val="22"/>
+          <w:szCs w:val="22"/>
+        </w:rPr>
+      </w:pPr>
+      <w:r>
+        <w:rPr>
+          <w:rFonts w:ascii="Arial" w:cs="Arial" w:eastAsia="Arial" w:hAnsi="Arial"/>
+          <w:sz w:val="22"/>
+          <w:szCs w:val="22"/>
+          <w:rtl w:val="0"/>
+        </w:rPr>
+        <w:t xml:space="preserve">Controlled and checked-in 4+ product shipments per week, picked and packed orders, and processed and created an electronic invoice to send to customer to indicate order completion</w:t>
+      </w:r>
+    </w:p>
+    <w:p>
+      <w:pPr>
+        <w:keepNext w:val="0"/>
+        <w:widowControl w:val="0"/>
+        <w:numPr>
+          <w:ilvl w:val="0"/>
+          <w:numId w:val="1"/>
+        </w:numPr>
+        <w:pBdr>
+          <w:top w:color="000000" w:space="0" w:sz="0" w:val="none"/>
+          <w:left w:color="000000" w:space="0" w:sz="0" w:val="none"/>
+          <w:bottom w:color="000000" w:space="0" w:sz="0" w:val="none"/>
+          <w:right w:color="000000" w:space="0" w:sz="0" w:val="none"/>
+        </w:pBdr>
+        <w:tabs>
+          <w:tab w:val="right" w:leader="none" w:pos="10800"/>
+        </w:tabs>
         <w:spacing w:after="60" w:before="0" w:lineRule="auto"/>
         <w:ind w:left="720" w:right="0" w:hanging="247.99999999999997"/>
         <w:jc w:val="left"/>
@@ -1444,7 +1479,6 @@
           <w:color w:val="0000ff"/>
           <w:sz w:val="22"/>
           <w:szCs w:val="22"/>
-          <w:highlight w:val="yellow"/>
           <w:rtl w:val="0"/>
         </w:rPr>
         <w:t xml:space="preserve">SKILLS</w:t>
@@ -1528,7 +1562,7 @@
           <w:szCs w:val="22"/>
           <w:rtl w:val="0"/>
         </w:rPr>
-        <w:t xml:space="preserve">Skilled in mathematics</w:t>
+        <w:t xml:space="preserve">Efficiency and time management</w:t>
       </w:r>
     </w:p>
     <w:p>
@@ -1564,7 +1598,7 @@
           <w:szCs w:val="22"/>
           <w:rtl w:val="0"/>
         </w:rPr>
-        <w:t xml:space="preserve">Efficient</w:t>
+        <w:t xml:space="preserve">Teamwork and solo work</w:t>
       </w:r>
     </w:p>
     <w:p>
@@ -1600,7 +1634,7 @@
           <w:szCs w:val="22"/>
           <w:rtl w:val="0"/>
         </w:rPr>
-        <w:t xml:space="preserve">Collaborative with peers</w:t>
+        <w:t xml:space="preserve">Effective communicator</w:t>
       </w:r>
     </w:p>
     <w:p>
@@ -1636,7 +1670,7 @@
           <w:szCs w:val="22"/>
           <w:rtl w:val="0"/>
         </w:rPr>
-        <w:t xml:space="preserve">Strong work ethic</w:t>
+        <w:t xml:space="preserve">Adaptive to situations</w:t>
       </w:r>
     </w:p>
     <w:p>
@@ -1663,16 +1697,17 @@
           <w:rFonts w:ascii="Arial" w:cs="Arial" w:eastAsia="Arial" w:hAnsi="Arial"/>
           <w:sz w:val="22"/>
           <w:szCs w:val="22"/>
-        </w:rPr>
-      </w:pPr>
-      <w:r>
-        <w:rPr>
-          <w:rFonts w:ascii="Arial" w:cs="Arial" w:eastAsia="Arial" w:hAnsi="Arial"/>
-          <w:sz w:val="22"/>
-          <w:szCs w:val="22"/>
-          <w:rtl w:val="0"/>
-        </w:rPr>
-        <w:t xml:space="preserve">Knowledgeable in computer engineering, hardware, and software</w:t>
+          <w:u w:val="none"/>
+        </w:rPr>
+      </w:pPr>
+      <w:r>
+        <w:rPr>
+          <w:rFonts w:ascii="Arial" w:cs="Arial" w:eastAsia="Arial" w:hAnsi="Arial"/>
+          <w:sz w:val="22"/>
+          <w:szCs w:val="22"/>
+          <w:rtl w:val="0"/>
+        </w:rPr>
+        <w:t xml:space="preserve">Leadership role</w:t>
       </w:r>
     </w:p>
     <w:p>
@@ -1699,16 +1734,17 @@
           <w:rFonts w:ascii="Arial" w:cs="Arial" w:eastAsia="Arial" w:hAnsi="Arial"/>
           <w:sz w:val="22"/>
           <w:szCs w:val="22"/>
-        </w:rPr>
-      </w:pPr>
-      <w:r>
-        <w:rPr>
-          <w:rFonts w:ascii="Arial" w:cs="Arial" w:eastAsia="Arial" w:hAnsi="Arial"/>
-          <w:sz w:val="22"/>
-          <w:szCs w:val="22"/>
-          <w:rtl w:val="0"/>
-        </w:rPr>
-        <w:t xml:space="preserve">Effective communicator</w:t>
+          <w:u w:val="none"/>
+        </w:rPr>
+      </w:pPr>
+      <w:r>
+        <w:rPr>
+          <w:rFonts w:ascii="Arial" w:cs="Arial" w:eastAsia="Arial" w:hAnsi="Arial"/>
+          <w:sz w:val="22"/>
+          <w:szCs w:val="22"/>
+          <w:rtl w:val="0"/>
+        </w:rPr>
+        <w:t xml:space="preserve">Problem-solving</w:t>
       </w:r>
     </w:p>
     <w:p>
@@ -1744,7 +1780,7 @@
           <w:szCs w:val="22"/>
           <w:rtl w:val="0"/>
         </w:rPr>
-        <w:t xml:space="preserve">Inventory</w:t>
+        <w:t xml:space="preserve">JavaScript</w:t>
       </w:r>
     </w:p>
     <w:p>
@@ -1771,16 +1807,17 @@
           <w:rFonts w:ascii="Arial" w:cs="Arial" w:eastAsia="Arial" w:hAnsi="Arial"/>
           <w:sz w:val="22"/>
           <w:szCs w:val="22"/>
-        </w:rPr>
-      </w:pPr>
-      <w:r>
-        <w:rPr>
-          <w:rFonts w:ascii="Arial" w:cs="Arial" w:eastAsia="Arial" w:hAnsi="Arial"/>
-          <w:sz w:val="22"/>
-          <w:szCs w:val="22"/>
-          <w:rtl w:val="0"/>
-        </w:rPr>
-        <w:t xml:space="preserve">management</w:t>
+          <w:u w:val="none"/>
+        </w:rPr>
+      </w:pPr>
+      <w:r>
+        <w:rPr>
+          <w:rFonts w:ascii="Arial" w:cs="Arial" w:eastAsia="Arial" w:hAnsi="Arial"/>
+          <w:sz w:val="22"/>
+          <w:szCs w:val="22"/>
+          <w:rtl w:val="0"/>
+        </w:rPr>
+        <w:t xml:space="preserve">React</w:t>
       </w:r>
     </w:p>
     <w:p>
@@ -1807,16 +1844,17 @@
           <w:rFonts w:ascii="Arial" w:cs="Arial" w:eastAsia="Arial" w:hAnsi="Arial"/>
           <w:sz w:val="22"/>
           <w:szCs w:val="22"/>
-        </w:rPr>
-      </w:pPr>
-      <w:r>
-        <w:rPr>
-          <w:rFonts w:ascii="Arial" w:cs="Arial" w:eastAsia="Arial" w:hAnsi="Arial"/>
-          <w:sz w:val="22"/>
-          <w:szCs w:val="22"/>
-          <w:rtl w:val="0"/>
-        </w:rPr>
-        <w:t xml:space="preserve">Fast learner</w:t>
+          <w:u w:val="none"/>
+        </w:rPr>
+      </w:pPr>
+      <w:r>
+        <w:rPr>
+          <w:rFonts w:ascii="Arial" w:cs="Arial" w:eastAsia="Arial" w:hAnsi="Arial"/>
+          <w:sz w:val="22"/>
+          <w:szCs w:val="22"/>
+          <w:rtl w:val="0"/>
+        </w:rPr>
+        <w:t xml:space="preserve">Express</w:t>
       </w:r>
     </w:p>
     <w:p>
@@ -1843,6 +1881,81 @@
           <w:rFonts w:ascii="Arial" w:cs="Arial" w:eastAsia="Arial" w:hAnsi="Arial"/>
           <w:sz w:val="22"/>
           <w:szCs w:val="22"/>
+          <w:u w:val="none"/>
+        </w:rPr>
+      </w:pPr>
+      <w:r>
+        <w:rPr>
+          <w:rFonts w:ascii="Arial" w:cs="Arial" w:eastAsia="Arial" w:hAnsi="Arial"/>
+          <w:sz w:val="22"/>
+          <w:szCs w:val="22"/>
+          <w:rtl w:val="0"/>
+        </w:rPr>
+        <w:t xml:space="preserve">MongoDB</w:t>
+      </w:r>
+    </w:p>
+    <w:p>
+      <w:pPr>
+        <w:keepNext w:val="0"/>
+        <w:widowControl w:val="0"/>
+        <w:numPr>
+          <w:ilvl w:val="0"/>
+          <w:numId w:val="4"/>
+        </w:numPr>
+        <w:pBdr>
+          <w:top w:color="000000" w:space="0" w:sz="0" w:val="none"/>
+          <w:left w:color="000000" w:space="0" w:sz="0" w:val="none"/>
+          <w:bottom w:color="000000" w:space="0" w:sz="0" w:val="none"/>
+          <w:right w:color="000000" w:space="0" w:sz="0" w:val="none"/>
+        </w:pBdr>
+        <w:tabs>
+          <w:tab w:val="right" w:leader="none" w:pos="10800"/>
+        </w:tabs>
+        <w:spacing w:after="0" w:before="0" w:lineRule="auto"/>
+        <w:ind w:left="720" w:right="0" w:hanging="247.99999999999997"/>
+        <w:jc w:val="left"/>
+        <w:rPr>
+          <w:rFonts w:ascii="Arial" w:cs="Arial" w:eastAsia="Arial" w:hAnsi="Arial"/>
+          <w:sz w:val="22"/>
+          <w:szCs w:val="22"/>
+          <w:u w:val="none"/>
+        </w:rPr>
+      </w:pPr>
+      <w:r>
+        <w:rPr>
+          <w:rFonts w:ascii="Arial" w:cs="Arial" w:eastAsia="Arial" w:hAnsi="Arial"/>
+          <w:sz w:val="22"/>
+          <w:szCs w:val="22"/>
+          <w:rtl w:val="0"/>
+        </w:rPr>
+        <w:t xml:space="preserve">MySQL</w:t>
+      </w:r>
+    </w:p>
+    <w:p>
+      <w:pPr>
+        <w:keepNext w:val="0"/>
+        <w:widowControl w:val="0"/>
+        <w:numPr>
+          <w:ilvl w:val="0"/>
+          <w:numId w:val="4"/>
+        </w:numPr>
+        <w:pBdr>
+          <w:top w:color="000000" w:space="0" w:sz="0" w:val="none"/>
+          <w:left w:color="000000" w:space="0" w:sz="0" w:val="none"/>
+          <w:bottom w:color="000000" w:space="0" w:sz="0" w:val="none"/>
+          <w:right w:color="000000" w:space="0" w:sz="0" w:val="none"/>
+        </w:pBdr>
+        <w:tabs>
+          <w:tab w:val="right" w:leader="none" w:pos="10800"/>
+        </w:tabs>
+        <w:spacing w:after="0" w:before="0" w:lineRule="auto"/>
+        <w:ind w:left="720" w:right="0" w:hanging="247.99999999999997"/>
+        <w:jc w:val="left"/>
+        <w:rPr>
+          <w:rFonts w:ascii="Arial" w:cs="Arial" w:eastAsia="Arial" w:hAnsi="Arial"/>
+          <w:sz w:val="22"/>
+          <w:szCs w:val="22"/>
+          <w:u w:val="none"/>
         </w:rPr>
         <w:sectPr>
           <w:type w:val="continuous"/>
@@ -1861,7 +1974,7 @@
           <w:szCs w:val="22"/>
           <w:rtl w:val="0"/>
         </w:rPr>
-        <w:t xml:space="preserve">Great listener</w:t>
+        <w:t xml:space="preserve">Node</w:t>
       </w:r>
     </w:p>
     <w:p>
@@ -2995,8 +3108,8 @@
 </file>
 
 <file path=customXML/item1.xml><?xml version="1.0" encoding="utf-8"?>
-<go:gDocsCustomXmlDataStorage xmlns:go="http://customooxmlschemas.google.com/" xmlns:r="http://schemas.openxmlformats.org/officeDocument/2006/relationships" uri="GoogleDocsCustomDataVersion1">
-  <go:docsCustomData xmlns:go="http://customooxmlschemas.google.com/" roundtripDataSignature="AMtx7miPNqNq+TXWLlcJqKparNBRVELIxg==">AMUW2mVaTOrjLRouxzDCModt4OIkrgwuDZxwY+NIUFMrJGyEGWSOC7F0nEDfYQi8pPrfKfeUQ6pnASMg3hPrTFOow50x5HGq0rRFjezZ7AtEnxpDSlNzmJY=</go:docsCustomData>
+<go:gDocsCustomXmlDataStorage xmlns:go="http://customooxmlschemas.google.com/" xmlns:r="http://schemas.openxmlformats.org/officeDocument/2006/relationships" uri="GoogleDocsCustomDataVersion2">
+  <go:docsCustomData xmlns:go="http://customooxmlschemas.google.com/" roundtripDataSignature="AMtx7miPNqNq+TXWLlcJqKparNBRVELIxg==">CgMxLjA4AHIhMWc4WDRReGh6Ym5tZEhNWExSMlpZWEItMmRrYWtwdm44</go:docsCustomData>
 </go:gDocsCustomXmlDataStorage>
 </file>
 

--- a/ZacharyCygan_resume.docx
+++ b/ZacharyCygan_resume.docx
@@ -112,25 +112,6 @@
         <w:pBdr>
           <w:top w:val="none" w:sz="0" w:space="0" w:color="000000"/>
           <w:left w:val="none" w:sz="0" w:space="0" w:color="000000"/>
-          <w:bottom w:val="single" w:sz="6" w:space="0" w:color="FFFFFF"/>
-          <w:right w:val="none" w:sz="0" w:space="0" w:color="000000"/>
-        </w:pBdr>
-        <w:tabs>
-          <w:tab w:val="right" w:pos="10800"/>
-        </w:tabs>
-        <w:rPr>
-          <w:rFonts w:ascii="Arial" w:eastAsia="Arial" w:hAnsi="Arial" w:cs="Arial"/>
-          <w:sz w:val="22"/>
-          <w:szCs w:val="22"/>
-        </w:rPr>
-      </w:pPr>
-    </w:p>
-    <w:p>
-      <w:pPr>
-        <w:widowControl w:val="0"/>
-        <w:pBdr>
-          <w:top w:val="none" w:sz="0" w:space="0" w:color="000000"/>
-          <w:left w:val="none" w:sz="0" w:space="0" w:color="000000"/>
           <w:bottom w:val="none" w:sz="0" w:space="0" w:color="000000"/>
           <w:right w:val="none" w:sz="0" w:space="0" w:color="000000"/>
         </w:pBdr>
@@ -146,7 +127,21 @@
           <w:szCs w:val="22"/>
         </w:rPr>
       </w:pPr>
-      <w:r>
+    </w:p>
+    <w:p>
+      <w:pPr>
+        <w:widowControl w:val="0"/>
+        <w:pBdr>
+          <w:top w:val="none" w:sz="0" w:space="0" w:color="000000"/>
+          <w:left w:val="none" w:sz="0" w:space="0" w:color="000000"/>
+          <w:bottom w:val="none" w:sz="0" w:space="0" w:color="000000"/>
+          <w:right w:val="none" w:sz="0" w:space="0" w:color="000000"/>
+        </w:pBdr>
+        <w:tabs>
+          <w:tab w:val="right" w:pos="10800"/>
+        </w:tabs>
+        <w:spacing w:before="60"/>
+        <w:jc w:val="center"/>
         <w:rPr>
           <w:rFonts w:ascii="Arial" w:eastAsia="Arial" w:hAnsi="Arial" w:cs="Arial"/>
           <w:b/>
@@ -154,198 +149,182 @@
           <w:sz w:val="22"/>
           <w:szCs w:val="22"/>
         </w:rPr>
-        <w:t>CERTIFICATIONS:</w:t>
-      </w:r>
-    </w:p>
-    <w:p>
-      <w:pPr>
+      </w:pPr>
+      <w:r>
+        <w:rPr>
+          <w:rFonts w:ascii="Arial" w:eastAsia="Arial" w:hAnsi="Arial" w:cs="Arial"/>
+          <w:b/>
+          <w:smallCaps/>
+          <w:sz w:val="22"/>
+          <w:szCs w:val="22"/>
+        </w:rPr>
+        <w:t>PROJECTS</w:t>
+      </w:r>
+    </w:p>
+    <w:p>
+      <w:pPr>
+        <w:widowControl w:val="0"/>
+        <w:pBdr>
+          <w:top w:val="none" w:sz="0" w:space="0" w:color="000000"/>
+          <w:left w:val="none" w:sz="0" w:space="0" w:color="000000"/>
+          <w:bottom w:val="none" w:sz="0" w:space="0" w:color="000000"/>
+          <w:right w:val="none" w:sz="0" w:space="0" w:color="000000"/>
+        </w:pBdr>
+        <w:tabs>
+          <w:tab w:val="right" w:pos="10800"/>
+        </w:tabs>
+        <w:spacing w:before="60"/>
+        <w:rPr>
+          <w:rFonts w:ascii="Arial" w:eastAsia="Arial" w:hAnsi="Arial" w:cs="Arial"/>
+          <w:b/>
+          <w:sz w:val="22"/>
+          <w:szCs w:val="22"/>
+        </w:rPr>
+      </w:pPr>
+    </w:p>
+    <w:p>
+      <w:pPr>
+        <w:widowControl w:val="0"/>
+        <w:pBdr>
+          <w:top w:val="none" w:sz="0" w:space="0" w:color="000000"/>
+          <w:left w:val="none" w:sz="0" w:space="0" w:color="000000"/>
+          <w:bottom w:val="none" w:sz="0" w:space="0" w:color="000000"/>
+          <w:right w:val="none" w:sz="0" w:space="0" w:color="000000"/>
+        </w:pBdr>
+        <w:tabs>
+          <w:tab w:val="right" w:pos="10800"/>
+        </w:tabs>
+        <w:spacing w:before="60"/>
+        <w:rPr>
+          <w:rFonts w:ascii="Arial" w:eastAsia="Arial" w:hAnsi="Arial" w:cs="Arial"/>
+          <w:sz w:val="22"/>
+          <w:szCs w:val="22"/>
+        </w:rPr>
+      </w:pPr>
+      <w:r>
+        <w:rPr>
+          <w:rFonts w:ascii="Arial" w:eastAsia="Arial" w:hAnsi="Arial" w:cs="Arial"/>
+          <w:b/>
+          <w:sz w:val="22"/>
+          <w:szCs w:val="22"/>
+        </w:rPr>
+        <w:t xml:space="preserve">UrSpace </w:t>
+      </w:r>
+      <w:r>
+        <w:rPr>
+          <w:rFonts w:eastAsia="Arial"/>
+        </w:rPr>
+        <w:fldChar w:fldCharType="begin"/>
+      </w:r>
+      <w:r>
+        <w:rPr>
+          <w:rFonts w:eastAsia="Arial"/>
+        </w:rPr>
+        <w:instrText>HYPERLINK "https://urrspace.herokuapp.com/"</w:instrText>
+      </w:r>
+      <w:r>
+        <w:rPr>
+          <w:rFonts w:eastAsia="Arial"/>
+        </w:rPr>
+      </w:r>
+      <w:r>
+        <w:rPr>
+          <w:rFonts w:eastAsia="Arial"/>
+        </w:rPr>
+        <w:fldChar w:fldCharType="separate"/>
+      </w:r>
+      <w:r>
+        <w:rPr>
+          <w:rStyle w:val="Hyperlink"/>
+          <mc:AlternateContent>
+            <mc:Choice Requires="w16se">
+              <w:rFonts w:eastAsia="Arial"/>
+            </mc:Choice>
+            <mc:Fallback>
+              <w:rFonts w:ascii="Segoe UI Emoji" w:eastAsia="Segoe UI Emoji" w:hAnsi="Segoe UI Emoji" w:cs="Segoe UI Emoji"/>
+            </mc:Fallback>
+          </mc:AlternateContent>
+          <w:u w:val="none"/>
+        </w:rPr>
+        <mc:AlternateContent>
+          <mc:Choice Requires="w16se">
+            <w16se:symEx w16se:font="Segoe UI Emoji" w16se:char="1F517"/>
+          </mc:Choice>
+          <mc:Fallback>
+            <w:t>🔗</w:t>
+          </mc:Fallback>
+        </mc:AlternateContent>
+      </w:r>
+      <w:r>
+        <w:rPr>
+          <w:rFonts w:eastAsia="Arial"/>
+        </w:rPr>
+        <w:fldChar w:fldCharType="end"/>
+      </w:r>
+      <w:r>
+        <w:rPr>
+          <w:rFonts w:ascii="Arial" w:eastAsia="Arial" w:hAnsi="Arial" w:cs="Arial"/>
+          <w:b/>
+          <w:sz w:val="22"/>
+          <w:szCs w:val="22"/>
+        </w:rPr>
+        <w:t xml:space="preserve">, </w:t>
+      </w:r>
+      <w:r>
+        <w:rPr>
+          <w:rFonts w:ascii="Arial" w:eastAsia="Arial" w:hAnsi="Arial" w:cs="Arial"/>
+          <w:sz w:val="22"/>
+          <w:szCs w:val="22"/>
+        </w:rPr>
+        <w:t>JavaScript</w:t>
+      </w:r>
+      <w:r>
+        <w:rPr>
+          <w:rFonts w:ascii="Arial" w:eastAsia="Arial" w:hAnsi="Arial" w:cs="Arial"/>
+          <w:sz w:val="22"/>
+          <w:szCs w:val="22"/>
+        </w:rPr>
+        <w:tab/>
+      </w:r>
+      <w:r>
+        <w:rPr>
+          <w:rFonts w:ascii="Arial" w:eastAsia="Arial" w:hAnsi="Arial" w:cs="Arial"/>
+          <w:sz w:val="22"/>
+          <w:szCs w:val="22"/>
+        </w:rPr>
+        <w:t>June 2023</w:t>
+      </w:r>
+    </w:p>
+    <w:p>
+      <w:pPr>
+        <w:widowControl w:val="0"/>
         <w:numPr>
           <w:ilvl w:val="0"/>
           <w:numId w:val="1"/>
         </w:numPr>
-        <w:tabs>
-          <w:tab w:val="right" w:pos="10800"/>
-        </w:tabs>
-        <w:rPr>
-          <w:rFonts w:ascii="Arial" w:eastAsia="Arial" w:hAnsi="Arial" w:cs="Arial"/>
-          <w:sz w:val="22"/>
-          <w:szCs w:val="22"/>
-        </w:rPr>
-      </w:pPr>
-      <w:r>
-        <w:rPr>
-          <w:rFonts w:ascii="Arial" w:eastAsia="Arial" w:hAnsi="Arial" w:cs="Arial"/>
-          <w:sz w:val="22"/>
-          <w:szCs w:val="22"/>
-        </w:rPr>
-        <w:t>UC Irvine, edX Full Stack Development Bootcamp</w:t>
-      </w:r>
-      <w:r>
-        <w:rPr>
-          <w:rFonts w:ascii="Arial" w:eastAsia="Arial" w:hAnsi="Arial" w:cs="Arial"/>
-          <w:sz w:val="22"/>
-          <w:szCs w:val="22"/>
-        </w:rPr>
-        <w:tab/>
-      </w:r>
-      <w:r>
-        <w:rPr>
-          <w:rFonts w:ascii="Arial" w:eastAsia="Arial" w:hAnsi="Arial" w:cs="Arial"/>
-          <w:sz w:val="22"/>
-          <w:szCs w:val="22"/>
-        </w:rPr>
-        <w:t>June 2023</w:t>
-      </w:r>
-    </w:p>
-    <w:p>
-      <w:pPr>
-        <w:widowControl w:val="0"/>
-        <w:pBdr>
-          <w:top w:val="none" w:sz="0" w:space="0" w:color="000000"/>
-          <w:left w:val="none" w:sz="0" w:space="0" w:color="000000"/>
-          <w:bottom w:val="none" w:sz="0" w:space="0" w:color="000000"/>
-          <w:right w:val="none" w:sz="0" w:space="0" w:color="000000"/>
-        </w:pBdr>
-        <w:tabs>
-          <w:tab w:val="right" w:pos="10800"/>
-        </w:tabs>
-        <w:spacing w:before="60"/>
-        <w:rPr>
-          <w:rFonts w:ascii="Arial" w:eastAsia="Arial" w:hAnsi="Arial" w:cs="Arial"/>
-          <w:b/>
-          <w:smallCaps/>
-          <w:sz w:val="22"/>
-          <w:szCs w:val="22"/>
-        </w:rPr>
-      </w:pPr>
-    </w:p>
-    <w:p>
-      <w:pPr>
-        <w:widowControl w:val="0"/>
-        <w:pBdr>
-          <w:top w:val="none" w:sz="0" w:space="0" w:color="000000"/>
-          <w:left w:val="none" w:sz="0" w:space="0" w:color="000000"/>
-          <w:bottom w:val="none" w:sz="0" w:space="0" w:color="000000"/>
-          <w:right w:val="none" w:sz="0" w:space="0" w:color="000000"/>
-        </w:pBdr>
-        <w:tabs>
-          <w:tab w:val="right" w:pos="10800"/>
-        </w:tabs>
-        <w:spacing w:before="60"/>
-        <w:rPr>
-          <w:rFonts w:ascii="Arial" w:eastAsia="Arial" w:hAnsi="Arial" w:cs="Arial"/>
-          <w:b/>
-          <w:smallCaps/>
-          <w:sz w:val="22"/>
-          <w:szCs w:val="22"/>
-        </w:rPr>
-      </w:pPr>
-      <w:r>
-        <w:rPr>
-          <w:rFonts w:ascii="Arial" w:eastAsia="Arial" w:hAnsi="Arial" w:cs="Arial"/>
-          <w:b/>
-          <w:smallCaps/>
-          <w:sz w:val="22"/>
-          <w:szCs w:val="22"/>
-        </w:rPr>
-        <w:t>EXPERIENCE:</w:t>
-      </w:r>
-    </w:p>
-    <w:p>
-      <w:pPr>
-        <w:widowControl w:val="0"/>
-        <w:pBdr>
-          <w:top w:val="none" w:sz="0" w:space="0" w:color="000000"/>
-          <w:left w:val="none" w:sz="0" w:space="0" w:color="000000"/>
-          <w:bottom w:val="none" w:sz="0" w:space="0" w:color="000000"/>
-          <w:right w:val="none" w:sz="0" w:space="0" w:color="000000"/>
-        </w:pBdr>
-        <w:tabs>
-          <w:tab w:val="right" w:pos="10800"/>
-        </w:tabs>
-        <w:spacing w:before="60"/>
-        <w:rPr>
-          <w:rFonts w:ascii="Arial" w:eastAsia="Arial" w:hAnsi="Arial" w:cs="Arial"/>
-          <w:b/>
-          <w:sz w:val="22"/>
-          <w:szCs w:val="22"/>
-        </w:rPr>
-      </w:pPr>
-    </w:p>
-    <w:p>
-      <w:pPr>
-        <w:widowControl w:val="0"/>
-        <w:pBdr>
-          <w:top w:val="none" w:sz="0" w:space="0" w:color="000000"/>
-          <w:left w:val="none" w:sz="0" w:space="0" w:color="000000"/>
-          <w:bottom w:val="none" w:sz="0" w:space="0" w:color="000000"/>
-          <w:right w:val="none" w:sz="0" w:space="0" w:color="000000"/>
-        </w:pBdr>
-        <w:tabs>
-          <w:tab w:val="right" w:pos="10800"/>
-        </w:tabs>
-        <w:spacing w:before="60"/>
-        <w:rPr>
-          <w:rFonts w:ascii="Arial" w:eastAsia="Arial" w:hAnsi="Arial" w:cs="Arial"/>
-          <w:sz w:val="22"/>
-          <w:szCs w:val="22"/>
-        </w:rPr>
-      </w:pPr>
-      <w:r>
-        <w:rPr>
-          <w:rFonts w:ascii="Arial" w:eastAsia="Arial" w:hAnsi="Arial" w:cs="Arial"/>
-          <w:b/>
-          <w:sz w:val="22"/>
-          <w:szCs w:val="22"/>
-        </w:rPr>
-        <w:t xml:space="preserve">Gorjana, </w:t>
-      </w:r>
-      <w:r>
-        <w:rPr>
-          <w:rFonts w:ascii="Arial" w:eastAsia="Arial" w:hAnsi="Arial" w:cs="Arial"/>
-          <w:sz w:val="22"/>
-          <w:szCs w:val="22"/>
-        </w:rPr>
-        <w:t>Laguna Beach, CA</w:t>
-      </w:r>
-      <w:r>
-        <w:rPr>
-          <w:rFonts w:ascii="Arial" w:eastAsia="Arial" w:hAnsi="Arial" w:cs="Arial"/>
-          <w:sz w:val="22"/>
-          <w:szCs w:val="22"/>
-        </w:rPr>
-        <w:tab/>
-        <w:t>August 2020 - November 2022</w:t>
-      </w:r>
-    </w:p>
-    <w:p>
-      <w:pPr>
-        <w:widowControl w:val="0"/>
-        <w:pBdr>
-          <w:top w:val="none" w:sz="0" w:space="0" w:color="000000"/>
-          <w:left w:val="none" w:sz="0" w:space="0" w:color="000000"/>
-          <w:bottom w:val="none" w:sz="0" w:space="0" w:color="000000"/>
-          <w:right w:val="none" w:sz="0" w:space="0" w:color="000000"/>
-        </w:pBdr>
-        <w:tabs>
-          <w:tab w:val="right" w:pos="10800"/>
-        </w:tabs>
-        <w:spacing w:before="60"/>
-        <w:rPr>
-          <w:rFonts w:ascii="Arial" w:eastAsia="Arial" w:hAnsi="Arial" w:cs="Arial"/>
-          <w:i/>
-          <w:sz w:val="22"/>
-          <w:szCs w:val="22"/>
-        </w:rPr>
-      </w:pPr>
-      <w:r>
-        <w:rPr>
-          <w:rFonts w:ascii="Arial" w:eastAsia="Arial" w:hAnsi="Arial" w:cs="Arial"/>
-          <w:i/>
-          <w:sz w:val="22"/>
-          <w:szCs w:val="22"/>
-        </w:rPr>
-        <w:t>Team Lead</w:t>
+        <w:pBdr>
+          <w:top w:val="none" w:sz="0" w:space="0" w:color="000000"/>
+          <w:left w:val="none" w:sz="0" w:space="0" w:color="000000"/>
+          <w:bottom w:val="none" w:sz="0" w:space="0" w:color="000000"/>
+          <w:right w:val="none" w:sz="0" w:space="0" w:color="000000"/>
+        </w:pBdr>
+        <w:tabs>
+          <w:tab w:val="right" w:pos="10800"/>
+        </w:tabs>
+        <w:ind w:hanging="247"/>
+        <w:rPr>
+          <w:rFonts w:ascii="Arial" w:eastAsia="Arial" w:hAnsi="Arial" w:cs="Arial"/>
+          <w:sz w:val="22"/>
+          <w:szCs w:val="22"/>
+        </w:rPr>
+      </w:pPr>
+      <w:r>
+        <w:rPr>
+          <w:rFonts w:ascii="Arial" w:eastAsia="Arial" w:hAnsi="Arial" w:cs="Arial"/>
+          <w:sz w:val="22"/>
+          <w:szCs w:val="22"/>
+        </w:rPr>
+        <w:t>A social media application in which users can listen to, save, and share their music with others</w:t>
       </w:r>
     </w:p>
     <w:p>
@@ -377,7 +356,155 @@
           <w:sz w:val="22"/>
           <w:szCs w:val="22"/>
         </w:rPr>
-        <w:t>Product picking, processing, and shipping of approximately 1200 orders per day</w:t>
+        <w:t xml:space="preserve">React.js, Node.js, apollo-server, </w:t>
+      </w:r>
+      <w:r>
+        <w:rPr>
+          <w:rFonts w:ascii="Arial" w:eastAsia="Arial" w:hAnsi="Arial" w:cs="Arial"/>
+          <w:sz w:val="22"/>
+          <w:szCs w:val="22"/>
+        </w:rPr>
+        <w:t xml:space="preserve">bcrypt, </w:t>
+      </w:r>
+      <w:r>
+        <w:rPr>
+          <w:rFonts w:ascii="Arial" w:eastAsia="Arial" w:hAnsi="Arial" w:cs="Arial"/>
+          <w:sz w:val="22"/>
+          <w:szCs w:val="22"/>
+        </w:rPr>
+        <w:t>express, graphql, jsonwebtoken, mongoose, redux</w:t>
+      </w:r>
+      <w:r>
+        <w:rPr>
+          <w:rFonts w:ascii="Arial" w:eastAsia="Arial" w:hAnsi="Arial" w:cs="Arial"/>
+          <w:sz w:val="22"/>
+          <w:szCs w:val="22"/>
+        </w:rPr>
+        <w:t>, HTML</w:t>
+      </w:r>
+    </w:p>
+    <w:p>
+      <w:pPr>
+        <w:widowControl w:val="0"/>
+        <w:pBdr>
+          <w:top w:val="none" w:sz="0" w:space="0" w:color="000000"/>
+          <w:left w:val="none" w:sz="0" w:space="0" w:color="000000"/>
+          <w:bottom w:val="none" w:sz="0" w:space="0" w:color="000000"/>
+          <w:right w:val="none" w:sz="0" w:space="0" w:color="000000"/>
+        </w:pBdr>
+        <w:tabs>
+          <w:tab w:val="right" w:pos="10800"/>
+        </w:tabs>
+        <w:spacing w:before="60"/>
+        <w:rPr>
+          <w:rFonts w:ascii="Arial" w:eastAsia="Arial" w:hAnsi="Arial" w:cs="Arial"/>
+          <w:b/>
+          <w:sz w:val="22"/>
+          <w:szCs w:val="22"/>
+        </w:rPr>
+      </w:pPr>
+    </w:p>
+    <w:p>
+      <w:pPr>
+        <w:widowControl w:val="0"/>
+        <w:pBdr>
+          <w:top w:val="none" w:sz="0" w:space="0" w:color="000000"/>
+          <w:left w:val="none" w:sz="0" w:space="0" w:color="000000"/>
+          <w:bottom w:val="none" w:sz="0" w:space="0" w:color="000000"/>
+          <w:right w:val="none" w:sz="0" w:space="0" w:color="000000"/>
+        </w:pBdr>
+        <w:tabs>
+          <w:tab w:val="right" w:pos="10800"/>
+        </w:tabs>
+        <w:spacing w:before="60"/>
+        <w:rPr>
+          <w:rFonts w:ascii="Arial" w:eastAsia="Arial" w:hAnsi="Arial" w:cs="Arial"/>
+          <w:sz w:val="22"/>
+          <w:szCs w:val="22"/>
+        </w:rPr>
+      </w:pPr>
+      <w:r>
+        <w:rPr>
+          <w:rFonts w:ascii="Arial" w:eastAsia="Arial" w:hAnsi="Arial" w:cs="Arial"/>
+          <w:b/>
+          <w:sz w:val="22"/>
+          <w:szCs w:val="22"/>
+        </w:rPr>
+        <w:t>Graduation RSVP</w:t>
+      </w:r>
+      <w:r>
+        <w:rPr>
+          <w:rFonts w:ascii="Arial" w:eastAsia="Arial" w:hAnsi="Arial" w:cs="Arial"/>
+          <w:b/>
+          <w:sz w:val="22"/>
+          <w:szCs w:val="22"/>
+        </w:rPr>
+        <w:t xml:space="preserve"> </w:t>
+      </w:r>
+      <w:hyperlink r:id="rId9" w:history="1">
+        <w:r>
+          <w:rPr>
+            <w:rStyle w:val="Hyperlink"/>
+            <mc:AlternateContent>
+              <mc:Choice Requires="w16se">
+                <w:rFonts w:eastAsia="Arial"/>
+              </mc:Choice>
+              <mc:Fallback>
+                <w:rFonts w:ascii="Segoe UI Emoji" w:eastAsia="Segoe UI Emoji" w:hAnsi="Segoe UI Emoji" w:cs="Segoe UI Emoji"/>
+              </mc:Fallback>
+            </mc:AlternateContent>
+            <w:u w:val="none"/>
+          </w:rPr>
+          <mc:AlternateContent>
+            <mc:Choice Requires="w16se">
+              <w16se:symEx w16se:font="Segoe UI Emoji" w16se:char="1F517"/>
+            </mc:Choice>
+            <mc:Fallback>
+              <w:t>🔗</w:t>
+            </mc:Fallback>
+          </mc:AlternateContent>
+        </w:r>
+      </w:hyperlink>
+      <w:r>
+        <w:rPr>
+          <w:rFonts w:ascii="Arial" w:eastAsia="Arial" w:hAnsi="Arial" w:cs="Arial"/>
+          <w:b/>
+          <w:sz w:val="22"/>
+          <w:szCs w:val="22"/>
+        </w:rPr>
+        <w:t xml:space="preserve">, </w:t>
+      </w:r>
+      <w:r>
+        <w:rPr>
+          <w:rFonts w:ascii="Arial" w:eastAsia="Arial" w:hAnsi="Arial" w:cs="Arial"/>
+          <w:sz w:val="22"/>
+          <w:szCs w:val="22"/>
+        </w:rPr>
+        <w:t>JavaScript</w:t>
+      </w:r>
+      <w:r>
+        <w:rPr>
+          <w:rFonts w:ascii="Arial" w:eastAsia="Arial" w:hAnsi="Arial" w:cs="Arial"/>
+          <w:sz w:val="22"/>
+          <w:szCs w:val="22"/>
+        </w:rPr>
+        <w:tab/>
+      </w:r>
+      <w:r>
+        <w:rPr>
+          <w:rFonts w:ascii="Arial" w:eastAsia="Arial" w:hAnsi="Arial" w:cs="Arial"/>
+          <w:sz w:val="22"/>
+          <w:szCs w:val="22"/>
+        </w:rPr>
+        <w:t>May</w:t>
+      </w:r>
+      <w:r>
+        <w:rPr>
+          <w:rFonts w:ascii="Arial" w:eastAsia="Arial" w:hAnsi="Arial" w:cs="Arial"/>
+          <w:sz w:val="22"/>
+          <w:szCs w:val="22"/>
+        </w:rPr>
+        <w:t xml:space="preserve"> 2023</w:t>
       </w:r>
     </w:p>
     <w:p>
@@ -409,7 +536,7 @@
           <w:sz w:val="22"/>
           <w:szCs w:val="22"/>
         </w:rPr>
-        <w:t>Restocking and ordering of inventory on a daily basis</w:t>
+        <w:t>Webpage that allowed users to RSVP to my graduation party</w:t>
       </w:r>
     </w:p>
     <w:p>
@@ -428,21 +555,46 @@
         <w:tabs>
           <w:tab w:val="right" w:pos="10800"/>
         </w:tabs>
+        <w:spacing w:before="60" w:after="60"/>
         <w:ind w:hanging="247"/>
         <w:rPr>
           <w:rFonts w:ascii="Arial" w:eastAsia="Arial" w:hAnsi="Arial" w:cs="Arial"/>
-          <w:sz w:val="22"/>
-          <w:szCs w:val="22"/>
-        </w:rPr>
-      </w:pPr>
-      <w:r>
-        <w:rPr>
-          <w:rFonts w:ascii="Arial" w:eastAsia="Arial" w:hAnsi="Arial" w:cs="Arial"/>
-          <w:sz w:val="22"/>
-          <w:szCs w:val="22"/>
-        </w:rPr>
-        <w:t>Oversight of team consisting of 7 members; daily morning check-ins for goals</w:t>
-      </w:r>
+          <w:b/>
+          <w:smallCaps/>
+          <w:sz w:val="22"/>
+          <w:szCs w:val="22"/>
+        </w:rPr>
+      </w:pPr>
+      <w:r>
+        <w:rPr>
+          <w:rFonts w:ascii="Arial" w:eastAsia="Arial" w:hAnsi="Arial" w:cs="Arial"/>
+          <w:sz w:val="22"/>
+          <w:szCs w:val="22"/>
+        </w:rPr>
+        <w:t>Node.js, express, MongoDB, Mongoose, Nodemailer</w:t>
+      </w:r>
+    </w:p>
+    <w:p>
+      <w:pPr>
+        <w:widowControl w:val="0"/>
+        <w:pBdr>
+          <w:top w:val="none" w:sz="0" w:space="0" w:color="000000"/>
+          <w:left w:val="none" w:sz="0" w:space="0" w:color="000000"/>
+          <w:bottom w:val="none" w:sz="0" w:space="0" w:color="000000"/>
+          <w:right w:val="none" w:sz="0" w:space="0" w:color="000000"/>
+        </w:pBdr>
+        <w:tabs>
+          <w:tab w:val="right" w:pos="10800"/>
+        </w:tabs>
+        <w:spacing w:before="60" w:after="60"/>
+        <w:rPr>
+          <w:rFonts w:ascii="Arial" w:eastAsia="Arial" w:hAnsi="Arial" w:cs="Arial"/>
+          <w:b/>
+          <w:smallCaps/>
+          <w:sz w:val="22"/>
+          <w:szCs w:val="22"/>
+        </w:rPr>
+      </w:pPr>
     </w:p>
     <w:p>
       <w:pPr>
@@ -459,41 +611,95 @@
         <w:spacing w:before="60"/>
         <w:rPr>
           <w:rFonts w:ascii="Arial" w:eastAsia="Arial" w:hAnsi="Arial" w:cs="Arial"/>
-          <w:b/>
-          <w:smallCaps/>
-          <w:sz w:val="22"/>
-          <w:szCs w:val="22"/>
-        </w:rPr>
-      </w:pPr>
-    </w:p>
-    <w:p>
-      <w:pPr>
-        <w:widowControl w:val="0"/>
-        <w:tabs>
-          <w:tab w:val="right" w:pos="10800"/>
-        </w:tabs>
-        <w:rPr>
-          <w:rFonts w:ascii="Arial" w:eastAsia="Arial" w:hAnsi="Arial" w:cs="Arial"/>
-          <w:sz w:val="22"/>
-          <w:szCs w:val="22"/>
-        </w:rPr>
-      </w:pPr>
-      <w:r>
-        <w:rPr>
-          <w:rFonts w:ascii="Arial" w:eastAsia="Arial" w:hAnsi="Arial" w:cs="Arial"/>
-          <w:b/>
-          <w:sz w:val="22"/>
-          <w:szCs w:val="22"/>
-        </w:rPr>
-        <w:t>Micro Center,</w:t>
-      </w:r>
-      <w:r>
-        <w:rPr>
-          <w:rFonts w:ascii="Arial" w:eastAsia="Arial" w:hAnsi="Arial" w:cs="Arial"/>
-          <w:sz w:val="22"/>
-          <w:szCs w:val="22"/>
-        </w:rPr>
-        <w:t xml:space="preserve"> Tustin, CA</w:t>
+          <w:sz w:val="22"/>
+          <w:szCs w:val="22"/>
+        </w:rPr>
+      </w:pPr>
+      <w:r>
+        <w:rPr>
+          <w:rFonts w:ascii="Arial" w:eastAsia="Arial" w:hAnsi="Arial" w:cs="Arial"/>
+          <w:b/>
+          <w:sz w:val="22"/>
+          <w:szCs w:val="22"/>
+        </w:rPr>
+        <w:t>Project Perfect</w:t>
+      </w:r>
+      <w:r>
+        <w:rPr>
+          <w:rFonts w:ascii="Arial" w:eastAsia="Arial" w:hAnsi="Arial" w:cs="Arial"/>
+          <w:b/>
+          <w:sz w:val="22"/>
+          <w:szCs w:val="22"/>
+        </w:rPr>
+        <w:t xml:space="preserve"> </w:t>
+      </w:r>
+      <w:r>
+        <w:rPr>
+          <w:rFonts w:eastAsia="Arial"/>
+        </w:rPr>
+        <w:fldChar w:fldCharType="begin"/>
+      </w:r>
+      <w:r>
+        <w:rPr>
+          <w:rFonts w:eastAsia="Arial"/>
+        </w:rPr>
+        <w:instrText>HYPERLINK "https://gpteam.herokuapp.com/"</w:instrText>
+      </w:r>
+      <w:r>
+        <w:rPr>
+          <w:rFonts w:eastAsia="Arial"/>
+        </w:rPr>
+      </w:r>
+      <w:r>
+        <w:rPr>
+          <w:rFonts w:eastAsia="Arial"/>
+        </w:rPr>
+        <w:fldChar w:fldCharType="separate"/>
+      </w:r>
+      <w:r>
+        <w:rPr>
+          <w:rStyle w:val="Hyperlink"/>
+          <mc:AlternateContent>
+            <mc:Choice Requires="w16se">
+              <w:rFonts w:eastAsia="Arial"/>
+            </mc:Choice>
+            <mc:Fallback>
+              <w:rFonts w:ascii="Segoe UI Emoji" w:eastAsia="Segoe UI Emoji" w:hAnsi="Segoe UI Emoji" w:cs="Segoe UI Emoji"/>
+            </mc:Fallback>
+          </mc:AlternateContent>
+          <w:u w:val="none"/>
+        </w:rPr>
+        <mc:AlternateContent>
+          <mc:Choice Requires="w16se">
+            <w16se:symEx w16se:font="Segoe UI Emoji" w16se:char="1F517"/>
+          </mc:Choice>
+          <mc:Fallback>
+            <w:t>🔗</w:t>
+          </mc:Fallback>
+        </mc:AlternateContent>
+      </w:r>
+      <w:r>
+        <w:rPr>
+          <w:rFonts w:eastAsia="Arial"/>
+        </w:rPr>
+        <w:fldChar w:fldCharType="end"/>
+      </w:r>
+      <w:r>
+        <w:rPr>
+          <w:rFonts w:ascii="Arial" w:eastAsia="Arial" w:hAnsi="Arial" w:cs="Arial"/>
+          <w:b/>
+          <w:sz w:val="22"/>
+          <w:szCs w:val="22"/>
+        </w:rPr>
+        <w:t xml:space="preserve">, </w:t>
+      </w:r>
+      <w:r>
+        <w:rPr>
+          <w:rFonts w:ascii="Arial" w:eastAsia="Arial" w:hAnsi="Arial" w:cs="Arial"/>
+          <w:sz w:val="22"/>
+          <w:szCs w:val="22"/>
+        </w:rPr>
+        <w:t>JavaScript</w:t>
       </w:r>
       <w:r>
         <w:rPr>
@@ -502,37 +708,22 @@
           <w:szCs w:val="22"/>
         </w:rPr>
         <w:tab/>
-        <w:t>January 2019 - December 2019</w:t>
-      </w:r>
-    </w:p>
-    <w:p>
-      <w:pPr>
-        <w:widowControl w:val="0"/>
-        <w:tabs>
-          <w:tab w:val="right" w:pos="10800"/>
-        </w:tabs>
-        <w:rPr>
-          <w:rFonts w:ascii="Arial" w:eastAsia="Arial" w:hAnsi="Arial" w:cs="Arial"/>
-          <w:sz w:val="22"/>
-          <w:szCs w:val="22"/>
-        </w:rPr>
-      </w:pPr>
-      <w:r>
-        <w:rPr>
-          <w:rFonts w:ascii="Arial" w:eastAsia="Arial" w:hAnsi="Arial" w:cs="Arial"/>
-          <w:i/>
-          <w:sz w:val="22"/>
-          <w:szCs w:val="22"/>
-        </w:rPr>
-        <w:t>Inventory Specialist</w:t>
-      </w:r>
-      <w:r>
-        <w:rPr>
-          <w:rFonts w:ascii="Arial" w:eastAsia="Arial" w:hAnsi="Arial" w:cs="Arial"/>
-          <w:sz w:val="22"/>
-          <w:szCs w:val="22"/>
-        </w:rPr>
-        <w:t xml:space="preserve"> </w:t>
+      </w:r>
+      <w:r>
+        <w:rPr>
+          <w:rFonts w:ascii="Arial" w:eastAsia="Arial" w:hAnsi="Arial" w:cs="Arial"/>
+          <w:sz w:val="22"/>
+          <w:szCs w:val="22"/>
+        </w:rPr>
+        <w:t>April</w:t>
+      </w:r>
+      <w:r>
+        <w:rPr>
+          <w:rFonts w:ascii="Arial" w:eastAsia="Arial" w:hAnsi="Arial" w:cs="Arial"/>
+          <w:sz w:val="22"/>
+          <w:szCs w:val="22"/>
+        </w:rPr>
+        <w:t xml:space="preserve"> 2023</w:t>
       </w:r>
     </w:p>
     <w:p>
@@ -564,7 +755,31 @@
           <w:sz w:val="22"/>
           <w:szCs w:val="22"/>
         </w:rPr>
-        <w:t>Controlled and checked-in 4+ product shipments per week, picked and packed orders, and processed and created an electronic invoice to send to customer to indicate order completion</w:t>
+        <w:t>Allows u</w:t>
+      </w:r>
+      <w:r>
+        <w:rPr>
+          <w:rFonts w:ascii="Arial" w:eastAsia="Arial" w:hAnsi="Arial" w:cs="Arial"/>
+          <w:sz w:val="22"/>
+          <w:szCs w:val="22"/>
+        </w:rPr>
+        <w:t xml:space="preserve">sers to upload resumes and </w:t>
+      </w:r>
+      <w:r>
+        <w:rPr>
+          <w:rFonts w:ascii="Arial" w:eastAsia="Arial" w:hAnsi="Arial" w:cs="Arial"/>
+          <w:sz w:val="22"/>
+          <w:szCs w:val="22"/>
+        </w:rPr>
+        <w:t>cover letters</w:t>
+      </w:r>
+      <w:r>
+        <w:rPr>
+          <w:rFonts w:ascii="Arial" w:eastAsia="Arial" w:hAnsi="Arial" w:cs="Arial"/>
+          <w:sz w:val="22"/>
+          <w:szCs w:val="22"/>
+        </w:rPr>
+        <w:t xml:space="preserve"> to a community that can potentially offer invaluable insider information</w:t>
       </w:r>
     </w:p>
     <w:p>
@@ -583,6 +798,673 @@
         <w:tabs>
           <w:tab w:val="right" w:pos="10800"/>
         </w:tabs>
+        <w:ind w:hanging="247"/>
+        <w:rPr>
+          <w:rFonts w:ascii="Arial" w:eastAsia="Arial" w:hAnsi="Arial" w:cs="Arial"/>
+          <w:sz w:val="22"/>
+          <w:szCs w:val="22"/>
+        </w:rPr>
+      </w:pPr>
+      <w:r>
+        <w:rPr>
+          <w:rFonts w:ascii="Arial" w:eastAsia="Arial" w:hAnsi="Arial" w:cs="Arial"/>
+          <w:sz w:val="22"/>
+          <w:szCs w:val="22"/>
+        </w:rPr>
+        <w:t xml:space="preserve">AWS Buckets, bcrypt, </w:t>
+      </w:r>
+      <w:r>
+        <w:rPr>
+          <w:rFonts w:ascii="Arial" w:eastAsia="Arial" w:hAnsi="Arial" w:cs="Arial"/>
+          <w:sz w:val="22"/>
+          <w:szCs w:val="22"/>
+        </w:rPr>
+        <w:t xml:space="preserve">Node.js, </w:t>
+      </w:r>
+      <w:r>
+        <w:rPr>
+          <w:rFonts w:ascii="Arial" w:eastAsia="Arial" w:hAnsi="Arial" w:cs="Arial"/>
+          <w:sz w:val="22"/>
+          <w:szCs w:val="22"/>
+        </w:rPr>
+        <w:t>Tailwindcss, express, express-handlebars, express-session, MySQL</w:t>
+      </w:r>
+    </w:p>
+    <w:p>
+      <w:pPr>
+        <w:widowControl w:val="0"/>
+        <w:pBdr>
+          <w:top w:val="none" w:sz="0" w:space="0" w:color="000000"/>
+          <w:left w:val="none" w:sz="0" w:space="0" w:color="000000"/>
+          <w:bottom w:val="none" w:sz="0" w:space="0" w:color="000000"/>
+          <w:right w:val="none" w:sz="0" w:space="0" w:color="000000"/>
+        </w:pBdr>
+        <w:tabs>
+          <w:tab w:val="right" w:pos="10800"/>
+        </w:tabs>
+        <w:ind w:left="720"/>
+        <w:rPr>
+          <w:rFonts w:ascii="Arial" w:eastAsia="Arial" w:hAnsi="Arial" w:cs="Arial"/>
+          <w:sz w:val="22"/>
+          <w:szCs w:val="22"/>
+        </w:rPr>
+      </w:pPr>
+    </w:p>
+    <w:p>
+      <w:pPr>
+        <w:widowControl w:val="0"/>
+        <w:pBdr>
+          <w:top w:val="none" w:sz="0" w:space="0" w:color="000000"/>
+          <w:left w:val="none" w:sz="0" w:space="0" w:color="000000"/>
+          <w:bottom w:val="none" w:sz="0" w:space="0" w:color="000000"/>
+          <w:right w:val="none" w:sz="0" w:space="0" w:color="000000"/>
+        </w:pBdr>
+        <w:tabs>
+          <w:tab w:val="right" w:pos="10800"/>
+        </w:tabs>
+        <w:spacing w:before="60"/>
+        <w:rPr>
+          <w:rFonts w:ascii="Arial" w:eastAsia="Arial" w:hAnsi="Arial" w:cs="Arial"/>
+          <w:sz w:val="22"/>
+          <w:szCs w:val="22"/>
+        </w:rPr>
+      </w:pPr>
+      <w:r>
+        <w:rPr>
+          <w:rFonts w:ascii="Arial" w:eastAsia="Arial" w:hAnsi="Arial" w:cs="Arial"/>
+          <w:b/>
+          <w:sz w:val="22"/>
+          <w:szCs w:val="22"/>
+        </w:rPr>
+        <w:t xml:space="preserve">Employee Manager </w:t>
+      </w:r>
+      <w:hyperlink r:id="rId10" w:history="1">
+        <w:r>
+          <w:rPr>
+            <w:rStyle w:val="Hyperlink"/>
+            <mc:AlternateContent>
+              <mc:Choice Requires="w16se">
+                <w:rFonts w:eastAsia="Arial"/>
+              </mc:Choice>
+              <mc:Fallback>
+                <w:rFonts w:ascii="Segoe UI Emoji" w:eastAsia="Segoe UI Emoji" w:hAnsi="Segoe UI Emoji" w:cs="Segoe UI Emoji"/>
+              </mc:Fallback>
+            </mc:AlternateContent>
+            <w:u w:val="none"/>
+          </w:rPr>
+          <mc:AlternateContent>
+            <mc:Choice Requires="w16se">
+              <w16se:symEx w16se:font="Segoe UI Emoji" w16se:char="1F517"/>
+            </mc:Choice>
+            <mc:Fallback>
+              <w:t>🔗</w:t>
+            </mc:Fallback>
+          </mc:AlternateContent>
+        </w:r>
+      </w:hyperlink>
+      <w:r>
+        <w:rPr>
+          <w:rFonts w:ascii="Arial" w:eastAsia="Arial" w:hAnsi="Arial" w:cs="Arial"/>
+          <w:b/>
+          <w:sz w:val="22"/>
+          <w:szCs w:val="22"/>
+        </w:rPr>
+        <w:t xml:space="preserve">, </w:t>
+      </w:r>
+      <w:r>
+        <w:rPr>
+          <w:rFonts w:ascii="Arial" w:eastAsia="Arial" w:hAnsi="Arial" w:cs="Arial"/>
+          <w:sz w:val="22"/>
+          <w:szCs w:val="22"/>
+        </w:rPr>
+        <w:t>JavaScript</w:t>
+      </w:r>
+      <w:r>
+        <w:rPr>
+          <w:rFonts w:ascii="Arial" w:eastAsia="Arial" w:hAnsi="Arial" w:cs="Arial"/>
+          <w:sz w:val="22"/>
+          <w:szCs w:val="22"/>
+        </w:rPr>
+        <w:tab/>
+      </w:r>
+      <w:r>
+        <w:rPr>
+          <w:rFonts w:ascii="Arial" w:eastAsia="Arial" w:hAnsi="Arial" w:cs="Arial"/>
+          <w:sz w:val="22"/>
+          <w:szCs w:val="22"/>
+        </w:rPr>
+        <w:t>March 2023</w:t>
+      </w:r>
+    </w:p>
+    <w:p>
+      <w:pPr>
+        <w:widowControl w:val="0"/>
+        <w:numPr>
+          <w:ilvl w:val="0"/>
+          <w:numId w:val="1"/>
+        </w:numPr>
+        <w:pBdr>
+          <w:top w:val="none" w:sz="0" w:space="0" w:color="000000"/>
+          <w:left w:val="none" w:sz="0" w:space="0" w:color="000000"/>
+          <w:bottom w:val="none" w:sz="0" w:space="0" w:color="000000"/>
+          <w:right w:val="none" w:sz="0" w:space="0" w:color="000000"/>
+        </w:pBdr>
+        <w:tabs>
+          <w:tab w:val="right" w:pos="10800"/>
+        </w:tabs>
+        <w:ind w:hanging="247"/>
+        <w:rPr>
+          <w:rFonts w:ascii="Arial" w:eastAsia="Arial" w:hAnsi="Arial" w:cs="Arial"/>
+          <w:sz w:val="22"/>
+          <w:szCs w:val="22"/>
+        </w:rPr>
+      </w:pPr>
+      <w:r>
+        <w:rPr>
+          <w:rFonts w:ascii="Arial" w:eastAsia="Arial" w:hAnsi="Arial" w:cs="Arial"/>
+          <w:sz w:val="22"/>
+          <w:szCs w:val="22"/>
+        </w:rPr>
+        <w:t>C</w:t>
+      </w:r>
+      <w:r>
+        <w:rPr>
+          <w:rFonts w:ascii="Arial" w:eastAsia="Arial" w:hAnsi="Arial" w:cs="Arial"/>
+          <w:sz w:val="22"/>
+          <w:szCs w:val="22"/>
+        </w:rPr>
+        <w:t>ommand line interface</w:t>
+      </w:r>
+      <w:r>
+        <w:rPr>
+          <w:rFonts w:ascii="Arial" w:eastAsia="Arial" w:hAnsi="Arial" w:cs="Arial"/>
+          <w:sz w:val="22"/>
+          <w:szCs w:val="22"/>
+        </w:rPr>
+        <w:t xml:space="preserve"> that manage</w:t>
+      </w:r>
+      <w:r>
+        <w:rPr>
+          <w:rFonts w:ascii="Arial" w:eastAsia="Arial" w:hAnsi="Arial" w:cs="Arial"/>
+          <w:sz w:val="22"/>
+          <w:szCs w:val="22"/>
+        </w:rPr>
+        <w:t>s</w:t>
+      </w:r>
+      <w:r>
+        <w:rPr>
+          <w:rFonts w:ascii="Arial" w:eastAsia="Arial" w:hAnsi="Arial" w:cs="Arial"/>
+          <w:sz w:val="22"/>
+          <w:szCs w:val="22"/>
+        </w:rPr>
+        <w:t xml:space="preserve"> an employee database</w:t>
+      </w:r>
+    </w:p>
+    <w:p>
+      <w:pPr>
+        <w:widowControl w:val="0"/>
+        <w:numPr>
+          <w:ilvl w:val="0"/>
+          <w:numId w:val="1"/>
+        </w:numPr>
+        <w:pBdr>
+          <w:top w:val="none" w:sz="0" w:space="0" w:color="000000"/>
+          <w:left w:val="none" w:sz="0" w:space="0" w:color="000000"/>
+          <w:bottom w:val="none" w:sz="0" w:space="0" w:color="000000"/>
+          <w:right w:val="none" w:sz="0" w:space="0" w:color="000000"/>
+        </w:pBdr>
+        <w:tabs>
+          <w:tab w:val="right" w:pos="10800"/>
+        </w:tabs>
+        <w:ind w:hanging="247"/>
+        <w:rPr>
+          <w:rFonts w:ascii="Arial" w:eastAsia="Arial" w:hAnsi="Arial" w:cs="Arial"/>
+          <w:sz w:val="22"/>
+          <w:szCs w:val="22"/>
+        </w:rPr>
+      </w:pPr>
+      <w:r>
+        <w:rPr>
+          <w:rFonts w:ascii="Arial" w:eastAsia="Arial" w:hAnsi="Arial" w:cs="Arial"/>
+          <w:sz w:val="22"/>
+          <w:szCs w:val="22"/>
+        </w:rPr>
+        <w:t>Node.js, MySQL</w:t>
+      </w:r>
+    </w:p>
+    <w:p>
+      <w:pPr>
+        <w:widowControl w:val="0"/>
+        <w:pBdr>
+          <w:top w:val="none" w:sz="0" w:space="0" w:color="000000"/>
+          <w:left w:val="none" w:sz="0" w:space="0" w:color="000000"/>
+          <w:bottom w:val="none" w:sz="0" w:space="0" w:color="000000"/>
+          <w:right w:val="none" w:sz="0" w:space="0" w:color="000000"/>
+        </w:pBdr>
+        <w:tabs>
+          <w:tab w:val="right" w:pos="10800"/>
+        </w:tabs>
+        <w:spacing w:before="60"/>
+        <w:rPr>
+          <w:rFonts w:ascii="Arial" w:eastAsia="Arial" w:hAnsi="Arial" w:cs="Arial"/>
+          <w:b/>
+          <w:sz w:val="22"/>
+          <w:szCs w:val="22"/>
+        </w:rPr>
+      </w:pPr>
+    </w:p>
+    <w:p>
+      <w:pPr>
+        <w:widowControl w:val="0"/>
+        <w:pBdr>
+          <w:top w:val="none" w:sz="0" w:space="0" w:color="000000"/>
+          <w:left w:val="none" w:sz="0" w:space="0" w:color="000000"/>
+          <w:bottom w:val="none" w:sz="0" w:space="0" w:color="000000"/>
+          <w:right w:val="none" w:sz="0" w:space="0" w:color="000000"/>
+        </w:pBdr>
+        <w:tabs>
+          <w:tab w:val="right" w:pos="10800"/>
+        </w:tabs>
+        <w:spacing w:before="60"/>
+        <w:rPr>
+          <w:rFonts w:ascii="Arial" w:eastAsia="Arial" w:hAnsi="Arial" w:cs="Arial"/>
+          <w:sz w:val="22"/>
+          <w:szCs w:val="22"/>
+        </w:rPr>
+      </w:pPr>
+      <w:r>
+        <w:rPr>
+          <w:rFonts w:ascii="Arial" w:eastAsia="Arial" w:hAnsi="Arial" w:cs="Arial"/>
+          <w:b/>
+          <w:sz w:val="22"/>
+          <w:szCs w:val="22"/>
+        </w:rPr>
+        <w:t>The Perfect Weekend</w:t>
+      </w:r>
+      <w:r>
+        <w:rPr>
+          <w:rFonts w:ascii="Arial" w:eastAsia="Arial" w:hAnsi="Arial" w:cs="Arial"/>
+          <w:b/>
+          <w:sz w:val="22"/>
+          <w:szCs w:val="22"/>
+        </w:rPr>
+        <w:t xml:space="preserve"> </w:t>
+      </w:r>
+      <w:r>
+        <w:rPr>
+          <w:rFonts w:eastAsia="Arial"/>
+        </w:rPr>
+        <w:fldChar w:fldCharType="begin"/>
+      </w:r>
+      <w:r>
+        <w:rPr>
+          <w:rFonts w:eastAsia="Arial"/>
+        </w:rPr>
+        <w:instrText>HYPERLINK "https://zachcygan.github.io/The-Perfect-Weekend/"</w:instrText>
+      </w:r>
+      <w:r>
+        <w:rPr>
+          <w:rFonts w:eastAsia="Arial"/>
+        </w:rPr>
+      </w:r>
+      <w:r>
+        <w:rPr>
+          <w:rFonts w:eastAsia="Arial"/>
+        </w:rPr>
+        <w:fldChar w:fldCharType="separate"/>
+      </w:r>
+      <w:r>
+        <w:rPr>
+          <w:rStyle w:val="Hyperlink"/>
+          <mc:AlternateContent>
+            <mc:Choice Requires="w16se">
+              <w:rFonts w:eastAsia="Arial"/>
+            </mc:Choice>
+            <mc:Fallback>
+              <w:rFonts w:ascii="Segoe UI Emoji" w:eastAsia="Segoe UI Emoji" w:hAnsi="Segoe UI Emoji" w:cs="Segoe UI Emoji"/>
+            </mc:Fallback>
+          </mc:AlternateContent>
+          <w:u w:val="none"/>
+        </w:rPr>
+        <mc:AlternateContent>
+          <mc:Choice Requires="w16se">
+            <w16se:symEx w16se:font="Segoe UI Emoji" w16se:char="1F517"/>
+          </mc:Choice>
+          <mc:Fallback>
+            <w:t>🔗</w:t>
+          </mc:Fallback>
+        </mc:AlternateContent>
+      </w:r>
+      <w:r>
+        <w:rPr>
+          <w:rFonts w:eastAsia="Arial"/>
+        </w:rPr>
+        <w:fldChar w:fldCharType="end"/>
+      </w:r>
+      <w:r>
+        <w:rPr>
+          <w:rFonts w:ascii="Arial" w:eastAsia="Arial" w:hAnsi="Arial" w:cs="Arial"/>
+          <w:b/>
+          <w:sz w:val="22"/>
+          <w:szCs w:val="22"/>
+        </w:rPr>
+        <w:t xml:space="preserve">, </w:t>
+      </w:r>
+      <w:r>
+        <w:rPr>
+          <w:rFonts w:ascii="Arial" w:eastAsia="Arial" w:hAnsi="Arial" w:cs="Arial"/>
+          <w:sz w:val="22"/>
+          <w:szCs w:val="22"/>
+        </w:rPr>
+        <w:t>JavaScript</w:t>
+      </w:r>
+      <w:r>
+        <w:rPr>
+          <w:rFonts w:ascii="Arial" w:eastAsia="Arial" w:hAnsi="Arial" w:cs="Arial"/>
+          <w:sz w:val="22"/>
+          <w:szCs w:val="22"/>
+        </w:rPr>
+        <w:tab/>
+      </w:r>
+      <w:r>
+        <w:rPr>
+          <w:rFonts w:ascii="Arial" w:eastAsia="Arial" w:hAnsi="Arial" w:cs="Arial"/>
+          <w:sz w:val="22"/>
+          <w:szCs w:val="22"/>
+        </w:rPr>
+        <w:t>February</w:t>
+      </w:r>
+      <w:r>
+        <w:rPr>
+          <w:rFonts w:ascii="Arial" w:eastAsia="Arial" w:hAnsi="Arial" w:cs="Arial"/>
+          <w:sz w:val="22"/>
+          <w:szCs w:val="22"/>
+        </w:rPr>
+        <w:t xml:space="preserve"> 2023</w:t>
+      </w:r>
+    </w:p>
+    <w:p>
+      <w:pPr>
+        <w:widowControl w:val="0"/>
+        <w:numPr>
+          <w:ilvl w:val="0"/>
+          <w:numId w:val="1"/>
+        </w:numPr>
+        <w:pBdr>
+          <w:top w:val="none" w:sz="0" w:space="0" w:color="000000"/>
+          <w:left w:val="none" w:sz="0" w:space="0" w:color="000000"/>
+          <w:bottom w:val="none" w:sz="0" w:space="0" w:color="000000"/>
+          <w:right w:val="none" w:sz="0" w:space="0" w:color="000000"/>
+        </w:pBdr>
+        <w:tabs>
+          <w:tab w:val="right" w:pos="10800"/>
+        </w:tabs>
+        <w:ind w:hanging="247"/>
+        <w:rPr>
+          <w:rFonts w:ascii="Arial" w:eastAsia="Arial" w:hAnsi="Arial" w:cs="Arial"/>
+          <w:sz w:val="22"/>
+          <w:szCs w:val="22"/>
+        </w:rPr>
+      </w:pPr>
+      <w:r>
+        <w:rPr>
+          <w:rFonts w:ascii="Arial" w:eastAsia="Arial" w:hAnsi="Arial" w:cs="Arial"/>
+          <w:sz w:val="22"/>
+          <w:szCs w:val="22"/>
+        </w:rPr>
+        <w:t>G</w:t>
+      </w:r>
+      <w:r>
+        <w:rPr>
+          <w:rFonts w:ascii="Arial" w:eastAsia="Arial" w:hAnsi="Arial" w:cs="Arial"/>
+          <w:sz w:val="22"/>
+          <w:szCs w:val="22"/>
+        </w:rPr>
+        <w:t>ives users the ability to find restaurants, activities and points of interests in a desired location to help plan the perfect getaway</w:t>
+      </w:r>
+    </w:p>
+    <w:p>
+      <w:pPr>
+        <w:widowControl w:val="0"/>
+        <w:numPr>
+          <w:ilvl w:val="0"/>
+          <w:numId w:val="1"/>
+        </w:numPr>
+        <w:pBdr>
+          <w:top w:val="none" w:sz="0" w:space="0" w:color="000000"/>
+          <w:left w:val="none" w:sz="0" w:space="0" w:color="000000"/>
+          <w:bottom w:val="none" w:sz="0" w:space="0" w:color="000000"/>
+          <w:right w:val="none" w:sz="0" w:space="0" w:color="000000"/>
+        </w:pBdr>
+        <w:tabs>
+          <w:tab w:val="right" w:pos="10800"/>
+        </w:tabs>
+        <w:ind w:hanging="247"/>
+        <w:rPr>
+          <w:rFonts w:ascii="Arial" w:eastAsia="Arial" w:hAnsi="Arial" w:cs="Arial"/>
+          <w:sz w:val="22"/>
+          <w:szCs w:val="22"/>
+        </w:rPr>
+      </w:pPr>
+      <w:r>
+        <w:rPr>
+          <w:rFonts w:ascii="Arial" w:eastAsia="Arial" w:hAnsi="Arial" w:cs="Arial"/>
+          <w:sz w:val="22"/>
+          <w:szCs w:val="22"/>
+        </w:rPr>
+        <w:t>HTML, CSS, JQuery, BULMA</w:t>
+      </w:r>
+    </w:p>
+    <w:p>
+      <w:pPr>
+        <w:widowControl w:val="0"/>
+        <w:pBdr>
+          <w:top w:val="none" w:sz="0" w:space="0" w:color="000000"/>
+          <w:left w:val="none" w:sz="0" w:space="0" w:color="000000"/>
+          <w:bottom w:val="none" w:sz="0" w:space="0" w:color="000000"/>
+          <w:right w:val="none" w:sz="0" w:space="0" w:color="000000"/>
+        </w:pBdr>
+        <w:tabs>
+          <w:tab w:val="right" w:pos="10800"/>
+        </w:tabs>
+        <w:rPr>
+          <w:rFonts w:ascii="Arial" w:eastAsia="Arial" w:hAnsi="Arial" w:cs="Arial"/>
+          <w:sz w:val="22"/>
+          <w:szCs w:val="22"/>
+        </w:rPr>
+      </w:pPr>
+    </w:p>
+    <w:p>
+      <w:pPr>
+        <w:widowControl w:val="0"/>
+        <w:pBdr>
+          <w:top w:val="none" w:sz="0" w:space="0" w:color="000000"/>
+          <w:left w:val="none" w:sz="0" w:space="0" w:color="000000"/>
+          <w:bottom w:val="none" w:sz="0" w:space="0" w:color="000000"/>
+          <w:right w:val="none" w:sz="0" w:space="0" w:color="000000"/>
+        </w:pBdr>
+        <w:tabs>
+          <w:tab w:val="right" w:pos="10800"/>
+        </w:tabs>
+        <w:spacing w:before="60"/>
+        <w:rPr>
+          <w:rFonts w:ascii="Arial" w:eastAsia="Arial" w:hAnsi="Arial" w:cs="Arial"/>
+          <w:sz w:val="22"/>
+          <w:szCs w:val="22"/>
+        </w:rPr>
+      </w:pPr>
+      <w:r>
+        <w:rPr>
+          <w:rFonts w:ascii="Arial" w:eastAsia="Arial" w:hAnsi="Arial" w:cs="Arial"/>
+          <w:b/>
+          <w:sz w:val="22"/>
+          <w:szCs w:val="22"/>
+        </w:rPr>
+        <w:t>Weather Dashboard</w:t>
+      </w:r>
+      <w:r>
+        <w:rPr>
+          <w:rFonts w:ascii="Arial" w:eastAsia="Arial" w:hAnsi="Arial" w:cs="Arial"/>
+          <w:b/>
+          <w:sz w:val="22"/>
+          <w:szCs w:val="22"/>
+        </w:rPr>
+        <w:t xml:space="preserve"> </w:t>
+      </w:r>
+      <w:hyperlink r:id="rId11" w:history="1">
+        <w:r>
+          <w:rPr>
+            <w:rStyle w:val="Hyperlink"/>
+            <mc:AlternateContent>
+              <mc:Choice Requires="w16se">
+                <w:rFonts w:eastAsia="Arial"/>
+              </mc:Choice>
+              <mc:Fallback>
+                <w:rFonts w:ascii="Segoe UI Emoji" w:eastAsia="Segoe UI Emoji" w:hAnsi="Segoe UI Emoji" w:cs="Segoe UI Emoji"/>
+              </mc:Fallback>
+            </mc:AlternateContent>
+            <w:u w:val="none"/>
+          </w:rPr>
+          <mc:AlternateContent>
+            <mc:Choice Requires="w16se">
+              <w16se:symEx w16se:font="Segoe UI Emoji" w16se:char="1F517"/>
+            </mc:Choice>
+            <mc:Fallback>
+              <w:t>🔗</w:t>
+            </mc:Fallback>
+          </mc:AlternateContent>
+        </w:r>
+      </w:hyperlink>
+      <w:r>
+        <w:rPr>
+          <w:rFonts w:ascii="Arial" w:eastAsia="Arial" w:hAnsi="Arial" w:cs="Arial"/>
+          <w:b/>
+          <w:sz w:val="22"/>
+          <w:szCs w:val="22"/>
+        </w:rPr>
+        <w:t xml:space="preserve">, </w:t>
+      </w:r>
+      <w:r>
+        <w:rPr>
+          <w:rFonts w:ascii="Arial" w:eastAsia="Arial" w:hAnsi="Arial" w:cs="Arial"/>
+          <w:sz w:val="22"/>
+          <w:szCs w:val="22"/>
+        </w:rPr>
+        <w:t>JavaScrip</w:t>
+      </w:r>
+      <w:r>
+        <w:rPr>
+          <w:rFonts w:ascii="Arial" w:eastAsia="Arial" w:hAnsi="Arial" w:cs="Arial"/>
+          <w:sz w:val="22"/>
+          <w:szCs w:val="22"/>
+        </w:rPr>
+        <w:t>t</w:t>
+      </w:r>
+      <w:r>
+        <w:rPr>
+          <w:rFonts w:ascii="Arial" w:eastAsia="Arial" w:hAnsi="Arial" w:cs="Arial"/>
+          <w:sz w:val="22"/>
+          <w:szCs w:val="22"/>
+        </w:rPr>
+        <w:tab/>
+      </w:r>
+      <w:r>
+        <w:rPr>
+          <w:rFonts w:ascii="Arial" w:eastAsia="Arial" w:hAnsi="Arial" w:cs="Arial"/>
+          <w:sz w:val="22"/>
+          <w:szCs w:val="22"/>
+        </w:rPr>
+        <w:t>February</w:t>
+      </w:r>
+      <w:r>
+        <w:rPr>
+          <w:rFonts w:ascii="Arial" w:eastAsia="Arial" w:hAnsi="Arial" w:cs="Arial"/>
+          <w:sz w:val="22"/>
+          <w:szCs w:val="22"/>
+        </w:rPr>
+        <w:t xml:space="preserve"> 2023</w:t>
+      </w:r>
+    </w:p>
+    <w:p>
+      <w:pPr>
+        <w:widowControl w:val="0"/>
+        <w:numPr>
+          <w:ilvl w:val="0"/>
+          <w:numId w:val="1"/>
+        </w:numPr>
+        <w:pBdr>
+          <w:top w:val="none" w:sz="0" w:space="0" w:color="000000"/>
+          <w:left w:val="none" w:sz="0" w:space="0" w:color="000000"/>
+          <w:bottom w:val="none" w:sz="0" w:space="0" w:color="000000"/>
+          <w:right w:val="none" w:sz="0" w:space="0" w:color="000000"/>
+        </w:pBdr>
+        <w:tabs>
+          <w:tab w:val="right" w:pos="10800"/>
+        </w:tabs>
+        <w:ind w:hanging="247"/>
+        <w:rPr>
+          <w:rFonts w:ascii="Arial" w:eastAsia="Arial" w:hAnsi="Arial" w:cs="Arial"/>
+          <w:sz w:val="22"/>
+          <w:szCs w:val="22"/>
+        </w:rPr>
+      </w:pPr>
+      <w:r>
+        <w:rPr>
+          <w:rFonts w:ascii="Arial" w:eastAsia="Arial" w:hAnsi="Arial" w:cs="Arial"/>
+          <w:sz w:val="22"/>
+          <w:szCs w:val="22"/>
+        </w:rPr>
+        <w:t>F</w:t>
+      </w:r>
+      <w:r>
+        <w:rPr>
+          <w:rFonts w:ascii="Arial" w:eastAsia="Arial" w:hAnsi="Arial" w:cs="Arial"/>
+          <w:sz w:val="22"/>
+          <w:szCs w:val="22"/>
+        </w:rPr>
+        <w:t xml:space="preserve">ind the current weather and a </w:t>
+      </w:r>
+      <w:r>
+        <w:rPr>
+          <w:rFonts w:ascii="Arial" w:eastAsia="Arial" w:hAnsi="Arial" w:cs="Arial"/>
+          <w:sz w:val="22"/>
+          <w:szCs w:val="22"/>
+        </w:rPr>
+        <w:t>five-day</w:t>
+      </w:r>
+      <w:r>
+        <w:rPr>
+          <w:rFonts w:ascii="Arial" w:eastAsia="Arial" w:hAnsi="Arial" w:cs="Arial"/>
+          <w:sz w:val="22"/>
+          <w:szCs w:val="22"/>
+        </w:rPr>
+        <w:t xml:space="preserve"> forecast</w:t>
+      </w:r>
+      <w:r>
+        <w:rPr>
+          <w:rFonts w:ascii="Arial" w:eastAsia="Arial" w:hAnsi="Arial" w:cs="Arial"/>
+          <w:sz w:val="22"/>
+          <w:szCs w:val="22"/>
+        </w:rPr>
+        <w:t xml:space="preserve"> by city</w:t>
+      </w:r>
+    </w:p>
+    <w:p>
+      <w:pPr>
+        <w:widowControl w:val="0"/>
+        <w:numPr>
+          <w:ilvl w:val="0"/>
+          <w:numId w:val="1"/>
+        </w:numPr>
+        <w:pBdr>
+          <w:top w:val="none" w:sz="0" w:space="0" w:color="000000"/>
+          <w:left w:val="none" w:sz="0" w:space="0" w:color="000000"/>
+          <w:bottom w:val="none" w:sz="0" w:space="0" w:color="000000"/>
+          <w:right w:val="none" w:sz="0" w:space="0" w:color="000000"/>
+        </w:pBdr>
+        <w:tabs>
+          <w:tab w:val="right" w:pos="10800"/>
+        </w:tabs>
         <w:spacing w:after="60"/>
         <w:ind w:hanging="247"/>
         <w:rPr>
@@ -597,50 +1479,123 @@
           <w:sz w:val="22"/>
           <w:szCs w:val="22"/>
         </w:rPr>
-        <w:t>Complete on average 300+ orders per day with 98% accuracy</w:t>
-      </w:r>
-    </w:p>
-    <w:p>
-      <w:pPr>
-        <w:widowControl w:val="0"/>
-        <w:tabs>
-          <w:tab w:val="right" w:pos="10800"/>
-        </w:tabs>
-        <w:rPr>
-          <w:rFonts w:ascii="Arial" w:eastAsia="Arial" w:hAnsi="Arial" w:cs="Arial"/>
-          <w:sz w:val="22"/>
-          <w:szCs w:val="22"/>
-        </w:rPr>
-      </w:pPr>
-    </w:p>
-    <w:p>
-      <w:pPr>
-        <w:widowControl w:val="0"/>
-        <w:tabs>
-          <w:tab w:val="right" w:pos="10800"/>
-        </w:tabs>
-        <w:rPr>
-          <w:rFonts w:ascii="Arial" w:eastAsia="Arial" w:hAnsi="Arial" w:cs="Arial"/>
-          <w:sz w:val="22"/>
-          <w:szCs w:val="22"/>
-        </w:rPr>
-      </w:pPr>
-      <w:r>
-        <w:rPr>
-          <w:rFonts w:ascii="Arial" w:eastAsia="Arial" w:hAnsi="Arial" w:cs="Arial"/>
-          <w:b/>
-          <w:sz w:val="22"/>
-          <w:szCs w:val="22"/>
-        </w:rPr>
-        <w:t>Chipotle,</w:t>
-      </w:r>
-      <w:r>
-        <w:rPr>
-          <w:rFonts w:ascii="Arial" w:eastAsia="Arial" w:hAnsi="Arial" w:cs="Arial"/>
-          <w:sz w:val="22"/>
-          <w:szCs w:val="22"/>
-        </w:rPr>
-        <w:t xml:space="preserve"> Irvine, CA</w:t>
+        <w:t xml:space="preserve">Bootstrap, </w:t>
+      </w:r>
+      <w:r>
+        <w:rPr>
+          <w:rFonts w:ascii="Arial" w:eastAsia="Arial" w:hAnsi="Arial" w:cs="Arial"/>
+          <w:sz w:val="22"/>
+          <w:szCs w:val="22"/>
+        </w:rPr>
+        <w:t>HTML5, CSS3, Restful API</w:t>
+      </w:r>
+    </w:p>
+    <w:p>
+      <w:pPr>
+        <w:widowControl w:val="0"/>
+        <w:pBdr>
+          <w:top w:val="none" w:sz="0" w:space="0" w:color="000000"/>
+          <w:left w:val="none" w:sz="0" w:space="0" w:color="000000"/>
+          <w:bottom w:val="none" w:sz="0" w:space="0" w:color="000000"/>
+          <w:right w:val="none" w:sz="0" w:space="0" w:color="000000"/>
+        </w:pBdr>
+        <w:tabs>
+          <w:tab w:val="right" w:pos="10800"/>
+        </w:tabs>
+        <w:spacing w:before="60"/>
+        <w:rPr>
+          <w:rFonts w:ascii="Arial" w:eastAsia="Arial" w:hAnsi="Arial" w:cs="Arial"/>
+          <w:b/>
+          <w:smallCaps/>
+          <w:sz w:val="22"/>
+          <w:szCs w:val="22"/>
+        </w:rPr>
+      </w:pPr>
+    </w:p>
+    <w:p>
+      <w:pPr>
+        <w:widowControl w:val="0"/>
+        <w:pBdr>
+          <w:top w:val="none" w:sz="0" w:space="0" w:color="000000"/>
+          <w:left w:val="none" w:sz="0" w:space="0" w:color="000000"/>
+          <w:bottom w:val="none" w:sz="0" w:space="0" w:color="000000"/>
+          <w:right w:val="none" w:sz="0" w:space="0" w:color="000000"/>
+        </w:pBdr>
+        <w:tabs>
+          <w:tab w:val="right" w:pos="10800"/>
+        </w:tabs>
+        <w:spacing w:before="60"/>
+        <w:jc w:val="center"/>
+        <w:rPr>
+          <w:rFonts w:ascii="Arial" w:eastAsia="Arial" w:hAnsi="Arial" w:cs="Arial"/>
+          <w:b/>
+          <w:smallCaps/>
+          <w:sz w:val="22"/>
+          <w:szCs w:val="22"/>
+        </w:rPr>
+      </w:pPr>
+      <w:r>
+        <w:rPr>
+          <w:rFonts w:ascii="Arial" w:eastAsia="Arial" w:hAnsi="Arial" w:cs="Arial"/>
+          <w:b/>
+          <w:smallCaps/>
+          <w:sz w:val="22"/>
+          <w:szCs w:val="22"/>
+        </w:rPr>
+        <w:t>CERTIFICATIONS</w:t>
+      </w:r>
+    </w:p>
+    <w:p>
+      <w:pPr>
+        <w:widowControl w:val="0"/>
+        <w:pBdr>
+          <w:top w:val="none" w:sz="0" w:space="0" w:color="000000"/>
+          <w:left w:val="none" w:sz="0" w:space="0" w:color="000000"/>
+          <w:bottom w:val="none" w:sz="0" w:space="0" w:color="000000"/>
+          <w:right w:val="none" w:sz="0" w:space="0" w:color="000000"/>
+        </w:pBdr>
+        <w:tabs>
+          <w:tab w:val="right" w:pos="10800"/>
+        </w:tabs>
+        <w:spacing w:before="60"/>
+        <w:rPr>
+          <w:rFonts w:ascii="Arial" w:eastAsia="Arial" w:hAnsi="Arial" w:cs="Arial"/>
+          <w:b/>
+          <w:smallCaps/>
+          <w:sz w:val="22"/>
+          <w:szCs w:val="22"/>
+        </w:rPr>
+      </w:pPr>
+    </w:p>
+    <w:p>
+      <w:pPr>
+        <w:tabs>
+          <w:tab w:val="right" w:pos="10800"/>
+        </w:tabs>
+        <w:rPr>
+          <w:rFonts w:ascii="Arial" w:eastAsia="Arial" w:hAnsi="Arial" w:cs="Arial"/>
+          <w:sz w:val="22"/>
+          <w:szCs w:val="22"/>
+        </w:rPr>
+      </w:pPr>
+      <w:r>
+        <w:rPr>
+          <w:rFonts w:ascii="Arial" w:eastAsia="Arial" w:hAnsi="Arial" w:cs="Arial"/>
+          <w:b/>
+          <w:bCs/>
+          <w:color w:val="auto"/>
+          <w:sz w:val="22"/>
+          <w:szCs w:val="22"/>
+        </w:rPr>
+        <w:t>UC Irvine</w:t>
+      </w:r>
+      <w:r>
+        <w:rPr>
+          <w:rFonts w:ascii="Arial" w:eastAsia="Arial" w:hAnsi="Arial" w:cs="Arial"/>
+          <w:sz w:val="22"/>
+          <w:szCs w:val="22"/>
+        </w:rPr>
+        <w:t>, edX Full Stack Development Bootcamp</w:t>
       </w:r>
       <w:r>
         <w:rPr>
@@ -649,342 +1604,8 @@
           <w:szCs w:val="22"/>
         </w:rPr>
         <w:tab/>
-        <w:t>February 2018 - August 2018</w:t>
-      </w:r>
-    </w:p>
-    <w:p>
-      <w:pPr>
-        <w:widowControl w:val="0"/>
-        <w:tabs>
-          <w:tab w:val="right" w:pos="10800"/>
-        </w:tabs>
-        <w:rPr>
-          <w:rFonts w:ascii="Arial" w:eastAsia="Arial" w:hAnsi="Arial" w:cs="Arial"/>
-          <w:sz w:val="22"/>
-          <w:szCs w:val="22"/>
-        </w:rPr>
-      </w:pPr>
-      <w:r>
-        <w:rPr>
-          <w:rFonts w:ascii="Arial" w:eastAsia="Arial" w:hAnsi="Arial" w:cs="Arial"/>
-          <w:i/>
-          <w:sz w:val="22"/>
-          <w:szCs w:val="22"/>
-        </w:rPr>
-        <w:t>Crew Member</w:t>
-      </w:r>
-      <w:r>
-        <w:rPr>
-          <w:rFonts w:ascii="Arial" w:eastAsia="Arial" w:hAnsi="Arial" w:cs="Arial"/>
-          <w:sz w:val="22"/>
-          <w:szCs w:val="22"/>
-        </w:rPr>
-        <w:t xml:space="preserve"> </w:t>
-      </w:r>
-    </w:p>
-    <w:p>
-      <w:pPr>
-        <w:widowControl w:val="0"/>
-        <w:numPr>
-          <w:ilvl w:val="0"/>
-          <w:numId w:val="2"/>
-        </w:numPr>
-        <w:pBdr>
-          <w:top w:val="none" w:sz="0" w:space="0" w:color="000000"/>
-          <w:left w:val="none" w:sz="0" w:space="0" w:color="000000"/>
-          <w:bottom w:val="none" w:sz="0" w:space="0" w:color="000000"/>
-          <w:right w:val="none" w:sz="0" w:space="0" w:color="000000"/>
-        </w:pBdr>
-        <w:tabs>
-          <w:tab w:val="right" w:pos="10800"/>
-        </w:tabs>
-        <w:ind w:hanging="247"/>
-        <w:rPr>
-          <w:rFonts w:ascii="Arial" w:eastAsia="Arial" w:hAnsi="Arial" w:cs="Arial"/>
-          <w:sz w:val="22"/>
-          <w:szCs w:val="22"/>
-        </w:rPr>
-      </w:pPr>
-      <w:r>
-        <w:rPr>
-          <w:rFonts w:ascii="Arial" w:eastAsia="Arial" w:hAnsi="Arial" w:cs="Arial"/>
-          <w:sz w:val="22"/>
-          <w:szCs w:val="22"/>
-        </w:rPr>
-        <w:t>Ran multiple stations on food counter and increased customer throughput by 3 per minute</w:t>
-      </w:r>
-    </w:p>
-    <w:p>
-      <w:pPr>
-        <w:widowControl w:val="0"/>
-        <w:numPr>
-          <w:ilvl w:val="0"/>
-          <w:numId w:val="2"/>
-        </w:numPr>
-        <w:pBdr>
-          <w:top w:val="none" w:sz="0" w:space="0" w:color="000000"/>
-          <w:left w:val="none" w:sz="0" w:space="0" w:color="000000"/>
-          <w:bottom w:val="none" w:sz="0" w:space="0" w:color="000000"/>
-          <w:right w:val="none" w:sz="0" w:space="0" w:color="000000"/>
-        </w:pBdr>
-        <w:tabs>
-          <w:tab w:val="right" w:pos="10800"/>
-        </w:tabs>
-        <w:ind w:hanging="247"/>
-        <w:rPr>
-          <w:rFonts w:ascii="Arial" w:eastAsia="Arial" w:hAnsi="Arial" w:cs="Arial"/>
-          <w:sz w:val="22"/>
-          <w:szCs w:val="22"/>
-        </w:rPr>
-      </w:pPr>
-      <w:r>
-        <w:rPr>
-          <w:rFonts w:ascii="Arial" w:eastAsia="Arial" w:hAnsi="Arial" w:cs="Arial"/>
-          <w:sz w:val="22"/>
-          <w:szCs w:val="22"/>
-        </w:rPr>
-        <w:t>Trained 8 new employees on recipes, proper service, prep, and cleaning procedures</w:t>
-      </w:r>
-    </w:p>
-    <w:p>
-      <w:pPr>
-        <w:widowControl w:val="0"/>
-        <w:numPr>
-          <w:ilvl w:val="0"/>
-          <w:numId w:val="2"/>
-        </w:numPr>
-        <w:pBdr>
-          <w:top w:val="none" w:sz="0" w:space="0" w:color="000000"/>
-          <w:left w:val="none" w:sz="0" w:space="0" w:color="000000"/>
-          <w:bottom w:val="none" w:sz="0" w:space="0" w:color="000000"/>
-          <w:right w:val="none" w:sz="0" w:space="0" w:color="000000"/>
-        </w:pBdr>
-        <w:tabs>
-          <w:tab w:val="right" w:pos="10800"/>
-        </w:tabs>
-        <w:spacing w:after="60"/>
-        <w:ind w:hanging="247"/>
-        <w:rPr>
-          <w:rFonts w:ascii="Arial" w:eastAsia="Arial" w:hAnsi="Arial" w:cs="Arial"/>
-          <w:sz w:val="22"/>
-          <w:szCs w:val="22"/>
-        </w:rPr>
-      </w:pPr>
-      <w:r>
-        <w:rPr>
-          <w:rFonts w:ascii="Arial" w:eastAsia="Arial" w:hAnsi="Arial" w:cs="Arial"/>
-          <w:sz w:val="22"/>
-          <w:szCs w:val="22"/>
-        </w:rPr>
-        <w:t>Communicated with 4 other coworkers to determine what food needed restocking during lunch rush</w:t>
-      </w:r>
-    </w:p>
-    <w:p>
-      <w:pPr>
-        <w:widowControl w:val="0"/>
-        <w:tabs>
-          <w:tab w:val="right" w:pos="10800"/>
-        </w:tabs>
-        <w:rPr>
-          <w:rFonts w:ascii="Arial" w:eastAsia="Arial" w:hAnsi="Arial" w:cs="Arial"/>
-          <w:sz w:val="22"/>
-          <w:szCs w:val="22"/>
-        </w:rPr>
-      </w:pPr>
-      <w:r>
-        <w:rPr>
-          <w:rFonts w:ascii="Arial" w:eastAsia="Arial" w:hAnsi="Arial" w:cs="Arial"/>
-          <w:sz w:val="22"/>
-          <w:szCs w:val="22"/>
-        </w:rPr>
-        <w:t> </w:t>
-      </w:r>
-    </w:p>
-    <w:p>
-      <w:pPr>
-        <w:widowControl w:val="0"/>
-        <w:tabs>
-          <w:tab w:val="right" w:pos="10800"/>
-        </w:tabs>
-        <w:rPr>
-          <w:rFonts w:ascii="Arial" w:eastAsia="Arial" w:hAnsi="Arial" w:cs="Arial"/>
-          <w:sz w:val="22"/>
-          <w:szCs w:val="22"/>
-        </w:rPr>
-      </w:pPr>
-      <w:r>
-        <w:rPr>
-          <w:rFonts w:ascii="Arial" w:eastAsia="Arial" w:hAnsi="Arial" w:cs="Arial"/>
-          <w:b/>
-          <w:sz w:val="22"/>
-          <w:szCs w:val="22"/>
-        </w:rPr>
-        <w:t>Montage Resort Laguna Beach,</w:t>
-      </w:r>
-      <w:r>
-        <w:rPr>
-          <w:rFonts w:ascii="Arial" w:eastAsia="Arial" w:hAnsi="Arial" w:cs="Arial"/>
-          <w:sz w:val="22"/>
-          <w:szCs w:val="22"/>
-        </w:rPr>
-        <w:t xml:space="preserve"> Laguna Beach, CA</w:t>
-      </w:r>
-      <w:r>
-        <w:rPr>
-          <w:rFonts w:ascii="Arial" w:eastAsia="Arial" w:hAnsi="Arial" w:cs="Arial"/>
-          <w:sz w:val="22"/>
-          <w:szCs w:val="22"/>
-        </w:rPr>
-        <w:tab/>
-        <w:t>April 2017 - September 2017</w:t>
-      </w:r>
-    </w:p>
-    <w:p>
-      <w:pPr>
-        <w:widowControl w:val="0"/>
-        <w:tabs>
-          <w:tab w:val="right" w:pos="10800"/>
-        </w:tabs>
-        <w:rPr>
-          <w:rFonts w:ascii="Arial" w:eastAsia="Arial" w:hAnsi="Arial" w:cs="Arial"/>
-          <w:sz w:val="22"/>
-          <w:szCs w:val="22"/>
-        </w:rPr>
-      </w:pPr>
-      <w:r>
-        <w:rPr>
-          <w:rFonts w:ascii="Arial" w:eastAsia="Arial" w:hAnsi="Arial" w:cs="Arial"/>
-          <w:i/>
-          <w:sz w:val="22"/>
-          <w:szCs w:val="22"/>
-        </w:rPr>
-        <w:t>Valet Cashier</w:t>
-      </w:r>
-      <w:r>
-        <w:rPr>
-          <w:rFonts w:ascii="Arial" w:eastAsia="Arial" w:hAnsi="Arial" w:cs="Arial"/>
-          <w:sz w:val="22"/>
-          <w:szCs w:val="22"/>
-        </w:rPr>
-        <w:t xml:space="preserve"> </w:t>
-      </w:r>
-    </w:p>
-    <w:p>
-      <w:pPr>
-        <w:widowControl w:val="0"/>
-        <w:numPr>
-          <w:ilvl w:val="0"/>
-          <w:numId w:val="3"/>
-        </w:numPr>
-        <w:pBdr>
-          <w:top w:val="none" w:sz="0" w:space="0" w:color="000000"/>
-          <w:left w:val="none" w:sz="0" w:space="0" w:color="000000"/>
-          <w:bottom w:val="none" w:sz="0" w:space="0" w:color="000000"/>
-          <w:right w:val="none" w:sz="0" w:space="0" w:color="000000"/>
-        </w:pBdr>
-        <w:tabs>
-          <w:tab w:val="right" w:pos="10800"/>
-        </w:tabs>
-        <w:ind w:hanging="247"/>
-        <w:rPr>
-          <w:rFonts w:ascii="Arial" w:eastAsia="Arial" w:hAnsi="Arial" w:cs="Arial"/>
-          <w:sz w:val="22"/>
-          <w:szCs w:val="22"/>
-        </w:rPr>
-      </w:pPr>
-      <w:r>
-        <w:rPr>
-          <w:rFonts w:ascii="Arial" w:eastAsia="Arial" w:hAnsi="Arial" w:cs="Arial"/>
-          <w:sz w:val="22"/>
-          <w:szCs w:val="22"/>
-        </w:rPr>
-        <w:t>Managed payment for valet, kept track of 500+ car locations, expediting cars for guests to increase overall customer satisfaction</w:t>
-      </w:r>
-    </w:p>
-    <w:p>
-      <w:pPr>
-        <w:widowControl w:val="0"/>
-        <w:numPr>
-          <w:ilvl w:val="0"/>
-          <w:numId w:val="3"/>
-        </w:numPr>
-        <w:pBdr>
-          <w:top w:val="none" w:sz="0" w:space="0" w:color="000000"/>
-          <w:left w:val="none" w:sz="0" w:space="0" w:color="000000"/>
-          <w:bottom w:val="none" w:sz="0" w:space="0" w:color="000000"/>
-          <w:right w:val="none" w:sz="0" w:space="0" w:color="000000"/>
-        </w:pBdr>
-        <w:tabs>
-          <w:tab w:val="right" w:pos="10800"/>
-        </w:tabs>
-        <w:ind w:hanging="247"/>
-        <w:rPr>
-          <w:rFonts w:ascii="Arial" w:eastAsia="Arial" w:hAnsi="Arial" w:cs="Arial"/>
-          <w:sz w:val="22"/>
-          <w:szCs w:val="22"/>
-        </w:rPr>
-      </w:pPr>
-      <w:r>
-        <w:rPr>
-          <w:rFonts w:ascii="Arial" w:eastAsia="Arial" w:hAnsi="Arial" w:cs="Arial"/>
-          <w:sz w:val="22"/>
-          <w:szCs w:val="22"/>
-        </w:rPr>
-        <w:t>Interacted and greeted with 150+ guests per day about their experience</w:t>
-      </w:r>
-    </w:p>
-    <w:p>
-      <w:pPr>
-        <w:widowControl w:val="0"/>
-        <w:numPr>
-          <w:ilvl w:val="0"/>
-          <w:numId w:val="3"/>
-        </w:numPr>
-        <w:pBdr>
-          <w:top w:val="none" w:sz="0" w:space="0" w:color="000000"/>
-          <w:left w:val="none" w:sz="0" w:space="0" w:color="000000"/>
-          <w:bottom w:val="none" w:sz="0" w:space="0" w:color="000000"/>
-          <w:right w:val="none" w:sz="0" w:space="0" w:color="000000"/>
-        </w:pBdr>
-        <w:tabs>
-          <w:tab w:val="right" w:pos="10800"/>
-        </w:tabs>
-        <w:spacing w:after="60"/>
-        <w:ind w:hanging="247"/>
-        <w:rPr>
-          <w:rFonts w:ascii="Arial" w:eastAsia="Arial" w:hAnsi="Arial" w:cs="Arial"/>
-          <w:sz w:val="22"/>
-          <w:szCs w:val="22"/>
-        </w:rPr>
-      </w:pPr>
-      <w:r>
-        <w:rPr>
-          <w:rFonts w:ascii="Arial" w:eastAsia="Arial" w:hAnsi="Arial" w:cs="Arial"/>
-          <w:sz w:val="22"/>
-          <w:szCs w:val="22"/>
-        </w:rPr>
-        <w:t>Communicated with coworkers with 150+ car locations when ready</w:t>
-      </w:r>
-    </w:p>
-    <w:p>
-      <w:pPr>
-        <w:widowControl w:val="0"/>
-        <w:pBdr>
-          <w:top w:val="none" w:sz="0" w:space="0" w:color="000000"/>
-          <w:left w:val="none" w:sz="0" w:space="0" w:color="000000"/>
-          <w:bottom w:val="none" w:sz="0" w:space="0" w:color="000000"/>
-          <w:right w:val="none" w:sz="0" w:space="0" w:color="000000"/>
-        </w:pBdr>
-        <w:tabs>
-          <w:tab w:val="right" w:pos="10800"/>
-        </w:tabs>
-        <w:spacing w:after="60"/>
-        <w:rPr>
-          <w:rFonts w:ascii="Arial" w:eastAsia="Arial" w:hAnsi="Arial" w:cs="Arial"/>
-          <w:sz w:val="22"/>
-          <w:szCs w:val="22"/>
-        </w:rPr>
-      </w:pPr>
+        <w:t>June 2023</w:t>
+      </w:r>
     </w:p>
     <w:p>
       <w:pPr>
@@ -1007,7 +1628,21 @@
           <w:szCs w:val="22"/>
         </w:rPr>
       </w:pPr>
-      <w:r>
+    </w:p>
+    <w:p>
+      <w:pPr>
+        <w:widowControl w:val="0"/>
+        <w:pBdr>
+          <w:top w:val="none" w:sz="0" w:space="0" w:color="000000"/>
+          <w:left w:val="none" w:sz="0" w:space="0" w:color="000000"/>
+          <w:bottom w:val="single" w:sz="6" w:space="0" w:color="FFFFFF"/>
+          <w:right w:val="none" w:sz="0" w:space="0" w:color="000000"/>
+        </w:pBdr>
+        <w:tabs>
+          <w:tab w:val="right" w:pos="10800"/>
+        </w:tabs>
+        <w:spacing w:before="60"/>
+        <w:jc w:val="center"/>
         <w:rPr>
           <w:rFonts w:ascii="Arial" w:eastAsia="Arial" w:hAnsi="Arial" w:cs="Arial"/>
           <w:b/>
@@ -1015,7 +1650,16 @@
           <w:sz w:val="22"/>
           <w:szCs w:val="22"/>
         </w:rPr>
-        <w:t>EDUCATION:</w:t>
+      </w:pPr>
+      <w:r>
+        <w:rPr>
+          <w:rFonts w:ascii="Arial" w:eastAsia="Arial" w:hAnsi="Arial" w:cs="Arial"/>
+          <w:b/>
+          <w:smallCaps/>
+          <w:sz w:val="22"/>
+          <w:szCs w:val="22"/>
+        </w:rPr>
+        <w:t>EDUCATION</w:t>
       </w:r>
     </w:p>
     <w:p>
@@ -1161,100 +1805,6 @@
           <w:szCs w:val="22"/>
         </w:rPr>
       </w:pPr>
-      <w:r>
-        <w:rPr>
-          <w:rFonts w:ascii="Arial" w:eastAsia="Arial" w:hAnsi="Arial" w:cs="Arial"/>
-          <w:sz w:val="22"/>
-          <w:szCs w:val="22"/>
-        </w:rPr>
-        <w:t> </w:t>
-      </w:r>
-    </w:p>
-    <w:p>
-      <w:pPr>
-        <w:widowControl w:val="0"/>
-        <w:pBdr>
-          <w:top w:val="none" w:sz="0" w:space="0" w:color="000000"/>
-          <w:left w:val="none" w:sz="0" w:space="0" w:color="000000"/>
-          <w:bottom w:val="single" w:sz="6" w:space="0" w:color="FFFFFF"/>
-          <w:right w:val="none" w:sz="0" w:space="0" w:color="000000"/>
-        </w:pBdr>
-        <w:tabs>
-          <w:tab w:val="right" w:pos="10800"/>
-        </w:tabs>
-        <w:rPr>
-          <w:rFonts w:ascii="Arial" w:eastAsia="Arial" w:hAnsi="Arial" w:cs="Arial"/>
-          <w:sz w:val="22"/>
-          <w:szCs w:val="22"/>
-        </w:rPr>
-      </w:pPr>
-      <w:r>
-        <w:rPr>
-          <w:rFonts w:ascii="Arial" w:eastAsia="Arial" w:hAnsi="Arial" w:cs="Arial"/>
-          <w:b/>
-          <w:sz w:val="22"/>
-          <w:szCs w:val="22"/>
-        </w:rPr>
-        <w:t>Santiago Canyon College</w:t>
-      </w:r>
-      <w:r>
-        <w:rPr>
-          <w:rFonts w:ascii="Arial" w:eastAsia="Arial" w:hAnsi="Arial" w:cs="Arial"/>
-          <w:sz w:val="22"/>
-          <w:szCs w:val="22"/>
-        </w:rPr>
-        <w:tab/>
-        <w:t>May 2020</w:t>
-      </w:r>
-    </w:p>
-    <w:p>
-      <w:pPr>
-        <w:widowControl w:val="0"/>
-        <w:pBdr>
-          <w:top w:val="none" w:sz="0" w:space="0" w:color="000000"/>
-          <w:left w:val="none" w:sz="0" w:space="0" w:color="000000"/>
-          <w:bottom w:val="single" w:sz="6" w:space="0" w:color="FFFFFF"/>
-          <w:right w:val="none" w:sz="0" w:space="0" w:color="000000"/>
-        </w:pBdr>
-        <w:tabs>
-          <w:tab w:val="right" w:pos="10800"/>
-        </w:tabs>
-        <w:rPr>
-          <w:rFonts w:ascii="Arial" w:eastAsia="Arial" w:hAnsi="Arial" w:cs="Arial"/>
-          <w:sz w:val="22"/>
-          <w:szCs w:val="22"/>
-        </w:rPr>
-      </w:pPr>
-      <w:r>
-        <w:rPr>
-          <w:rFonts w:ascii="Arial" w:eastAsia="Arial" w:hAnsi="Arial" w:cs="Arial"/>
-          <w:i/>
-          <w:sz w:val="22"/>
-          <w:szCs w:val="22"/>
-        </w:rPr>
-        <w:t>Associates in Business Administration</w:t>
-      </w:r>
-      <w:r>
-        <w:rPr>
-          <w:rFonts w:ascii="Arial" w:eastAsia="Arial" w:hAnsi="Arial" w:cs="Arial"/>
-          <w:sz w:val="22"/>
-          <w:szCs w:val="22"/>
-        </w:rPr>
-        <w:t xml:space="preserve"> </w:t>
-      </w:r>
-    </w:p>
-    <w:p>
-      <w:pPr>
-        <w:widowControl w:val="0"/>
-        <w:tabs>
-          <w:tab w:val="right" w:pos="10800"/>
-        </w:tabs>
-        <w:rPr>
-          <w:rFonts w:ascii="Arial" w:eastAsia="Arial" w:hAnsi="Arial" w:cs="Arial"/>
-          <w:sz w:val="22"/>
-          <w:szCs w:val="22"/>
-        </w:rPr>
-      </w:pPr>
     </w:p>
     <w:p>
       <w:pPr>
@@ -1269,40 +1819,11 @@
           <w:tab w:val="right" w:pos="10800"/>
         </w:tabs>
         <w:spacing w:before="60"/>
+        <w:jc w:val="center"/>
         <w:rPr>
           <w:rFonts w:ascii="Arial" w:eastAsia="Arial" w:hAnsi="Arial" w:cs="Arial"/>
           <w:b/>
           <w:smallCaps/>
-          <w:sz w:val="22"/>
-          <w:szCs w:val="22"/>
-        </w:rPr>
-      </w:pPr>
-      <w:r>
-        <w:rPr>
-          <w:rFonts w:ascii="Arial" w:eastAsia="Arial" w:hAnsi="Arial" w:cs="Arial"/>
-          <w:b/>
-          <w:smallCaps/>
-          <w:sz w:val="22"/>
-          <w:szCs w:val="22"/>
-        </w:rPr>
-        <w:t>SKILLS:</w:t>
-      </w:r>
-    </w:p>
-    <w:p>
-      <w:pPr>
-        <w:widowControl w:val="0"/>
-        <w:pBdr>
-          <w:top w:val="none" w:sz="0" w:space="0" w:color="000000"/>
-          <w:left w:val="none" w:sz="0" w:space="0" w:color="000000"/>
-          <w:bottom w:val="none" w:sz="0" w:space="0" w:color="000000"/>
-          <w:right w:val="none" w:sz="0" w:space="0" w:color="000000"/>
-        </w:pBdr>
-        <w:tabs>
-          <w:tab w:val="right" w:pos="10800"/>
-        </w:tabs>
-        <w:ind w:left="720" w:hanging="247"/>
-        <w:rPr>
-          <w:rFonts w:ascii="Arial" w:eastAsia="Arial" w:hAnsi="Arial" w:cs="Arial"/>
           <w:sz w:val="22"/>
           <w:szCs w:val="22"/>
         </w:rPr>
@@ -1313,6 +1834,73 @@
           <w:cols w:space="720"/>
         </w:sectPr>
       </w:pPr>
+      <w:r>
+        <w:rPr>
+          <w:rFonts w:ascii="Arial" w:eastAsia="Arial" w:hAnsi="Arial" w:cs="Arial"/>
+          <w:b/>
+          <w:smallCaps/>
+          <w:sz w:val="22"/>
+          <w:szCs w:val="22"/>
+        </w:rPr>
+        <w:t xml:space="preserve">TECHNICAL </w:t>
+      </w:r>
+      <w:r>
+        <w:rPr>
+          <w:rFonts w:ascii="Arial" w:eastAsia="Arial" w:hAnsi="Arial" w:cs="Arial"/>
+          <w:b/>
+          <w:smallCaps/>
+          <w:sz w:val="22"/>
+          <w:szCs w:val="22"/>
+        </w:rPr>
+        <w:t>SKILLS</w:t>
+      </w:r>
+    </w:p>
+    <w:p>
+      <w:pPr>
+        <w:widowControl w:val="0"/>
+        <w:pBdr>
+          <w:top w:val="none" w:sz="0" w:space="0" w:color="000000"/>
+          <w:left w:val="none" w:sz="0" w:space="0" w:color="000000"/>
+          <w:bottom w:val="none" w:sz="0" w:space="0" w:color="000000"/>
+          <w:right w:val="none" w:sz="0" w:space="0" w:color="000000"/>
+        </w:pBdr>
+        <w:tabs>
+          <w:tab w:val="right" w:pos="10800"/>
+        </w:tabs>
+        <w:ind w:left="720" w:hanging="247"/>
+        <w:rPr>
+          <w:rFonts w:ascii="Arial" w:eastAsia="Arial" w:hAnsi="Arial" w:cs="Arial"/>
+          <w:sz w:val="22"/>
+          <w:szCs w:val="22"/>
+        </w:rPr>
+      </w:pPr>
+    </w:p>
+    <w:p>
+      <w:pPr>
+        <w:widowControl w:val="0"/>
+        <w:pBdr>
+          <w:top w:val="none" w:sz="0" w:space="0" w:color="000000"/>
+          <w:left w:val="none" w:sz="0" w:space="0" w:color="000000"/>
+          <w:bottom w:val="none" w:sz="0" w:space="0" w:color="000000"/>
+          <w:right w:val="none" w:sz="0" w:space="0" w:color="000000"/>
+        </w:pBdr>
+        <w:tabs>
+          <w:tab w:val="right" w:pos="10800"/>
+        </w:tabs>
+        <w:ind w:left="720" w:hanging="247"/>
+        <w:rPr>
+          <w:rFonts w:ascii="Arial" w:eastAsia="Arial" w:hAnsi="Arial" w:cs="Arial"/>
+          <w:sz w:val="22"/>
+          <w:szCs w:val="22"/>
+        </w:rPr>
+        <w:sectPr>
+          <w:type w:val="continuous"/>
+          <w:pgSz w:w="12225" w:h="15810"/>
+          <w:pgMar w:top="720" w:right="720" w:bottom="720" w:left="720" w:header="708" w:footer="708" w:gutter="0"/>
+          <w:pgNumType w:start="1"/>
+          <w:cols w:num="3" w:space="720"/>
+        </w:sectPr>
+      </w:pPr>
     </w:p>
     <w:p>
       <w:pPr>
@@ -1663,7 +2251,7 @@
           <w:sz w:val="22"/>
           <w:szCs w:val="22"/>
         </w:rPr>
-        <w:t>MongoDB</w:t>
+        <w:t>AWS</w:t>
       </w:r>
     </w:p>
     <w:p>
@@ -1695,7 +2283,7 @@
           <w:sz w:val="22"/>
           <w:szCs w:val="22"/>
         </w:rPr>
-        <w:t>MySQL</w:t>
+        <w:t>MongoDB</w:t>
       </w:r>
     </w:p>
     <w:p>
@@ -1727,7 +2315,7 @@
           <w:sz w:val="22"/>
           <w:szCs w:val="22"/>
         </w:rPr>
-        <w:t>Node</w:t>
+        <w:t>MySQL</w:t>
       </w:r>
     </w:p>
     <w:p>
@@ -1752,14 +2340,43 @@
           <w:sz w:val="22"/>
           <w:szCs w:val="22"/>
         </w:rPr>
+      </w:pPr>
+      <w:r>
+        <w:rPr>
+          <w:rFonts w:ascii="Arial" w:eastAsia="Arial" w:hAnsi="Arial" w:cs="Arial"/>
+          <w:sz w:val="22"/>
+          <w:szCs w:val="22"/>
+        </w:rPr>
+        <w:t>Node</w:t>
+      </w:r>
+    </w:p>
+    <w:p>
+      <w:pPr>
+        <w:widowControl w:val="0"/>
+        <w:numPr>
+          <w:ilvl w:val="0"/>
+          <w:numId w:val="4"/>
+        </w:numPr>
+        <w:pBdr>
+          <w:top w:val="none" w:sz="0" w:space="0" w:color="000000"/>
+          <w:left w:val="none" w:sz="0" w:space="0" w:color="000000"/>
+          <w:bottom w:val="none" w:sz="0" w:space="0" w:color="000000"/>
+          <w:right w:val="none" w:sz="0" w:space="0" w:color="000000"/>
+        </w:pBdr>
+        <w:tabs>
+          <w:tab w:val="right" w:pos="10800"/>
+        </w:tabs>
+        <w:ind w:hanging="247"/>
+        <w:rPr>
+          <w:rFonts w:ascii="Arial" w:eastAsia="Arial" w:hAnsi="Arial" w:cs="Arial"/>
+          <w:sz w:val="22"/>
+          <w:szCs w:val="22"/>
+        </w:rPr>
         <w:sectPr>
           <w:type w:val="continuous"/>
           <w:pgSz w:w="12225" w:h="15810"/>
           <w:pgMar w:top="720" w:right="720" w:bottom="720" w:left="720" w:header="708" w:footer="708" w:gutter="0"/>
-          <w:cols w:num="2" w:space="720" w:equalWidth="0">
-            <w:col w:w="5040" w:space="720"/>
-            <w:col w:w="5040" w:space="0"/>
-          </w:cols>
+          <w:cols w:num="3" w:space="720"/>
         </w:sectPr>
       </w:pPr>
       <w:r>
@@ -1794,7 +2411,7 @@
       <w:type w:val="continuous"/>
       <w:pgSz w:w="12225" w:h="15810"/>
       <w:pgMar w:top="720" w:right="720" w:bottom="720" w:left="720" w:header="708" w:footer="708" w:gutter="0"/>
-      <w:cols w:space="720"/>
+      <w:cols w:num="3" w:space="720"/>
     </w:sectPr>
   </w:body>
 </w:document>
@@ -2663,7 +3280,10 @@
   <w:style w:type="paragraph" w:default="1" w:styleId="Normal">
     <w:name w:val="Normal"/>
     <w:qFormat/>
-    <w:rsid w:val="00805BCE"/>
+    <w:rsid w:val="00C81464"/>
+    <w:rPr>
+      <w:color w:val="000000" w:themeColor="text1"/>
+    </w:rPr>
   </w:style>
   <w:style w:type="paragraph" w:styleId="Heading1">
     <w:name w:val="heading 1"/>
@@ -2791,7 +3411,6 @@
   <w:style w:type="character" w:default="1" w:styleId="DefaultParagraphFont">
     <w:name w:val="Default Paragraph Font"/>
     <w:uiPriority w:val="1"/>
-    <w:semiHidden/>
     <w:unhideWhenUsed/>
   </w:style>
   <w:style w:type="table" w:default="1" w:styleId="TableNormal">
@@ -2880,6 +3499,41 @@
       <w:color w:val="666666"/>
       <w:sz w:val="48"/>
       <w:szCs w:val="48"/>
+    </w:rPr>
+  </w:style>
+  <w:style w:type="character" w:styleId="Hyperlink">
+    <w:name w:val="Hyperlink"/>
+    <w:basedOn w:val="DefaultParagraphFont"/>
+    <w:uiPriority w:val="99"/>
+    <w:unhideWhenUsed/>
+    <w:rsid w:val="00C81464"/>
+    <w:rPr>
+      <w:color w:val="000000" w:themeColor="text1"/>
+      <w:u w:val="single"/>
+    </w:rPr>
+  </w:style>
+  <w:style w:type="character" w:styleId="UnresolvedMention">
+    <w:name w:val="Unresolved Mention"/>
+    <w:basedOn w:val="DefaultParagraphFont"/>
+    <w:uiPriority w:val="99"/>
+    <w:semiHidden/>
+    <w:unhideWhenUsed/>
+    <w:rsid w:val="00C81464"/>
+    <w:rPr>
+      <w:color w:val="605E5C"/>
+      <w:shd w:val="clear" w:color="auto" w:fill="E1DFDD"/>
+    </w:rPr>
+  </w:style>
+  <w:style w:type="character" w:styleId="FollowedHyperlink">
+    <w:name w:val="FollowedHyperlink"/>
+    <w:basedOn w:val="DefaultParagraphFont"/>
+    <w:uiPriority w:val="99"/>
+    <w:semiHidden/>
+    <w:unhideWhenUsed/>
+    <w:rsid w:val="00C81464"/>
+    <w:rPr>
+      <w:color w:val="000000" w:themeColor="text1"/>
+      <w:u w:val="single"/>
     </w:rPr>
   </w:style>
 </w:styles>

--- a/ZacharyCygan_resume.docx
+++ b/ZacharyCygan_resume.docx
@@ -57,7 +57,7 @@
         </w:rPr>
         <w:t xml:space="preserve">714-401-5274 | Irvine, CA | </w:t>
       </w:r>
-      <w:hyperlink r:id="rId6">
+      <w:hyperlink r:id="rId8">
         <w:r>
           <w:rPr>
             <w:rFonts w:ascii="Arial" w:eastAsia="Arial" w:hAnsi="Arial" w:cs="Arial"/>
@@ -75,17 +75,14 @@
         </w:rPr>
         <w:t xml:space="preserve"> | </w:t>
       </w:r>
-      <w:hyperlink r:id="rId7">
-        <w:r>
-          <w:rPr>
-            <w:rFonts w:ascii="Arial" w:eastAsia="Arial" w:hAnsi="Arial" w:cs="Arial"/>
-            <w:sz w:val="22"/>
-            <w:szCs w:val="22"/>
-            <w:u w:val="single"/>
-          </w:rPr>
-          <w:t>LinkedIn</w:t>
-        </w:r>
-      </w:hyperlink>
+      <w:r>
+        <w:rPr>
+          <w:rFonts w:ascii="Arial" w:eastAsia="Arial" w:hAnsi="Arial" w:cs="Arial"/>
+          <w:sz w:val="22"/>
+          <w:szCs w:val="22"/>
+        </w:rPr>
+        <w:t>https://www.linkedin.com/in/zachary-cygan-4119191b5</w:t>
+      </w:r>
       <w:r>
         <w:rPr>
           <w:rFonts w:ascii="Arial" w:eastAsia="Arial" w:hAnsi="Arial" w:cs="Arial"/>
@@ -94,17 +91,14 @@
         </w:rPr>
         <w:t xml:space="preserve"> | </w:t>
       </w:r>
-      <w:hyperlink r:id="rId8">
-        <w:r>
-          <w:rPr>
-            <w:rFonts w:ascii="Arial" w:eastAsia="Arial" w:hAnsi="Arial" w:cs="Arial"/>
-            <w:sz w:val="22"/>
-            <w:szCs w:val="22"/>
-            <w:u w:val="single"/>
-          </w:rPr>
-          <w:t>Portfolio</w:t>
-        </w:r>
-      </w:hyperlink>
+      <w:r>
+        <w:rPr>
+          <w:rFonts w:ascii="Arial" w:eastAsia="Arial" w:hAnsi="Arial" w:cs="Arial"/>
+          <w:sz w:val="22"/>
+          <w:szCs w:val="22"/>
+        </w:rPr>
+        <w:t>https://zachcygan.com</w:t>
+      </w:r>
     </w:p>
     <w:p>
       <w:pPr>
@@ -209,237 +203,6 @@
           <w:szCs w:val="22"/>
         </w:rPr>
         <w:t xml:space="preserve">UrSpace </w:t>
-      </w:r>
-      <w:r>
-        <w:rPr>
-          <w:rFonts w:eastAsia="Arial"/>
-        </w:rPr>
-        <w:fldChar w:fldCharType="begin"/>
-      </w:r>
-      <w:r>
-        <w:rPr>
-          <w:rFonts w:eastAsia="Arial"/>
-        </w:rPr>
-        <w:instrText>HYPERLINK "https://urrspace.herokuapp.com/"</w:instrText>
-      </w:r>
-      <w:r>
-        <w:rPr>
-          <w:rFonts w:eastAsia="Arial"/>
-        </w:rPr>
-      </w:r>
-      <w:r>
-        <w:rPr>
-          <w:rFonts w:eastAsia="Arial"/>
-        </w:rPr>
-        <w:fldChar w:fldCharType="separate"/>
-      </w:r>
-      <w:r>
-        <w:rPr>
-          <w:rStyle w:val="Hyperlink"/>
-          <mc:AlternateContent>
-            <mc:Choice Requires="w16se">
-              <w:rFonts w:eastAsia="Arial"/>
-            </mc:Choice>
-            <mc:Fallback>
-              <w:rFonts w:ascii="Segoe UI Emoji" w:eastAsia="Segoe UI Emoji" w:hAnsi="Segoe UI Emoji" w:cs="Segoe UI Emoji"/>
-            </mc:Fallback>
-          </mc:AlternateContent>
-          <w:u w:val="none"/>
-        </w:rPr>
-        <mc:AlternateContent>
-          <mc:Choice Requires="w16se">
-            <w16se:symEx w16se:font="Segoe UI Emoji" w16se:char="1F517"/>
-          </mc:Choice>
-          <mc:Fallback>
-            <w:t>🔗</w:t>
-          </mc:Fallback>
-        </mc:AlternateContent>
-      </w:r>
-      <w:r>
-        <w:rPr>
-          <w:rFonts w:eastAsia="Arial"/>
-        </w:rPr>
-        <w:fldChar w:fldCharType="end"/>
-      </w:r>
-      <w:r>
-        <w:rPr>
-          <w:rFonts w:ascii="Arial" w:eastAsia="Arial" w:hAnsi="Arial" w:cs="Arial"/>
-          <w:b/>
-          <w:sz w:val="22"/>
-          <w:szCs w:val="22"/>
-        </w:rPr>
-        <w:t xml:space="preserve">, </w:t>
-      </w:r>
-      <w:r>
-        <w:rPr>
-          <w:rFonts w:ascii="Arial" w:eastAsia="Arial" w:hAnsi="Arial" w:cs="Arial"/>
-          <w:sz w:val="22"/>
-          <w:szCs w:val="22"/>
-        </w:rPr>
-        <w:t>JavaScript</w:t>
-      </w:r>
-      <w:r>
-        <w:rPr>
-          <w:rFonts w:ascii="Arial" w:eastAsia="Arial" w:hAnsi="Arial" w:cs="Arial"/>
-          <w:sz w:val="22"/>
-          <w:szCs w:val="22"/>
-        </w:rPr>
-        <w:tab/>
-      </w:r>
-      <w:r>
-        <w:rPr>
-          <w:rFonts w:ascii="Arial" w:eastAsia="Arial" w:hAnsi="Arial" w:cs="Arial"/>
-          <w:sz w:val="22"/>
-          <w:szCs w:val="22"/>
-        </w:rPr>
-        <w:t>June 2023</w:t>
-      </w:r>
-    </w:p>
-    <w:p>
-      <w:pPr>
-        <w:widowControl w:val="0"/>
-        <w:numPr>
-          <w:ilvl w:val="0"/>
-          <w:numId w:val="1"/>
-        </w:numPr>
-        <w:pBdr>
-          <w:top w:val="none" w:sz="0" w:space="0" w:color="000000"/>
-          <w:left w:val="none" w:sz="0" w:space="0" w:color="000000"/>
-          <w:bottom w:val="none" w:sz="0" w:space="0" w:color="000000"/>
-          <w:right w:val="none" w:sz="0" w:space="0" w:color="000000"/>
-        </w:pBdr>
-        <w:tabs>
-          <w:tab w:val="right" w:pos="10800"/>
-        </w:tabs>
-        <w:ind w:hanging="247"/>
-        <w:rPr>
-          <w:rFonts w:ascii="Arial" w:eastAsia="Arial" w:hAnsi="Arial" w:cs="Arial"/>
-          <w:sz w:val="22"/>
-          <w:szCs w:val="22"/>
-        </w:rPr>
-      </w:pPr>
-      <w:r>
-        <w:rPr>
-          <w:rFonts w:ascii="Arial" w:eastAsia="Arial" w:hAnsi="Arial" w:cs="Arial"/>
-          <w:sz w:val="22"/>
-          <w:szCs w:val="22"/>
-        </w:rPr>
-        <w:t>A social media application in which users can listen to, save, and share their music with others</w:t>
-      </w:r>
-    </w:p>
-    <w:p>
-      <w:pPr>
-        <w:widowControl w:val="0"/>
-        <w:numPr>
-          <w:ilvl w:val="0"/>
-          <w:numId w:val="1"/>
-        </w:numPr>
-        <w:pBdr>
-          <w:top w:val="none" w:sz="0" w:space="0" w:color="000000"/>
-          <w:left w:val="none" w:sz="0" w:space="0" w:color="000000"/>
-          <w:bottom w:val="none" w:sz="0" w:space="0" w:color="000000"/>
-          <w:right w:val="none" w:sz="0" w:space="0" w:color="000000"/>
-        </w:pBdr>
-        <w:tabs>
-          <w:tab w:val="right" w:pos="10800"/>
-        </w:tabs>
-        <w:ind w:hanging="247"/>
-        <w:rPr>
-          <w:rFonts w:ascii="Arial" w:eastAsia="Arial" w:hAnsi="Arial" w:cs="Arial"/>
-          <w:sz w:val="22"/>
-          <w:szCs w:val="22"/>
-        </w:rPr>
-      </w:pPr>
-      <w:r>
-        <w:rPr>
-          <w:rFonts w:ascii="Arial" w:eastAsia="Arial" w:hAnsi="Arial" w:cs="Arial"/>
-          <w:sz w:val="22"/>
-          <w:szCs w:val="22"/>
-        </w:rPr>
-        <w:t xml:space="preserve">React.js, Node.js, apollo-server, </w:t>
-      </w:r>
-      <w:r>
-        <w:rPr>
-          <w:rFonts w:ascii="Arial" w:eastAsia="Arial" w:hAnsi="Arial" w:cs="Arial"/>
-          <w:sz w:val="22"/>
-          <w:szCs w:val="22"/>
-        </w:rPr>
-        <w:t xml:space="preserve">bcrypt, </w:t>
-      </w:r>
-      <w:r>
-        <w:rPr>
-          <w:rFonts w:ascii="Arial" w:eastAsia="Arial" w:hAnsi="Arial" w:cs="Arial"/>
-          <w:sz w:val="22"/>
-          <w:szCs w:val="22"/>
-        </w:rPr>
-        <w:t>express, graphql, jsonwebtoken, mongoose, redux</w:t>
-      </w:r>
-      <w:r>
-        <w:rPr>
-          <w:rFonts w:ascii="Arial" w:eastAsia="Arial" w:hAnsi="Arial" w:cs="Arial"/>
-          <w:sz w:val="22"/>
-          <w:szCs w:val="22"/>
-        </w:rPr>
-        <w:t>, HTML</w:t>
-      </w:r>
-    </w:p>
-    <w:p>
-      <w:pPr>
-        <w:widowControl w:val="0"/>
-        <w:pBdr>
-          <w:top w:val="none" w:sz="0" w:space="0" w:color="000000"/>
-          <w:left w:val="none" w:sz="0" w:space="0" w:color="000000"/>
-          <w:bottom w:val="none" w:sz="0" w:space="0" w:color="000000"/>
-          <w:right w:val="none" w:sz="0" w:space="0" w:color="000000"/>
-        </w:pBdr>
-        <w:tabs>
-          <w:tab w:val="right" w:pos="10800"/>
-        </w:tabs>
-        <w:spacing w:before="60"/>
-        <w:rPr>
-          <w:rFonts w:ascii="Arial" w:eastAsia="Arial" w:hAnsi="Arial" w:cs="Arial"/>
-          <w:b/>
-          <w:sz w:val="22"/>
-          <w:szCs w:val="22"/>
-        </w:rPr>
-      </w:pPr>
-    </w:p>
-    <w:p>
-      <w:pPr>
-        <w:widowControl w:val="0"/>
-        <w:pBdr>
-          <w:top w:val="none" w:sz="0" w:space="0" w:color="000000"/>
-          <w:left w:val="none" w:sz="0" w:space="0" w:color="000000"/>
-          <w:bottom w:val="none" w:sz="0" w:space="0" w:color="000000"/>
-          <w:right w:val="none" w:sz="0" w:space="0" w:color="000000"/>
-        </w:pBdr>
-        <w:tabs>
-          <w:tab w:val="right" w:pos="10800"/>
-        </w:tabs>
-        <w:spacing w:before="60"/>
-        <w:rPr>
-          <w:rFonts w:ascii="Arial" w:eastAsia="Arial" w:hAnsi="Arial" w:cs="Arial"/>
-          <w:sz w:val="22"/>
-          <w:szCs w:val="22"/>
-        </w:rPr>
-      </w:pPr>
-      <w:r>
-        <w:rPr>
-          <w:rFonts w:ascii="Arial" w:eastAsia="Arial" w:hAnsi="Arial" w:cs="Arial"/>
-          <w:b/>
-          <w:sz w:val="22"/>
-          <w:szCs w:val="22"/>
-        </w:rPr>
-        <w:t>Graduation RSVP</w:t>
-      </w:r>
-      <w:r>
-        <w:rPr>
-          <w:rFonts w:ascii="Arial" w:eastAsia="Arial" w:hAnsi="Arial" w:cs="Arial"/>
-          <w:b/>
-          <w:sz w:val="22"/>
-          <w:szCs w:val="22"/>
-        </w:rPr>
-        <w:t xml:space="preserve"> </w:t>
       </w:r>
       <w:hyperlink r:id="rId9" w:history="1">
         <w:r>
@@ -496,15 +259,7 @@
           <w:sz w:val="22"/>
           <w:szCs w:val="22"/>
         </w:rPr>
-        <w:t>May</w:t>
-      </w:r>
-      <w:r>
-        <w:rPr>
-          <w:rFonts w:ascii="Arial" w:eastAsia="Arial" w:hAnsi="Arial" w:cs="Arial"/>
-          <w:sz w:val="22"/>
-          <w:szCs w:val="22"/>
-        </w:rPr>
-        <w:t xml:space="preserve"> 2023</w:t>
+        <w:t>June 2023</w:t>
       </w:r>
     </w:p>
     <w:p>
@@ -536,7 +291,7 @@
           <w:sz w:val="22"/>
           <w:szCs w:val="22"/>
         </w:rPr>
-        <w:t>Webpage that allowed users to RSVP to my graduation party</w:t>
+        <w:t>A social media application in which users can listen to, save, and share their music with others</w:t>
       </w:r>
     </w:p>
     <w:p>
@@ -555,46 +310,45 @@
         <w:tabs>
           <w:tab w:val="right" w:pos="10800"/>
         </w:tabs>
-        <w:spacing w:before="60" w:after="60"/>
         <w:ind w:hanging="247"/>
         <w:rPr>
           <w:rFonts w:ascii="Arial" w:eastAsia="Arial" w:hAnsi="Arial" w:cs="Arial"/>
-          <w:b/>
-          <w:smallCaps/>
-          <w:sz w:val="22"/>
-          <w:szCs w:val="22"/>
-        </w:rPr>
-      </w:pPr>
-      <w:r>
-        <w:rPr>
-          <w:rFonts w:ascii="Arial" w:eastAsia="Arial" w:hAnsi="Arial" w:cs="Arial"/>
-          <w:sz w:val="22"/>
-          <w:szCs w:val="22"/>
-        </w:rPr>
-        <w:t>Node.js, express, MongoDB, Mongoose, Nodemailer</w:t>
-      </w:r>
-    </w:p>
-    <w:p>
-      <w:pPr>
-        <w:widowControl w:val="0"/>
-        <w:pBdr>
-          <w:top w:val="none" w:sz="0" w:space="0" w:color="000000"/>
-          <w:left w:val="none" w:sz="0" w:space="0" w:color="000000"/>
-          <w:bottom w:val="none" w:sz="0" w:space="0" w:color="000000"/>
-          <w:right w:val="none" w:sz="0" w:space="0" w:color="000000"/>
-        </w:pBdr>
-        <w:tabs>
-          <w:tab w:val="right" w:pos="10800"/>
-        </w:tabs>
-        <w:spacing w:before="60" w:after="60"/>
-        <w:rPr>
-          <w:rFonts w:ascii="Arial" w:eastAsia="Arial" w:hAnsi="Arial" w:cs="Arial"/>
-          <w:b/>
-          <w:smallCaps/>
-          <w:sz w:val="22"/>
-          <w:szCs w:val="22"/>
-        </w:rPr>
-      </w:pPr>
+          <w:sz w:val="22"/>
+          <w:szCs w:val="22"/>
+        </w:rPr>
+      </w:pPr>
+      <w:r>
+        <w:rPr>
+          <w:rFonts w:ascii="Arial" w:eastAsia="Arial" w:hAnsi="Arial" w:cs="Arial"/>
+          <w:sz w:val="22"/>
+          <w:szCs w:val="22"/>
+        </w:rPr>
+        <w:t xml:space="preserve">React.js, Node.js, apollo-server, </w:t>
+      </w:r>
+      <w:r>
+        <w:rPr>
+          <w:rFonts w:ascii="Arial" w:eastAsia="Arial" w:hAnsi="Arial" w:cs="Arial"/>
+          <w:sz w:val="22"/>
+          <w:szCs w:val="22"/>
+        </w:rPr>
+        <w:t xml:space="preserve">bcrypt, </w:t>
+      </w:r>
+      <w:r>
+        <w:rPr>
+          <w:rFonts w:ascii="Arial" w:eastAsia="Arial" w:hAnsi="Arial" w:cs="Arial"/>
+          <w:sz w:val="22"/>
+          <w:szCs w:val="22"/>
+        </w:rPr>
+        <w:t>express, graphql, jsonwebtoken, mongoose, redux</w:t>
+      </w:r>
+      <w:r>
+        <w:rPr>
+          <w:rFonts w:ascii="Arial" w:eastAsia="Arial" w:hAnsi="Arial" w:cs="Arial"/>
+          <w:sz w:val="22"/>
+          <w:szCs w:val="22"/>
+        </w:rPr>
+        <w:t>, HTML</w:t>
+      </w:r>
     </w:p>
     <w:p>
       <w:pPr>
@@ -611,18 +365,39 @@
         <w:spacing w:before="60"/>
         <w:rPr>
           <w:rFonts w:ascii="Arial" w:eastAsia="Arial" w:hAnsi="Arial" w:cs="Arial"/>
-          <w:sz w:val="22"/>
-          <w:szCs w:val="22"/>
-        </w:rPr>
-      </w:pPr>
-      <w:r>
-        <w:rPr>
-          <w:rFonts w:ascii="Arial" w:eastAsia="Arial" w:hAnsi="Arial" w:cs="Arial"/>
-          <w:b/>
-          <w:sz w:val="22"/>
-          <w:szCs w:val="22"/>
-        </w:rPr>
-        <w:t>Project Perfect</w:t>
+          <w:b/>
+          <w:sz w:val="22"/>
+          <w:szCs w:val="22"/>
+        </w:rPr>
+      </w:pPr>
+    </w:p>
+    <w:p>
+      <w:pPr>
+        <w:widowControl w:val="0"/>
+        <w:pBdr>
+          <w:top w:val="none" w:sz="0" w:space="0" w:color="000000"/>
+          <w:left w:val="none" w:sz="0" w:space="0" w:color="000000"/>
+          <w:bottom w:val="none" w:sz="0" w:space="0" w:color="000000"/>
+          <w:right w:val="none" w:sz="0" w:space="0" w:color="000000"/>
+        </w:pBdr>
+        <w:tabs>
+          <w:tab w:val="right" w:pos="10800"/>
+        </w:tabs>
+        <w:spacing w:before="60"/>
+        <w:rPr>
+          <w:rFonts w:ascii="Arial" w:eastAsia="Arial" w:hAnsi="Arial" w:cs="Arial"/>
+          <w:sz w:val="22"/>
+          <w:szCs w:val="22"/>
+        </w:rPr>
+      </w:pPr>
+      <w:r>
+        <w:rPr>
+          <w:rFonts w:ascii="Arial" w:eastAsia="Arial" w:hAnsi="Arial" w:cs="Arial"/>
+          <w:b/>
+          <w:sz w:val="22"/>
+          <w:szCs w:val="22"/>
+        </w:rPr>
+        <w:t>Graduation RSVP</w:t>
       </w:r>
       <w:r>
         <w:rPr>
@@ -632,251 +407,6 @@
           <w:szCs w:val="22"/>
         </w:rPr>
         <w:t xml:space="preserve"> </w:t>
-      </w:r>
-      <w:r>
-        <w:rPr>
-          <w:rFonts w:eastAsia="Arial"/>
-        </w:rPr>
-        <w:fldChar w:fldCharType="begin"/>
-      </w:r>
-      <w:r>
-        <w:rPr>
-          <w:rFonts w:eastAsia="Arial"/>
-        </w:rPr>
-        <w:instrText>HYPERLINK "https://gpteam.herokuapp.com/"</w:instrText>
-      </w:r>
-      <w:r>
-        <w:rPr>
-          <w:rFonts w:eastAsia="Arial"/>
-        </w:rPr>
-      </w:r>
-      <w:r>
-        <w:rPr>
-          <w:rFonts w:eastAsia="Arial"/>
-        </w:rPr>
-        <w:fldChar w:fldCharType="separate"/>
-      </w:r>
-      <w:r>
-        <w:rPr>
-          <w:rStyle w:val="Hyperlink"/>
-          <mc:AlternateContent>
-            <mc:Choice Requires="w16se">
-              <w:rFonts w:eastAsia="Arial"/>
-            </mc:Choice>
-            <mc:Fallback>
-              <w:rFonts w:ascii="Segoe UI Emoji" w:eastAsia="Segoe UI Emoji" w:hAnsi="Segoe UI Emoji" w:cs="Segoe UI Emoji"/>
-            </mc:Fallback>
-          </mc:AlternateContent>
-          <w:u w:val="none"/>
-        </w:rPr>
-        <mc:AlternateContent>
-          <mc:Choice Requires="w16se">
-            <w16se:symEx w16se:font="Segoe UI Emoji" w16se:char="1F517"/>
-          </mc:Choice>
-          <mc:Fallback>
-            <w:t>🔗</w:t>
-          </mc:Fallback>
-        </mc:AlternateContent>
-      </w:r>
-      <w:r>
-        <w:rPr>
-          <w:rFonts w:eastAsia="Arial"/>
-        </w:rPr>
-        <w:fldChar w:fldCharType="end"/>
-      </w:r>
-      <w:r>
-        <w:rPr>
-          <w:rFonts w:ascii="Arial" w:eastAsia="Arial" w:hAnsi="Arial" w:cs="Arial"/>
-          <w:b/>
-          <w:sz w:val="22"/>
-          <w:szCs w:val="22"/>
-        </w:rPr>
-        <w:t xml:space="preserve">, </w:t>
-      </w:r>
-      <w:r>
-        <w:rPr>
-          <w:rFonts w:ascii="Arial" w:eastAsia="Arial" w:hAnsi="Arial" w:cs="Arial"/>
-          <w:sz w:val="22"/>
-          <w:szCs w:val="22"/>
-        </w:rPr>
-        <w:t>JavaScript</w:t>
-      </w:r>
-      <w:r>
-        <w:rPr>
-          <w:rFonts w:ascii="Arial" w:eastAsia="Arial" w:hAnsi="Arial" w:cs="Arial"/>
-          <w:sz w:val="22"/>
-          <w:szCs w:val="22"/>
-        </w:rPr>
-        <w:tab/>
-      </w:r>
-      <w:r>
-        <w:rPr>
-          <w:rFonts w:ascii="Arial" w:eastAsia="Arial" w:hAnsi="Arial" w:cs="Arial"/>
-          <w:sz w:val="22"/>
-          <w:szCs w:val="22"/>
-        </w:rPr>
-        <w:t>April</w:t>
-      </w:r>
-      <w:r>
-        <w:rPr>
-          <w:rFonts w:ascii="Arial" w:eastAsia="Arial" w:hAnsi="Arial" w:cs="Arial"/>
-          <w:sz w:val="22"/>
-          <w:szCs w:val="22"/>
-        </w:rPr>
-        <w:t xml:space="preserve"> 2023</w:t>
-      </w:r>
-    </w:p>
-    <w:p>
-      <w:pPr>
-        <w:widowControl w:val="0"/>
-        <w:numPr>
-          <w:ilvl w:val="0"/>
-          <w:numId w:val="1"/>
-        </w:numPr>
-        <w:pBdr>
-          <w:top w:val="none" w:sz="0" w:space="0" w:color="000000"/>
-          <w:left w:val="none" w:sz="0" w:space="0" w:color="000000"/>
-          <w:bottom w:val="none" w:sz="0" w:space="0" w:color="000000"/>
-          <w:right w:val="none" w:sz="0" w:space="0" w:color="000000"/>
-        </w:pBdr>
-        <w:tabs>
-          <w:tab w:val="right" w:pos="10800"/>
-        </w:tabs>
-        <w:ind w:hanging="247"/>
-        <w:rPr>
-          <w:rFonts w:ascii="Arial" w:eastAsia="Arial" w:hAnsi="Arial" w:cs="Arial"/>
-          <w:sz w:val="22"/>
-          <w:szCs w:val="22"/>
-        </w:rPr>
-      </w:pPr>
-      <w:r>
-        <w:rPr>
-          <w:rFonts w:ascii="Arial" w:eastAsia="Arial" w:hAnsi="Arial" w:cs="Arial"/>
-          <w:sz w:val="22"/>
-          <w:szCs w:val="22"/>
-        </w:rPr>
-        <w:t>Allows u</w:t>
-      </w:r>
-      <w:r>
-        <w:rPr>
-          <w:rFonts w:ascii="Arial" w:eastAsia="Arial" w:hAnsi="Arial" w:cs="Arial"/>
-          <w:sz w:val="22"/>
-          <w:szCs w:val="22"/>
-        </w:rPr>
-        <w:t xml:space="preserve">sers to upload resumes and </w:t>
-      </w:r>
-      <w:r>
-        <w:rPr>
-          <w:rFonts w:ascii="Arial" w:eastAsia="Arial" w:hAnsi="Arial" w:cs="Arial"/>
-          <w:sz w:val="22"/>
-          <w:szCs w:val="22"/>
-        </w:rPr>
-        <w:t>cover letters</w:t>
-      </w:r>
-      <w:r>
-        <w:rPr>
-          <w:rFonts w:ascii="Arial" w:eastAsia="Arial" w:hAnsi="Arial" w:cs="Arial"/>
-          <w:sz w:val="22"/>
-          <w:szCs w:val="22"/>
-        </w:rPr>
-        <w:t xml:space="preserve"> to a community that can potentially offer invaluable insider information</w:t>
-      </w:r>
-    </w:p>
-    <w:p>
-      <w:pPr>
-        <w:widowControl w:val="0"/>
-        <w:numPr>
-          <w:ilvl w:val="0"/>
-          <w:numId w:val="1"/>
-        </w:numPr>
-        <w:pBdr>
-          <w:top w:val="none" w:sz="0" w:space="0" w:color="000000"/>
-          <w:left w:val="none" w:sz="0" w:space="0" w:color="000000"/>
-          <w:bottom w:val="none" w:sz="0" w:space="0" w:color="000000"/>
-          <w:right w:val="none" w:sz="0" w:space="0" w:color="000000"/>
-        </w:pBdr>
-        <w:tabs>
-          <w:tab w:val="right" w:pos="10800"/>
-        </w:tabs>
-        <w:ind w:hanging="247"/>
-        <w:rPr>
-          <w:rFonts w:ascii="Arial" w:eastAsia="Arial" w:hAnsi="Arial" w:cs="Arial"/>
-          <w:sz w:val="22"/>
-          <w:szCs w:val="22"/>
-        </w:rPr>
-      </w:pPr>
-      <w:r>
-        <w:rPr>
-          <w:rFonts w:ascii="Arial" w:eastAsia="Arial" w:hAnsi="Arial" w:cs="Arial"/>
-          <w:sz w:val="22"/>
-          <w:szCs w:val="22"/>
-        </w:rPr>
-        <w:t xml:space="preserve">AWS Buckets, bcrypt, </w:t>
-      </w:r>
-      <w:r>
-        <w:rPr>
-          <w:rFonts w:ascii="Arial" w:eastAsia="Arial" w:hAnsi="Arial" w:cs="Arial"/>
-          <w:sz w:val="22"/>
-          <w:szCs w:val="22"/>
-        </w:rPr>
-        <w:t xml:space="preserve">Node.js, </w:t>
-      </w:r>
-      <w:r>
-        <w:rPr>
-          <w:rFonts w:ascii="Arial" w:eastAsia="Arial" w:hAnsi="Arial" w:cs="Arial"/>
-          <w:sz w:val="22"/>
-          <w:szCs w:val="22"/>
-        </w:rPr>
-        <w:t>Tailwindcss, express, express-handlebars, express-session, MySQL</w:t>
-      </w:r>
-    </w:p>
-    <w:p>
-      <w:pPr>
-        <w:widowControl w:val="0"/>
-        <w:pBdr>
-          <w:top w:val="none" w:sz="0" w:space="0" w:color="000000"/>
-          <w:left w:val="none" w:sz="0" w:space="0" w:color="000000"/>
-          <w:bottom w:val="none" w:sz="0" w:space="0" w:color="000000"/>
-          <w:right w:val="none" w:sz="0" w:space="0" w:color="000000"/>
-        </w:pBdr>
-        <w:tabs>
-          <w:tab w:val="right" w:pos="10800"/>
-        </w:tabs>
-        <w:ind w:left="720"/>
-        <w:rPr>
-          <w:rFonts w:ascii="Arial" w:eastAsia="Arial" w:hAnsi="Arial" w:cs="Arial"/>
-          <w:sz w:val="22"/>
-          <w:szCs w:val="22"/>
-        </w:rPr>
-      </w:pPr>
-    </w:p>
-    <w:p>
-      <w:pPr>
-        <w:widowControl w:val="0"/>
-        <w:pBdr>
-          <w:top w:val="none" w:sz="0" w:space="0" w:color="000000"/>
-          <w:left w:val="none" w:sz="0" w:space="0" w:color="000000"/>
-          <w:bottom w:val="none" w:sz="0" w:space="0" w:color="000000"/>
-          <w:right w:val="none" w:sz="0" w:space="0" w:color="000000"/>
-        </w:pBdr>
-        <w:tabs>
-          <w:tab w:val="right" w:pos="10800"/>
-        </w:tabs>
-        <w:spacing w:before="60"/>
-        <w:rPr>
-          <w:rFonts w:ascii="Arial" w:eastAsia="Arial" w:hAnsi="Arial" w:cs="Arial"/>
-          <w:sz w:val="22"/>
-          <w:szCs w:val="22"/>
-        </w:rPr>
-      </w:pPr>
-      <w:r>
-        <w:rPr>
-          <w:rFonts w:ascii="Arial" w:eastAsia="Arial" w:hAnsi="Arial" w:cs="Arial"/>
-          <w:b/>
-          <w:sz w:val="22"/>
-          <w:szCs w:val="22"/>
-        </w:rPr>
-        <w:t xml:space="preserve">Employee Manager </w:t>
       </w:r>
       <w:hyperlink r:id="rId10" w:history="1">
         <w:r>
@@ -933,7 +463,15 @@
           <w:sz w:val="22"/>
           <w:szCs w:val="22"/>
         </w:rPr>
-        <w:t>March 2023</w:t>
+        <w:t>May</w:t>
+      </w:r>
+      <w:r>
+        <w:rPr>
+          <w:rFonts w:ascii="Arial" w:eastAsia="Arial" w:hAnsi="Arial" w:cs="Arial"/>
+          <w:sz w:val="22"/>
+          <w:szCs w:val="22"/>
+        </w:rPr>
+        <w:t xml:space="preserve"> 2023</w:t>
       </w:r>
     </w:p>
     <w:p>
@@ -965,39 +503,7 @@
           <w:sz w:val="22"/>
           <w:szCs w:val="22"/>
         </w:rPr>
-        <w:t>C</w:t>
-      </w:r>
-      <w:r>
-        <w:rPr>
-          <w:rFonts w:ascii="Arial" w:eastAsia="Arial" w:hAnsi="Arial" w:cs="Arial"/>
-          <w:sz w:val="22"/>
-          <w:szCs w:val="22"/>
-        </w:rPr>
-        <w:t>ommand line interface</w:t>
-      </w:r>
-      <w:r>
-        <w:rPr>
-          <w:rFonts w:ascii="Arial" w:eastAsia="Arial" w:hAnsi="Arial" w:cs="Arial"/>
-          <w:sz w:val="22"/>
-          <w:szCs w:val="22"/>
-        </w:rPr>
-        <w:t xml:space="preserve"> that manage</w:t>
-      </w:r>
-      <w:r>
-        <w:rPr>
-          <w:rFonts w:ascii="Arial" w:eastAsia="Arial" w:hAnsi="Arial" w:cs="Arial"/>
-          <w:sz w:val="22"/>
-          <w:szCs w:val="22"/>
-        </w:rPr>
-        <w:t>s</w:t>
-      </w:r>
-      <w:r>
-        <w:rPr>
-          <w:rFonts w:ascii="Arial" w:eastAsia="Arial" w:hAnsi="Arial" w:cs="Arial"/>
-          <w:sz w:val="22"/>
-          <w:szCs w:val="22"/>
-        </w:rPr>
-        <w:t xml:space="preserve"> an employee database</w:t>
+        <w:t>Webpage that allowed users to RSVP to my graduation party</w:t>
       </w:r>
     </w:p>
     <w:p>
@@ -1016,21 +522,46 @@
         <w:tabs>
           <w:tab w:val="right" w:pos="10800"/>
         </w:tabs>
+        <w:spacing w:before="60" w:after="60"/>
         <w:ind w:hanging="247"/>
         <w:rPr>
           <w:rFonts w:ascii="Arial" w:eastAsia="Arial" w:hAnsi="Arial" w:cs="Arial"/>
-          <w:sz w:val="22"/>
-          <w:szCs w:val="22"/>
-        </w:rPr>
-      </w:pPr>
-      <w:r>
-        <w:rPr>
-          <w:rFonts w:ascii="Arial" w:eastAsia="Arial" w:hAnsi="Arial" w:cs="Arial"/>
-          <w:sz w:val="22"/>
-          <w:szCs w:val="22"/>
-        </w:rPr>
-        <w:t>Node.js, MySQL</w:t>
-      </w:r>
+          <w:b/>
+          <w:smallCaps/>
+          <w:sz w:val="22"/>
+          <w:szCs w:val="22"/>
+        </w:rPr>
+      </w:pPr>
+      <w:r>
+        <w:rPr>
+          <w:rFonts w:ascii="Arial" w:eastAsia="Arial" w:hAnsi="Arial" w:cs="Arial"/>
+          <w:sz w:val="22"/>
+          <w:szCs w:val="22"/>
+        </w:rPr>
+        <w:t>Node.js, express, MongoDB, Mongoose, Nodemailer</w:t>
+      </w:r>
+    </w:p>
+    <w:p>
+      <w:pPr>
+        <w:widowControl w:val="0"/>
+        <w:pBdr>
+          <w:top w:val="none" w:sz="0" w:space="0" w:color="000000"/>
+          <w:left w:val="none" w:sz="0" w:space="0" w:color="000000"/>
+          <w:bottom w:val="none" w:sz="0" w:space="0" w:color="000000"/>
+          <w:right w:val="none" w:sz="0" w:space="0" w:color="000000"/>
+        </w:pBdr>
+        <w:tabs>
+          <w:tab w:val="right" w:pos="10800"/>
+        </w:tabs>
+        <w:spacing w:before="60" w:after="60"/>
+        <w:rPr>
+          <w:rFonts w:ascii="Arial" w:eastAsia="Arial" w:hAnsi="Arial" w:cs="Arial"/>
+          <w:b/>
+          <w:smallCaps/>
+          <w:sz w:val="22"/>
+          <w:szCs w:val="22"/>
+        </w:rPr>
+      </w:pPr>
     </w:p>
     <w:p>
       <w:pPr>
@@ -1047,260 +578,18 @@
         <w:spacing w:before="60"/>
         <w:rPr>
           <w:rFonts w:ascii="Arial" w:eastAsia="Arial" w:hAnsi="Arial" w:cs="Arial"/>
-          <w:b/>
-          <w:sz w:val="22"/>
-          <w:szCs w:val="22"/>
-        </w:rPr>
-      </w:pPr>
-    </w:p>
-    <w:p>
-      <w:pPr>
-        <w:widowControl w:val="0"/>
-        <w:pBdr>
-          <w:top w:val="none" w:sz="0" w:space="0" w:color="000000"/>
-          <w:left w:val="none" w:sz="0" w:space="0" w:color="000000"/>
-          <w:bottom w:val="none" w:sz="0" w:space="0" w:color="000000"/>
-          <w:right w:val="none" w:sz="0" w:space="0" w:color="000000"/>
-        </w:pBdr>
-        <w:tabs>
-          <w:tab w:val="right" w:pos="10800"/>
-        </w:tabs>
-        <w:spacing w:before="60"/>
-        <w:rPr>
-          <w:rFonts w:ascii="Arial" w:eastAsia="Arial" w:hAnsi="Arial" w:cs="Arial"/>
-          <w:sz w:val="22"/>
-          <w:szCs w:val="22"/>
-        </w:rPr>
-      </w:pPr>
-      <w:r>
-        <w:rPr>
-          <w:rFonts w:ascii="Arial" w:eastAsia="Arial" w:hAnsi="Arial" w:cs="Arial"/>
-          <w:b/>
-          <w:sz w:val="22"/>
-          <w:szCs w:val="22"/>
-        </w:rPr>
-        <w:t>The Perfect Weekend</w:t>
-      </w:r>
-      <w:r>
-        <w:rPr>
-          <w:rFonts w:ascii="Arial" w:eastAsia="Arial" w:hAnsi="Arial" w:cs="Arial"/>
-          <w:b/>
-          <w:sz w:val="22"/>
-          <w:szCs w:val="22"/>
-        </w:rPr>
-        <w:t xml:space="preserve"> </w:t>
-      </w:r>
-      <w:r>
-        <w:rPr>
-          <w:rFonts w:eastAsia="Arial"/>
-        </w:rPr>
-        <w:fldChar w:fldCharType="begin"/>
-      </w:r>
-      <w:r>
-        <w:rPr>
-          <w:rFonts w:eastAsia="Arial"/>
-        </w:rPr>
-        <w:instrText>HYPERLINK "https://zachcygan.github.io/The-Perfect-Weekend/"</w:instrText>
-      </w:r>
-      <w:r>
-        <w:rPr>
-          <w:rFonts w:eastAsia="Arial"/>
-        </w:rPr>
-      </w:r>
-      <w:r>
-        <w:rPr>
-          <w:rFonts w:eastAsia="Arial"/>
-        </w:rPr>
-        <w:fldChar w:fldCharType="separate"/>
-      </w:r>
-      <w:r>
-        <w:rPr>
-          <w:rStyle w:val="Hyperlink"/>
-          <mc:AlternateContent>
-            <mc:Choice Requires="w16se">
-              <w:rFonts w:eastAsia="Arial"/>
-            </mc:Choice>
-            <mc:Fallback>
-              <w:rFonts w:ascii="Segoe UI Emoji" w:eastAsia="Segoe UI Emoji" w:hAnsi="Segoe UI Emoji" w:cs="Segoe UI Emoji"/>
-            </mc:Fallback>
-          </mc:AlternateContent>
-          <w:u w:val="none"/>
-        </w:rPr>
-        <mc:AlternateContent>
-          <mc:Choice Requires="w16se">
-            <w16se:symEx w16se:font="Segoe UI Emoji" w16se:char="1F517"/>
-          </mc:Choice>
-          <mc:Fallback>
-            <w:t>🔗</w:t>
-          </mc:Fallback>
-        </mc:AlternateContent>
-      </w:r>
-      <w:r>
-        <w:rPr>
-          <w:rFonts w:eastAsia="Arial"/>
-        </w:rPr>
-        <w:fldChar w:fldCharType="end"/>
-      </w:r>
-      <w:r>
-        <w:rPr>
-          <w:rFonts w:ascii="Arial" w:eastAsia="Arial" w:hAnsi="Arial" w:cs="Arial"/>
-          <w:b/>
-          <w:sz w:val="22"/>
-          <w:szCs w:val="22"/>
-        </w:rPr>
-        <w:t xml:space="preserve">, </w:t>
-      </w:r>
-      <w:r>
-        <w:rPr>
-          <w:rFonts w:ascii="Arial" w:eastAsia="Arial" w:hAnsi="Arial" w:cs="Arial"/>
-          <w:sz w:val="22"/>
-          <w:szCs w:val="22"/>
-        </w:rPr>
-        <w:t>JavaScript</w:t>
-      </w:r>
-      <w:r>
-        <w:rPr>
-          <w:rFonts w:ascii="Arial" w:eastAsia="Arial" w:hAnsi="Arial" w:cs="Arial"/>
-          <w:sz w:val="22"/>
-          <w:szCs w:val="22"/>
-        </w:rPr>
-        <w:tab/>
-      </w:r>
-      <w:r>
-        <w:rPr>
-          <w:rFonts w:ascii="Arial" w:eastAsia="Arial" w:hAnsi="Arial" w:cs="Arial"/>
-          <w:sz w:val="22"/>
-          <w:szCs w:val="22"/>
-        </w:rPr>
-        <w:t>February</w:t>
-      </w:r>
-      <w:r>
-        <w:rPr>
-          <w:rFonts w:ascii="Arial" w:eastAsia="Arial" w:hAnsi="Arial" w:cs="Arial"/>
-          <w:sz w:val="22"/>
-          <w:szCs w:val="22"/>
-        </w:rPr>
-        <w:t xml:space="preserve"> 2023</w:t>
-      </w:r>
-    </w:p>
-    <w:p>
-      <w:pPr>
-        <w:widowControl w:val="0"/>
-        <w:numPr>
-          <w:ilvl w:val="0"/>
-          <w:numId w:val="1"/>
-        </w:numPr>
-        <w:pBdr>
-          <w:top w:val="none" w:sz="0" w:space="0" w:color="000000"/>
-          <w:left w:val="none" w:sz="0" w:space="0" w:color="000000"/>
-          <w:bottom w:val="none" w:sz="0" w:space="0" w:color="000000"/>
-          <w:right w:val="none" w:sz="0" w:space="0" w:color="000000"/>
-        </w:pBdr>
-        <w:tabs>
-          <w:tab w:val="right" w:pos="10800"/>
-        </w:tabs>
-        <w:ind w:hanging="247"/>
-        <w:rPr>
-          <w:rFonts w:ascii="Arial" w:eastAsia="Arial" w:hAnsi="Arial" w:cs="Arial"/>
-          <w:sz w:val="22"/>
-          <w:szCs w:val="22"/>
-        </w:rPr>
-      </w:pPr>
-      <w:r>
-        <w:rPr>
-          <w:rFonts w:ascii="Arial" w:eastAsia="Arial" w:hAnsi="Arial" w:cs="Arial"/>
-          <w:sz w:val="22"/>
-          <w:szCs w:val="22"/>
-        </w:rPr>
-        <w:t>G</w:t>
-      </w:r>
-      <w:r>
-        <w:rPr>
-          <w:rFonts w:ascii="Arial" w:eastAsia="Arial" w:hAnsi="Arial" w:cs="Arial"/>
-          <w:sz w:val="22"/>
-          <w:szCs w:val="22"/>
-        </w:rPr>
-        <w:t>ives users the ability to find restaurants, activities and points of interests in a desired location to help plan the perfect getaway</w:t>
-      </w:r>
-    </w:p>
-    <w:p>
-      <w:pPr>
-        <w:widowControl w:val="0"/>
-        <w:numPr>
-          <w:ilvl w:val="0"/>
-          <w:numId w:val="1"/>
-        </w:numPr>
-        <w:pBdr>
-          <w:top w:val="none" w:sz="0" w:space="0" w:color="000000"/>
-          <w:left w:val="none" w:sz="0" w:space="0" w:color="000000"/>
-          <w:bottom w:val="none" w:sz="0" w:space="0" w:color="000000"/>
-          <w:right w:val="none" w:sz="0" w:space="0" w:color="000000"/>
-        </w:pBdr>
-        <w:tabs>
-          <w:tab w:val="right" w:pos="10800"/>
-        </w:tabs>
-        <w:ind w:hanging="247"/>
-        <w:rPr>
-          <w:rFonts w:ascii="Arial" w:eastAsia="Arial" w:hAnsi="Arial" w:cs="Arial"/>
-          <w:sz w:val="22"/>
-          <w:szCs w:val="22"/>
-        </w:rPr>
-      </w:pPr>
-      <w:r>
-        <w:rPr>
-          <w:rFonts w:ascii="Arial" w:eastAsia="Arial" w:hAnsi="Arial" w:cs="Arial"/>
-          <w:sz w:val="22"/>
-          <w:szCs w:val="22"/>
-        </w:rPr>
-        <w:t>HTML, CSS, JQuery, BULMA</w:t>
-      </w:r>
-    </w:p>
-    <w:p>
-      <w:pPr>
-        <w:widowControl w:val="0"/>
-        <w:pBdr>
-          <w:top w:val="none" w:sz="0" w:space="0" w:color="000000"/>
-          <w:left w:val="none" w:sz="0" w:space="0" w:color="000000"/>
-          <w:bottom w:val="none" w:sz="0" w:space="0" w:color="000000"/>
-          <w:right w:val="none" w:sz="0" w:space="0" w:color="000000"/>
-        </w:pBdr>
-        <w:tabs>
-          <w:tab w:val="right" w:pos="10800"/>
-        </w:tabs>
-        <w:rPr>
-          <w:rFonts w:ascii="Arial" w:eastAsia="Arial" w:hAnsi="Arial" w:cs="Arial"/>
-          <w:sz w:val="22"/>
-          <w:szCs w:val="22"/>
-        </w:rPr>
-      </w:pPr>
-    </w:p>
-    <w:p>
-      <w:pPr>
-        <w:widowControl w:val="0"/>
-        <w:pBdr>
-          <w:top w:val="none" w:sz="0" w:space="0" w:color="000000"/>
-          <w:left w:val="none" w:sz="0" w:space="0" w:color="000000"/>
-          <w:bottom w:val="none" w:sz="0" w:space="0" w:color="000000"/>
-          <w:right w:val="none" w:sz="0" w:space="0" w:color="000000"/>
-        </w:pBdr>
-        <w:tabs>
-          <w:tab w:val="right" w:pos="10800"/>
-        </w:tabs>
-        <w:spacing w:before="60"/>
-        <w:rPr>
-          <w:rFonts w:ascii="Arial" w:eastAsia="Arial" w:hAnsi="Arial" w:cs="Arial"/>
-          <w:sz w:val="22"/>
-          <w:szCs w:val="22"/>
-        </w:rPr>
-      </w:pPr>
-      <w:r>
-        <w:rPr>
-          <w:rFonts w:ascii="Arial" w:eastAsia="Arial" w:hAnsi="Arial" w:cs="Arial"/>
-          <w:b/>
-          <w:sz w:val="22"/>
-          <w:szCs w:val="22"/>
-        </w:rPr>
-        <w:t>Weather Dashboard</w:t>
+          <w:sz w:val="22"/>
+          <w:szCs w:val="22"/>
+        </w:rPr>
+      </w:pPr>
+      <w:r>
+        <w:rPr>
+          <w:rFonts w:ascii="Arial" w:eastAsia="Arial" w:hAnsi="Arial" w:cs="Arial"/>
+          <w:b/>
+          <w:sz w:val="22"/>
+          <w:szCs w:val="22"/>
+        </w:rPr>
+        <w:t>Project Perfect</w:t>
       </w:r>
       <w:r>
         <w:rPr>
@@ -1350,15 +639,7 @@
           <w:sz w:val="22"/>
           <w:szCs w:val="22"/>
         </w:rPr>
-        <w:t>JavaScrip</w:t>
-      </w:r>
-      <w:r>
-        <w:rPr>
-          <w:rFonts w:ascii="Arial" w:eastAsia="Arial" w:hAnsi="Arial" w:cs="Arial"/>
-          <w:sz w:val="22"/>
-          <w:szCs w:val="22"/>
-        </w:rPr>
-        <w:t>t</w:t>
+        <w:t>JavaScript</w:t>
       </w:r>
       <w:r>
         <w:rPr>
@@ -1374,7 +655,7 @@
           <w:sz w:val="22"/>
           <w:szCs w:val="22"/>
         </w:rPr>
-        <w:t>February</w:t>
+        <w:t>April</w:t>
       </w:r>
       <w:r>
         <w:rPr>
@@ -1414,39 +695,15 @@
           <w:sz w:val="22"/>
           <w:szCs w:val="22"/>
         </w:rPr>
-        <w:t>F</w:t>
-      </w:r>
-      <w:r>
-        <w:rPr>
-          <w:rFonts w:ascii="Arial" w:eastAsia="Arial" w:hAnsi="Arial" w:cs="Arial"/>
-          <w:sz w:val="22"/>
-          <w:szCs w:val="22"/>
-        </w:rPr>
-        <w:t xml:space="preserve">ind the current weather and a </w:t>
-      </w:r>
-      <w:r>
-        <w:rPr>
-          <w:rFonts w:ascii="Arial" w:eastAsia="Arial" w:hAnsi="Arial" w:cs="Arial"/>
-          <w:sz w:val="22"/>
-          <w:szCs w:val="22"/>
-        </w:rPr>
-        <w:t>five-day</w:t>
-      </w:r>
-      <w:r>
-        <w:rPr>
-          <w:rFonts w:ascii="Arial" w:eastAsia="Arial" w:hAnsi="Arial" w:cs="Arial"/>
-          <w:sz w:val="22"/>
-          <w:szCs w:val="22"/>
-        </w:rPr>
-        <w:t xml:space="preserve"> forecast</w:t>
-      </w:r>
-      <w:r>
-        <w:rPr>
-          <w:rFonts w:ascii="Arial" w:eastAsia="Arial" w:hAnsi="Arial" w:cs="Arial"/>
-          <w:sz w:val="22"/>
-          <w:szCs w:val="22"/>
-        </w:rPr>
-        <w:t xml:space="preserve"> by city</w:t>
+        <w:t>Allows u</w:t>
+      </w:r>
+      <w:r>
+        <w:rPr>
+          <w:rFonts w:ascii="Arial" w:eastAsia="Arial" w:hAnsi="Arial" w:cs="Arial"/>
+          <w:sz w:val="22"/>
+          <w:szCs w:val="22"/>
+        </w:rPr>
+        <w:t>sers to upload resumes and cover letters to a community that can potentially offer invaluable insider information</w:t>
       </w:r>
     </w:p>
     <w:p>
@@ -1465,6 +722,648 @@
         <w:tabs>
           <w:tab w:val="right" w:pos="10800"/>
         </w:tabs>
+        <w:ind w:hanging="247"/>
+        <w:rPr>
+          <w:rFonts w:ascii="Arial" w:eastAsia="Arial" w:hAnsi="Arial" w:cs="Arial"/>
+          <w:sz w:val="22"/>
+          <w:szCs w:val="22"/>
+        </w:rPr>
+      </w:pPr>
+      <w:r>
+        <w:rPr>
+          <w:rFonts w:ascii="Arial" w:eastAsia="Arial" w:hAnsi="Arial" w:cs="Arial"/>
+          <w:sz w:val="22"/>
+          <w:szCs w:val="22"/>
+        </w:rPr>
+        <w:t xml:space="preserve">AWS Buckets, bcrypt, </w:t>
+      </w:r>
+      <w:r>
+        <w:rPr>
+          <w:rFonts w:ascii="Arial" w:eastAsia="Arial" w:hAnsi="Arial" w:cs="Arial"/>
+          <w:sz w:val="22"/>
+          <w:szCs w:val="22"/>
+        </w:rPr>
+        <w:t xml:space="preserve">Node.js, </w:t>
+      </w:r>
+      <w:r>
+        <w:rPr>
+          <w:rFonts w:ascii="Arial" w:eastAsia="Arial" w:hAnsi="Arial" w:cs="Arial"/>
+          <w:sz w:val="22"/>
+          <w:szCs w:val="22"/>
+        </w:rPr>
+        <w:t>Tailwindcss, express, express-handlebars, express-session, MySQL</w:t>
+      </w:r>
+    </w:p>
+    <w:p>
+      <w:pPr>
+        <w:widowControl w:val="0"/>
+        <w:pBdr>
+          <w:top w:val="none" w:sz="0" w:space="0" w:color="000000"/>
+          <w:left w:val="none" w:sz="0" w:space="0" w:color="000000"/>
+          <w:bottom w:val="none" w:sz="0" w:space="0" w:color="000000"/>
+          <w:right w:val="none" w:sz="0" w:space="0" w:color="000000"/>
+        </w:pBdr>
+        <w:tabs>
+          <w:tab w:val="right" w:pos="10800"/>
+        </w:tabs>
+        <w:ind w:left="720"/>
+        <w:rPr>
+          <w:rFonts w:ascii="Arial" w:eastAsia="Arial" w:hAnsi="Arial" w:cs="Arial"/>
+          <w:sz w:val="22"/>
+          <w:szCs w:val="22"/>
+        </w:rPr>
+      </w:pPr>
+    </w:p>
+    <w:p>
+      <w:pPr>
+        <w:widowControl w:val="0"/>
+        <w:pBdr>
+          <w:top w:val="none" w:sz="0" w:space="0" w:color="000000"/>
+          <w:left w:val="none" w:sz="0" w:space="0" w:color="000000"/>
+          <w:bottom w:val="none" w:sz="0" w:space="0" w:color="000000"/>
+          <w:right w:val="none" w:sz="0" w:space="0" w:color="000000"/>
+        </w:pBdr>
+        <w:tabs>
+          <w:tab w:val="right" w:pos="10800"/>
+        </w:tabs>
+        <w:spacing w:before="60"/>
+        <w:rPr>
+          <w:rFonts w:ascii="Arial" w:eastAsia="Arial" w:hAnsi="Arial" w:cs="Arial"/>
+          <w:sz w:val="22"/>
+          <w:szCs w:val="22"/>
+        </w:rPr>
+      </w:pPr>
+      <w:r>
+        <w:rPr>
+          <w:rFonts w:ascii="Arial" w:eastAsia="Arial" w:hAnsi="Arial" w:cs="Arial"/>
+          <w:b/>
+          <w:sz w:val="22"/>
+          <w:szCs w:val="22"/>
+        </w:rPr>
+        <w:t xml:space="preserve">Employee Manager </w:t>
+      </w:r>
+      <w:hyperlink r:id="rId12" w:history="1">
+        <w:r>
+          <w:rPr>
+            <w:rStyle w:val="Hyperlink"/>
+            <mc:AlternateContent>
+              <mc:Choice Requires="w16se">
+                <w:rFonts w:eastAsia="Arial"/>
+              </mc:Choice>
+              <mc:Fallback>
+                <w:rFonts w:ascii="Segoe UI Emoji" w:eastAsia="Segoe UI Emoji" w:hAnsi="Segoe UI Emoji" w:cs="Segoe UI Emoji"/>
+              </mc:Fallback>
+            </mc:AlternateContent>
+            <w:u w:val="none"/>
+          </w:rPr>
+          <mc:AlternateContent>
+            <mc:Choice Requires="w16se">
+              <w16se:symEx w16se:font="Segoe UI Emoji" w16se:char="1F517"/>
+            </mc:Choice>
+            <mc:Fallback>
+              <w:t>🔗</w:t>
+            </mc:Fallback>
+          </mc:AlternateContent>
+        </w:r>
+      </w:hyperlink>
+      <w:r>
+        <w:rPr>
+          <w:rFonts w:ascii="Arial" w:eastAsia="Arial" w:hAnsi="Arial" w:cs="Arial"/>
+          <w:b/>
+          <w:sz w:val="22"/>
+          <w:szCs w:val="22"/>
+        </w:rPr>
+        <w:t xml:space="preserve">, </w:t>
+      </w:r>
+      <w:r>
+        <w:rPr>
+          <w:rFonts w:ascii="Arial" w:eastAsia="Arial" w:hAnsi="Arial" w:cs="Arial"/>
+          <w:sz w:val="22"/>
+          <w:szCs w:val="22"/>
+        </w:rPr>
+        <w:t>JavaScript</w:t>
+      </w:r>
+      <w:r>
+        <w:rPr>
+          <w:rFonts w:ascii="Arial" w:eastAsia="Arial" w:hAnsi="Arial" w:cs="Arial"/>
+          <w:sz w:val="22"/>
+          <w:szCs w:val="22"/>
+        </w:rPr>
+        <w:tab/>
+      </w:r>
+      <w:r>
+        <w:rPr>
+          <w:rFonts w:ascii="Arial" w:eastAsia="Arial" w:hAnsi="Arial" w:cs="Arial"/>
+          <w:sz w:val="22"/>
+          <w:szCs w:val="22"/>
+        </w:rPr>
+        <w:t>March 2023</w:t>
+      </w:r>
+    </w:p>
+    <w:p>
+      <w:pPr>
+        <w:widowControl w:val="0"/>
+        <w:numPr>
+          <w:ilvl w:val="0"/>
+          <w:numId w:val="1"/>
+        </w:numPr>
+        <w:pBdr>
+          <w:top w:val="none" w:sz="0" w:space="0" w:color="000000"/>
+          <w:left w:val="none" w:sz="0" w:space="0" w:color="000000"/>
+          <w:bottom w:val="none" w:sz="0" w:space="0" w:color="000000"/>
+          <w:right w:val="none" w:sz="0" w:space="0" w:color="000000"/>
+        </w:pBdr>
+        <w:tabs>
+          <w:tab w:val="right" w:pos="10800"/>
+        </w:tabs>
+        <w:ind w:hanging="247"/>
+        <w:rPr>
+          <w:rFonts w:ascii="Arial" w:eastAsia="Arial" w:hAnsi="Arial" w:cs="Arial"/>
+          <w:sz w:val="22"/>
+          <w:szCs w:val="22"/>
+        </w:rPr>
+      </w:pPr>
+      <w:r>
+        <w:rPr>
+          <w:rFonts w:ascii="Arial" w:eastAsia="Arial" w:hAnsi="Arial" w:cs="Arial"/>
+          <w:sz w:val="22"/>
+          <w:szCs w:val="22"/>
+        </w:rPr>
+        <w:t>C</w:t>
+      </w:r>
+      <w:r>
+        <w:rPr>
+          <w:rFonts w:ascii="Arial" w:eastAsia="Arial" w:hAnsi="Arial" w:cs="Arial"/>
+          <w:sz w:val="22"/>
+          <w:szCs w:val="22"/>
+        </w:rPr>
+        <w:t>ommand line interface</w:t>
+      </w:r>
+      <w:r>
+        <w:rPr>
+          <w:rFonts w:ascii="Arial" w:eastAsia="Arial" w:hAnsi="Arial" w:cs="Arial"/>
+          <w:sz w:val="22"/>
+          <w:szCs w:val="22"/>
+        </w:rPr>
+        <w:t xml:space="preserve"> that manage</w:t>
+      </w:r>
+      <w:r>
+        <w:rPr>
+          <w:rFonts w:ascii="Arial" w:eastAsia="Arial" w:hAnsi="Arial" w:cs="Arial"/>
+          <w:sz w:val="22"/>
+          <w:szCs w:val="22"/>
+        </w:rPr>
+        <w:t>s</w:t>
+      </w:r>
+      <w:r>
+        <w:rPr>
+          <w:rFonts w:ascii="Arial" w:eastAsia="Arial" w:hAnsi="Arial" w:cs="Arial"/>
+          <w:sz w:val="22"/>
+          <w:szCs w:val="22"/>
+        </w:rPr>
+        <w:t xml:space="preserve"> an employee database</w:t>
+      </w:r>
+    </w:p>
+    <w:p>
+      <w:pPr>
+        <w:widowControl w:val="0"/>
+        <w:numPr>
+          <w:ilvl w:val="0"/>
+          <w:numId w:val="1"/>
+        </w:numPr>
+        <w:pBdr>
+          <w:top w:val="none" w:sz="0" w:space="0" w:color="000000"/>
+          <w:left w:val="none" w:sz="0" w:space="0" w:color="000000"/>
+          <w:bottom w:val="none" w:sz="0" w:space="0" w:color="000000"/>
+          <w:right w:val="none" w:sz="0" w:space="0" w:color="000000"/>
+        </w:pBdr>
+        <w:tabs>
+          <w:tab w:val="right" w:pos="10800"/>
+        </w:tabs>
+        <w:ind w:hanging="247"/>
+        <w:rPr>
+          <w:rFonts w:ascii="Arial" w:eastAsia="Arial" w:hAnsi="Arial" w:cs="Arial"/>
+          <w:sz w:val="22"/>
+          <w:szCs w:val="22"/>
+        </w:rPr>
+      </w:pPr>
+      <w:r>
+        <w:rPr>
+          <w:rFonts w:ascii="Arial" w:eastAsia="Arial" w:hAnsi="Arial" w:cs="Arial"/>
+          <w:sz w:val="22"/>
+          <w:szCs w:val="22"/>
+        </w:rPr>
+        <w:t>Node.js, MySQL</w:t>
+      </w:r>
+    </w:p>
+    <w:p>
+      <w:pPr>
+        <w:widowControl w:val="0"/>
+        <w:pBdr>
+          <w:top w:val="none" w:sz="0" w:space="0" w:color="000000"/>
+          <w:left w:val="none" w:sz="0" w:space="0" w:color="000000"/>
+          <w:bottom w:val="none" w:sz="0" w:space="0" w:color="000000"/>
+          <w:right w:val="none" w:sz="0" w:space="0" w:color="000000"/>
+        </w:pBdr>
+        <w:tabs>
+          <w:tab w:val="right" w:pos="10800"/>
+        </w:tabs>
+        <w:spacing w:before="60"/>
+        <w:rPr>
+          <w:rFonts w:ascii="Arial" w:eastAsia="Arial" w:hAnsi="Arial" w:cs="Arial"/>
+          <w:b/>
+          <w:sz w:val="22"/>
+          <w:szCs w:val="22"/>
+        </w:rPr>
+      </w:pPr>
+    </w:p>
+    <w:p>
+      <w:pPr>
+        <w:widowControl w:val="0"/>
+        <w:pBdr>
+          <w:top w:val="none" w:sz="0" w:space="0" w:color="000000"/>
+          <w:left w:val="none" w:sz="0" w:space="0" w:color="000000"/>
+          <w:bottom w:val="none" w:sz="0" w:space="0" w:color="000000"/>
+          <w:right w:val="none" w:sz="0" w:space="0" w:color="000000"/>
+        </w:pBdr>
+        <w:tabs>
+          <w:tab w:val="right" w:pos="10800"/>
+        </w:tabs>
+        <w:spacing w:before="60"/>
+        <w:rPr>
+          <w:rFonts w:ascii="Arial" w:eastAsia="Arial" w:hAnsi="Arial" w:cs="Arial"/>
+          <w:sz w:val="22"/>
+          <w:szCs w:val="22"/>
+        </w:rPr>
+      </w:pPr>
+      <w:r>
+        <w:rPr>
+          <w:rFonts w:ascii="Arial" w:eastAsia="Arial" w:hAnsi="Arial" w:cs="Arial"/>
+          <w:b/>
+          <w:sz w:val="22"/>
+          <w:szCs w:val="22"/>
+        </w:rPr>
+        <w:t>The Perfect Weekend</w:t>
+      </w:r>
+      <w:r>
+        <w:rPr>
+          <w:rFonts w:ascii="Arial" w:eastAsia="Arial" w:hAnsi="Arial" w:cs="Arial"/>
+          <w:b/>
+          <w:sz w:val="22"/>
+          <w:szCs w:val="22"/>
+        </w:rPr>
+        <w:t xml:space="preserve"> </w:t>
+      </w:r>
+      <w:hyperlink r:id="rId13" w:history="1">
+        <w:r>
+          <w:rPr>
+            <w:rStyle w:val="Hyperlink"/>
+            <mc:AlternateContent>
+              <mc:Choice Requires="w16se">
+                <w:rFonts w:eastAsia="Arial"/>
+              </mc:Choice>
+              <mc:Fallback>
+                <w:rFonts w:ascii="Segoe UI Emoji" w:eastAsia="Segoe UI Emoji" w:hAnsi="Segoe UI Emoji" w:cs="Segoe UI Emoji"/>
+              </mc:Fallback>
+            </mc:AlternateContent>
+            <w:u w:val="none"/>
+          </w:rPr>
+          <mc:AlternateContent>
+            <mc:Choice Requires="w16se">
+              <w16se:symEx w16se:font="Segoe UI Emoji" w16se:char="1F517"/>
+            </mc:Choice>
+            <mc:Fallback>
+              <w:t>🔗</w:t>
+            </mc:Fallback>
+          </mc:AlternateContent>
+        </w:r>
+      </w:hyperlink>
+      <w:r>
+        <w:rPr>
+          <w:rFonts w:ascii="Arial" w:eastAsia="Arial" w:hAnsi="Arial" w:cs="Arial"/>
+          <w:b/>
+          <w:sz w:val="22"/>
+          <w:szCs w:val="22"/>
+        </w:rPr>
+        <w:t xml:space="preserve">, </w:t>
+      </w:r>
+      <w:r>
+        <w:rPr>
+          <w:rFonts w:ascii="Arial" w:eastAsia="Arial" w:hAnsi="Arial" w:cs="Arial"/>
+          <w:sz w:val="22"/>
+          <w:szCs w:val="22"/>
+        </w:rPr>
+        <w:t>JavaScript</w:t>
+      </w:r>
+      <w:r>
+        <w:rPr>
+          <w:rFonts w:ascii="Arial" w:eastAsia="Arial" w:hAnsi="Arial" w:cs="Arial"/>
+          <w:sz w:val="22"/>
+          <w:szCs w:val="22"/>
+        </w:rPr>
+        <w:tab/>
+      </w:r>
+      <w:r>
+        <w:rPr>
+          <w:rFonts w:ascii="Arial" w:eastAsia="Arial" w:hAnsi="Arial" w:cs="Arial"/>
+          <w:sz w:val="22"/>
+          <w:szCs w:val="22"/>
+        </w:rPr>
+        <w:t>February</w:t>
+      </w:r>
+      <w:r>
+        <w:rPr>
+          <w:rFonts w:ascii="Arial" w:eastAsia="Arial" w:hAnsi="Arial" w:cs="Arial"/>
+          <w:sz w:val="22"/>
+          <w:szCs w:val="22"/>
+        </w:rPr>
+        <w:t xml:space="preserve"> 2023</w:t>
+      </w:r>
+    </w:p>
+    <w:p>
+      <w:pPr>
+        <w:widowControl w:val="0"/>
+        <w:numPr>
+          <w:ilvl w:val="0"/>
+          <w:numId w:val="1"/>
+        </w:numPr>
+        <w:pBdr>
+          <w:top w:val="none" w:sz="0" w:space="0" w:color="000000"/>
+          <w:left w:val="none" w:sz="0" w:space="0" w:color="000000"/>
+          <w:bottom w:val="none" w:sz="0" w:space="0" w:color="000000"/>
+          <w:right w:val="none" w:sz="0" w:space="0" w:color="000000"/>
+        </w:pBdr>
+        <w:tabs>
+          <w:tab w:val="right" w:pos="10800"/>
+        </w:tabs>
+        <w:ind w:hanging="247"/>
+        <w:rPr>
+          <w:rFonts w:ascii="Arial" w:eastAsia="Arial" w:hAnsi="Arial" w:cs="Arial"/>
+          <w:sz w:val="22"/>
+          <w:szCs w:val="22"/>
+        </w:rPr>
+      </w:pPr>
+      <w:r>
+        <w:rPr>
+          <w:rFonts w:ascii="Arial" w:eastAsia="Arial" w:hAnsi="Arial" w:cs="Arial"/>
+          <w:sz w:val="22"/>
+          <w:szCs w:val="22"/>
+        </w:rPr>
+        <w:t>G</w:t>
+      </w:r>
+      <w:r>
+        <w:rPr>
+          <w:rFonts w:ascii="Arial" w:eastAsia="Arial" w:hAnsi="Arial" w:cs="Arial"/>
+          <w:sz w:val="22"/>
+          <w:szCs w:val="22"/>
+        </w:rPr>
+        <w:t xml:space="preserve">ives users the ability to find restaurants, </w:t>
+      </w:r>
+      <w:proofErr w:type="gramStart"/>
+      <w:r>
+        <w:rPr>
+          <w:rFonts w:ascii="Arial" w:eastAsia="Arial" w:hAnsi="Arial" w:cs="Arial"/>
+          <w:sz w:val="22"/>
+          <w:szCs w:val="22"/>
+        </w:rPr>
+        <w:t>activities</w:t>
+      </w:r>
+      <w:proofErr w:type="gramEnd"/>
+      <w:r>
+        <w:rPr>
+          <w:rFonts w:ascii="Arial" w:eastAsia="Arial" w:hAnsi="Arial" w:cs="Arial"/>
+          <w:sz w:val="22"/>
+          <w:szCs w:val="22"/>
+        </w:rPr>
+        <w:t xml:space="preserve"> and points of interests in a desired location to help plan the perfect getaway</w:t>
+      </w:r>
+    </w:p>
+    <w:p>
+      <w:pPr>
+        <w:widowControl w:val="0"/>
+        <w:numPr>
+          <w:ilvl w:val="0"/>
+          <w:numId w:val="1"/>
+        </w:numPr>
+        <w:pBdr>
+          <w:top w:val="none" w:sz="0" w:space="0" w:color="000000"/>
+          <w:left w:val="none" w:sz="0" w:space="0" w:color="000000"/>
+          <w:bottom w:val="none" w:sz="0" w:space="0" w:color="000000"/>
+          <w:right w:val="none" w:sz="0" w:space="0" w:color="000000"/>
+        </w:pBdr>
+        <w:tabs>
+          <w:tab w:val="right" w:pos="10800"/>
+        </w:tabs>
+        <w:ind w:hanging="247"/>
+        <w:rPr>
+          <w:rFonts w:ascii="Arial" w:eastAsia="Arial" w:hAnsi="Arial" w:cs="Arial"/>
+          <w:sz w:val="22"/>
+          <w:szCs w:val="22"/>
+        </w:rPr>
+      </w:pPr>
+      <w:r>
+        <w:rPr>
+          <w:rFonts w:ascii="Arial" w:eastAsia="Arial" w:hAnsi="Arial" w:cs="Arial"/>
+          <w:sz w:val="22"/>
+          <w:szCs w:val="22"/>
+        </w:rPr>
+        <w:t>HTML, CSS, JQuery, BULMA</w:t>
+      </w:r>
+    </w:p>
+    <w:p>
+      <w:pPr>
+        <w:widowControl w:val="0"/>
+        <w:pBdr>
+          <w:top w:val="none" w:sz="0" w:space="0" w:color="000000"/>
+          <w:left w:val="none" w:sz="0" w:space="0" w:color="000000"/>
+          <w:bottom w:val="none" w:sz="0" w:space="0" w:color="000000"/>
+          <w:right w:val="none" w:sz="0" w:space="0" w:color="000000"/>
+        </w:pBdr>
+        <w:tabs>
+          <w:tab w:val="right" w:pos="10800"/>
+        </w:tabs>
+        <w:rPr>
+          <w:rFonts w:ascii="Arial" w:eastAsia="Arial" w:hAnsi="Arial" w:cs="Arial"/>
+          <w:sz w:val="22"/>
+          <w:szCs w:val="22"/>
+        </w:rPr>
+      </w:pPr>
+    </w:p>
+    <w:p>
+      <w:pPr>
+        <w:widowControl w:val="0"/>
+        <w:pBdr>
+          <w:top w:val="none" w:sz="0" w:space="0" w:color="000000"/>
+          <w:left w:val="none" w:sz="0" w:space="0" w:color="000000"/>
+          <w:bottom w:val="none" w:sz="0" w:space="0" w:color="000000"/>
+          <w:right w:val="none" w:sz="0" w:space="0" w:color="000000"/>
+        </w:pBdr>
+        <w:tabs>
+          <w:tab w:val="right" w:pos="10800"/>
+        </w:tabs>
+        <w:spacing w:before="60"/>
+        <w:rPr>
+          <w:rFonts w:ascii="Arial" w:eastAsia="Arial" w:hAnsi="Arial" w:cs="Arial"/>
+          <w:sz w:val="22"/>
+          <w:szCs w:val="22"/>
+        </w:rPr>
+      </w:pPr>
+      <w:r>
+        <w:rPr>
+          <w:rFonts w:ascii="Arial" w:eastAsia="Arial" w:hAnsi="Arial" w:cs="Arial"/>
+          <w:b/>
+          <w:sz w:val="22"/>
+          <w:szCs w:val="22"/>
+        </w:rPr>
+        <w:t>Weather Dashboard</w:t>
+      </w:r>
+      <w:r>
+        <w:rPr>
+          <w:rFonts w:ascii="Arial" w:eastAsia="Arial" w:hAnsi="Arial" w:cs="Arial"/>
+          <w:b/>
+          <w:sz w:val="22"/>
+          <w:szCs w:val="22"/>
+        </w:rPr>
+        <w:t xml:space="preserve"> </w:t>
+      </w:r>
+      <w:hyperlink r:id="rId14" w:history="1">
+        <w:r>
+          <w:rPr>
+            <w:rStyle w:val="Hyperlink"/>
+            <mc:AlternateContent>
+              <mc:Choice Requires="w16se">
+                <w:rFonts w:eastAsia="Arial"/>
+              </mc:Choice>
+              <mc:Fallback>
+                <w:rFonts w:ascii="Segoe UI Emoji" w:eastAsia="Segoe UI Emoji" w:hAnsi="Segoe UI Emoji" w:cs="Segoe UI Emoji"/>
+              </mc:Fallback>
+            </mc:AlternateContent>
+            <w:u w:val="none"/>
+          </w:rPr>
+          <mc:AlternateContent>
+            <mc:Choice Requires="w16se">
+              <w16se:symEx w16se:font="Segoe UI Emoji" w16se:char="1F517"/>
+            </mc:Choice>
+            <mc:Fallback>
+              <w:t>🔗</w:t>
+            </mc:Fallback>
+          </mc:AlternateContent>
+        </w:r>
+      </w:hyperlink>
+      <w:r>
+        <w:rPr>
+          <w:rFonts w:ascii="Arial" w:eastAsia="Arial" w:hAnsi="Arial" w:cs="Arial"/>
+          <w:b/>
+          <w:sz w:val="22"/>
+          <w:szCs w:val="22"/>
+        </w:rPr>
+        <w:t xml:space="preserve">, </w:t>
+      </w:r>
+      <w:r>
+        <w:rPr>
+          <w:rFonts w:ascii="Arial" w:eastAsia="Arial" w:hAnsi="Arial" w:cs="Arial"/>
+          <w:sz w:val="22"/>
+          <w:szCs w:val="22"/>
+        </w:rPr>
+        <w:t>JavaScrip</w:t>
+      </w:r>
+      <w:r>
+        <w:rPr>
+          <w:rFonts w:ascii="Arial" w:eastAsia="Arial" w:hAnsi="Arial" w:cs="Arial"/>
+          <w:sz w:val="22"/>
+          <w:szCs w:val="22"/>
+        </w:rPr>
+        <w:t>t</w:t>
+      </w:r>
+      <w:r>
+        <w:rPr>
+          <w:rFonts w:ascii="Arial" w:eastAsia="Arial" w:hAnsi="Arial" w:cs="Arial"/>
+          <w:sz w:val="22"/>
+          <w:szCs w:val="22"/>
+        </w:rPr>
+        <w:tab/>
+      </w:r>
+      <w:r>
+        <w:rPr>
+          <w:rFonts w:ascii="Arial" w:eastAsia="Arial" w:hAnsi="Arial" w:cs="Arial"/>
+          <w:sz w:val="22"/>
+          <w:szCs w:val="22"/>
+        </w:rPr>
+        <w:t>February</w:t>
+      </w:r>
+      <w:r>
+        <w:rPr>
+          <w:rFonts w:ascii="Arial" w:eastAsia="Arial" w:hAnsi="Arial" w:cs="Arial"/>
+          <w:sz w:val="22"/>
+          <w:szCs w:val="22"/>
+        </w:rPr>
+        <w:t xml:space="preserve"> 2023</w:t>
+      </w:r>
+    </w:p>
+    <w:p>
+      <w:pPr>
+        <w:widowControl w:val="0"/>
+        <w:numPr>
+          <w:ilvl w:val="0"/>
+          <w:numId w:val="1"/>
+        </w:numPr>
+        <w:pBdr>
+          <w:top w:val="none" w:sz="0" w:space="0" w:color="000000"/>
+          <w:left w:val="none" w:sz="0" w:space="0" w:color="000000"/>
+          <w:bottom w:val="none" w:sz="0" w:space="0" w:color="000000"/>
+          <w:right w:val="none" w:sz="0" w:space="0" w:color="000000"/>
+        </w:pBdr>
+        <w:tabs>
+          <w:tab w:val="right" w:pos="10800"/>
+        </w:tabs>
+        <w:ind w:hanging="247"/>
+        <w:rPr>
+          <w:rFonts w:ascii="Arial" w:eastAsia="Arial" w:hAnsi="Arial" w:cs="Arial"/>
+          <w:sz w:val="22"/>
+          <w:szCs w:val="22"/>
+        </w:rPr>
+      </w:pPr>
+      <w:r>
+        <w:rPr>
+          <w:rFonts w:ascii="Arial" w:eastAsia="Arial" w:hAnsi="Arial" w:cs="Arial"/>
+          <w:sz w:val="22"/>
+          <w:szCs w:val="22"/>
+        </w:rPr>
+        <w:t>F</w:t>
+      </w:r>
+      <w:r>
+        <w:rPr>
+          <w:rFonts w:ascii="Arial" w:eastAsia="Arial" w:hAnsi="Arial" w:cs="Arial"/>
+          <w:sz w:val="22"/>
+          <w:szCs w:val="22"/>
+        </w:rPr>
+        <w:t>ind the current weather and a five-day forecast</w:t>
+      </w:r>
+      <w:r>
+        <w:rPr>
+          <w:rFonts w:ascii="Arial" w:eastAsia="Arial" w:hAnsi="Arial" w:cs="Arial"/>
+          <w:sz w:val="22"/>
+          <w:szCs w:val="22"/>
+        </w:rPr>
+        <w:t xml:space="preserve"> by city</w:t>
+      </w:r>
+    </w:p>
+    <w:p>
+      <w:pPr>
+        <w:widowControl w:val="0"/>
+        <w:numPr>
+          <w:ilvl w:val="0"/>
+          <w:numId w:val="1"/>
+        </w:numPr>
+        <w:pBdr>
+          <w:top w:val="none" w:sz="0" w:space="0" w:color="000000"/>
+          <w:left w:val="none" w:sz="0" w:space="0" w:color="000000"/>
+          <w:bottom w:val="none" w:sz="0" w:space="0" w:color="000000"/>
+          <w:right w:val="none" w:sz="0" w:space="0" w:color="000000"/>
+        </w:pBdr>
+        <w:tabs>
+          <w:tab w:val="right" w:pos="10800"/>
+        </w:tabs>
         <w:spacing w:after="60"/>
         <w:ind w:hanging="247"/>
         <w:rPr>
@@ -1829,9 +1728,10 @@
         </w:rPr>
         <w:sectPr>
           <w:pgSz w:w="12225" w:h="15810"/>
-          <w:pgMar w:top="720" w:right="720" w:bottom="720" w:left="720" w:header="708" w:footer="708" w:gutter="0"/>
+          <w:pgMar w:top="720" w:right="720" w:bottom="720" w:left="720" w:header="0" w:footer="708" w:gutter="0"/>
           <w:pgNumType w:start="1"/>
           <w:cols w:space="720"/>
+          <w:docGrid w:linePitch="326"/>
         </w:sectPr>
       </w:pPr>
       <w:r>
@@ -2372,12 +2272,6 @@
           <w:sz w:val="22"/>
           <w:szCs w:val="22"/>
         </w:rPr>
-        <w:sectPr>
-          <w:type w:val="continuous"/>
-          <w:pgSz w:w="12225" w:h="15810"/>
-          <w:pgMar w:top="720" w:right="720" w:bottom="720" w:left="720" w:header="708" w:footer="708" w:gutter="0"/>
-          <w:cols w:num="3" w:space="720"/>
-        </w:sectPr>
       </w:pPr>
       <w:r>
         <w:rPr>
@@ -2387,25 +2281,6 @@
         </w:rPr>
         <w:t>R</w:t>
       </w:r>
-    </w:p>
-    <w:p>
-      <w:pPr>
-        <w:widowControl w:val="0"/>
-        <w:pBdr>
-          <w:top w:val="none" w:sz="0" w:space="0" w:color="000000"/>
-          <w:left w:val="none" w:sz="0" w:space="0" w:color="000000"/>
-          <w:bottom w:val="none" w:sz="0" w:space="0" w:color="000000"/>
-          <w:right w:val="none" w:sz="0" w:space="0" w:color="000000"/>
-        </w:pBdr>
-        <w:tabs>
-          <w:tab w:val="right" w:pos="10800"/>
-        </w:tabs>
-        <w:rPr>
-          <w:rFonts w:ascii="Arial" w:eastAsia="Arial" w:hAnsi="Arial" w:cs="Arial"/>
-          <w:sz w:val="22"/>
-          <w:szCs w:val="22"/>
-        </w:rPr>
-      </w:pPr>
     </w:p>
     <w:sectPr>
       <w:type w:val="continuous"/>
@@ -2415,6 +2290,44 @@
     </w:sectPr>
   </w:body>
 </w:document>
+</file>
+
+<file path=word/endnotes.xml><?xml version="1.0" encoding="utf-8"?>
+<w:endnotes xmlns:wpc="http://schemas.microsoft.com/office/word/2010/wordprocessingCanvas" xmlns:cx="http://schemas.microsoft.com/office/drawing/2014/chartex" xmlns:cx1="http://schemas.microsoft.com/office/drawing/2015/9/8/chartex" xmlns:cx2="http://schemas.microsoft.com/office/drawing/2015/10/21/chartex" xmlns:cx3="http://schemas.microsoft.com/office/drawing/2016/5/9/chartex" xmlns:cx4="http://schemas.microsoft.com/office/drawing/2016/5/10/chartex" xmlns:cx5="http://schemas.microsoft.com/office/drawing/2016/5/11/chartex" xmlns:cx6="http://schemas.microsoft.com/office/drawing/2016/5/12/chartex" xmlns:cx7="http://schemas.microsoft.com/office/drawing/2016/5/13/chartex" xmlns:cx8="http://schemas.microsoft.com/office/drawing/2016/5/14/chartex" xmlns:mc="http://schemas.openxmlformats.org/markup-compatibility/2006" xmlns:aink="http://schemas.microsoft.com/office/drawing/2016/ink" xmlns:am3d="http://schemas.microsoft.com/office/drawing/2017/model3d" xmlns:o="urn:schemas-microsoft-com:office:office" xmlns:oel="http://schemas.microsoft.com/office/2019/extlst" xmlns:r="http://schemas.openxmlformats.org/officeDocument/2006/relationships" xmlns:m="http://schemas.openxmlformats.org/officeDocument/2006/math" xmlns:v="urn:schemas-microsoft-com:vml" xmlns:wp14="http://schemas.microsoft.com/office/word/2010/wordprocessingDrawing" xmlns:wp="http://schemas.openxmlformats.org/drawingml/2006/wordprocessingDrawing" xmlns:w10="urn:schemas-microsoft-com:office:word" xmlns:w="http://schemas.openxmlformats.org/wordprocessingml/2006/main" xmlns:w14="http://schemas.microsoft.com/office/word/2010/wordml" xmlns:w15="http://schemas.microsoft.com/office/word/2012/wordml" xmlns:w16cex="http://schemas.microsoft.com/office/word/2018/wordml/cex" xmlns:w16cid="http://schemas.microsoft.com/office/word/2016/wordml/cid" xmlns:w16="http://schemas.microsoft.com/office/word/2018/wordml" xmlns:w16sdtdh="http://schemas.microsoft.com/office/word/2020/wordml/sdtdatahash" xmlns:w16se="http://schemas.microsoft.com/office/word/2015/wordml/symex" xmlns:wpg="http://schemas.microsoft.com/office/word/2010/wordprocessingGroup" xmlns:wpi="http://schemas.microsoft.com/office/word/2010/wordprocessingInk" xmlns:wne="http://schemas.microsoft.com/office/word/2006/wordml" xmlns:wps="http://schemas.microsoft.com/office/word/2010/wordprocessingShape" mc:Ignorable="w14 w15 w16se w16cid w16 w16cex w16sdtdh wp14">
+  <w:endnote w:type="separator" w:id="-1">
+    <w:p>
+      <w:r>
+        <w:separator/>
+      </w:r>
+    </w:p>
+  </w:endnote>
+  <w:endnote w:type="continuationSeparator" w:id="0">
+    <w:p>
+      <w:r>
+        <w:continuationSeparator/>
+      </w:r>
+    </w:p>
+  </w:endnote>
+</w:endnotes>
+</file>
+
+<file path=word/footnotes.xml><?xml version="1.0" encoding="utf-8"?>
+<w:footnotes xmlns:wpc="http://schemas.microsoft.com/office/word/2010/wordprocessingCanvas" xmlns:cx="http://schemas.microsoft.com/office/drawing/2014/chartex" xmlns:cx1="http://schemas.microsoft.com/office/drawing/2015/9/8/chartex" xmlns:cx2="http://schemas.microsoft.com/office/drawing/2015/10/21/chartex" xmlns:cx3="http://schemas.microsoft.com/office/drawing/2016/5/9/chartex" xmlns:cx4="http://schemas.microsoft.com/office/drawing/2016/5/10/chartex" xmlns:cx5="http://schemas.microsoft.com/office/drawing/2016/5/11/chartex" xmlns:cx6="http://schemas.microsoft.com/office/drawing/2016/5/12/chartex" xmlns:cx7="http://schemas.microsoft.com/office/drawing/2016/5/13/chartex" xmlns:cx8="http://schemas.microsoft.com/office/drawing/2016/5/14/chartex" xmlns:mc="http://schemas.openxmlformats.org/markup-compatibility/2006" xmlns:aink="http://schemas.microsoft.com/office/drawing/2016/ink" xmlns:am3d="http://schemas.microsoft.com/office/drawing/2017/model3d" xmlns:o="urn:schemas-microsoft-com:office:office" xmlns:oel="http://schemas.microsoft.com/office/2019/extlst" xmlns:r="http://schemas.openxmlformats.org/officeDocument/2006/relationships" xmlns:m="http://schemas.openxmlformats.org/officeDocument/2006/math" xmlns:v="urn:schemas-microsoft-com:vml" xmlns:wp14="http://schemas.microsoft.com/office/word/2010/wordprocessingDrawing" xmlns:wp="http://schemas.openxmlformats.org/drawingml/2006/wordprocessingDrawing" xmlns:w10="urn:schemas-microsoft-com:office:word" xmlns:w="http://schemas.openxmlformats.org/wordprocessingml/2006/main" xmlns:w14="http://schemas.microsoft.com/office/word/2010/wordml" xmlns:w15="http://schemas.microsoft.com/office/word/2012/wordml" xmlns:w16cex="http://schemas.microsoft.com/office/word/2018/wordml/cex" xmlns:w16cid="http://schemas.microsoft.com/office/word/2016/wordml/cid" xmlns:w16="http://schemas.microsoft.com/office/word/2018/wordml" xmlns:w16sdtdh="http://schemas.microsoft.com/office/word/2020/wordml/sdtdatahash" xmlns:w16se="http://schemas.microsoft.com/office/word/2015/wordml/symex" xmlns:wpg="http://schemas.microsoft.com/office/word/2010/wordprocessingGroup" xmlns:wpi="http://schemas.microsoft.com/office/word/2010/wordprocessingInk" xmlns:wne="http://schemas.microsoft.com/office/word/2006/wordml" xmlns:wps="http://schemas.microsoft.com/office/word/2010/wordprocessingShape" mc:Ignorable="w14 w15 w16se w16cid w16 w16cex w16sdtdh wp14">
+  <w:footnote w:type="separator" w:id="-1">
+    <w:p>
+      <w:r>
+        <w:separator/>
+      </w:r>
+    </w:p>
+  </w:footnote>
+  <w:footnote w:type="continuationSeparator" w:id="0">
+    <w:p>
+      <w:r>
+        <w:continuationSeparator/>
+      </w:r>
+    </w:p>
+  </w:footnote>
+</w:footnotes>
 </file>
 
 <file path=word/numbering.xml><?xml version="1.0" encoding="utf-8"?>
@@ -3411,6 +3324,7 @@
   <w:style w:type="character" w:default="1" w:styleId="DefaultParagraphFont">
     <w:name w:val="Default Paragraph Font"/>
     <w:uiPriority w:val="1"/>
+    <w:semiHidden/>
     <w:unhideWhenUsed/>
   </w:style>
   <w:style w:type="table" w:default="1" w:styleId="TableNormal">
@@ -3534,6 +3448,54 @@
     <w:rPr>
       <w:color w:val="000000" w:themeColor="text1"/>
       <w:u w:val="single"/>
+    </w:rPr>
+  </w:style>
+  <w:style w:type="paragraph" w:styleId="Header">
+    <w:name w:val="header"/>
+    <w:basedOn w:val="Normal"/>
+    <w:link w:val="HeaderChar"/>
+    <w:uiPriority w:val="99"/>
+    <w:unhideWhenUsed/>
+    <w:rsid w:val="00A3003F"/>
+    <w:pPr>
+      <w:tabs>
+        <w:tab w:val="center" w:pos="4680"/>
+        <w:tab w:val="right" w:pos="9360"/>
+      </w:tabs>
+    </w:pPr>
+  </w:style>
+  <w:style w:type="character" w:customStyle="1" w:styleId="HeaderChar">
+    <w:name w:val="Header Char"/>
+    <w:basedOn w:val="DefaultParagraphFont"/>
+    <w:link w:val="Header"/>
+    <w:uiPriority w:val="99"/>
+    <w:rsid w:val="00A3003F"/>
+    <w:rPr>
+      <w:color w:val="000000" w:themeColor="text1"/>
+    </w:rPr>
+  </w:style>
+  <w:style w:type="paragraph" w:styleId="Footer">
+    <w:name w:val="footer"/>
+    <w:basedOn w:val="Normal"/>
+    <w:link w:val="FooterChar"/>
+    <w:uiPriority w:val="99"/>
+    <w:unhideWhenUsed/>
+    <w:rsid w:val="00A3003F"/>
+    <w:pPr>
+      <w:tabs>
+        <w:tab w:val="center" w:pos="4680"/>
+        <w:tab w:val="right" w:pos="9360"/>
+      </w:tabs>
+    </w:pPr>
+  </w:style>
+  <w:style w:type="character" w:customStyle="1" w:styleId="FooterChar">
+    <w:name w:val="Footer Char"/>
+    <w:basedOn w:val="DefaultParagraphFont"/>
+    <w:link w:val="Footer"/>
+    <w:uiPriority w:val="99"/>
+    <w:rsid w:val="00A3003F"/>
+    <w:rPr>
+      <w:color w:val="000000" w:themeColor="text1"/>
     </w:rPr>
   </w:style>
 </w:styles>
